--- a/documents/Pflichtenheft_DA11.docx
+++ b/documents/Pflichtenheft_DA11.docx
@@ -1,6 +1,6 @@
 
 <file path=word/document.xml><?xml version="1.0" encoding="utf-8"?>
-<w:document xmlns:wpc="http://schemas.microsoft.com/office/word/2010/wordprocessingCanvas" xmlns:cx="http://schemas.microsoft.com/office/drawing/2014/chartex" xmlns:cx1="http://schemas.microsoft.com/office/drawing/2015/9/8/chartex" xmlns:cx2="http://schemas.microsoft.com/office/drawing/2015/10/21/chartex" xmlns:cx3="http://schemas.microsoft.com/office/drawing/2016/5/9/chartex" xmlns:cx4="http://schemas.microsoft.com/office/drawing/2016/5/10/chartex" xmlns:cx5="http://schemas.microsoft.com/office/drawing/2016/5/11/chartex" xmlns:cx6="http://schemas.microsoft.com/office/drawing/2016/5/12/chartex" xmlns:cx7="http://schemas.microsoft.com/office/drawing/2016/5/13/chartex" xmlns:cx8="http://schemas.microsoft.com/office/drawing/2016/5/14/chartex" xmlns:mc="http://schemas.openxmlformats.org/markup-compatibility/2006" xmlns:aink="http://schemas.microsoft.com/office/drawing/2016/ink" xmlns:am3d="http://schemas.microsoft.com/office/drawing/2017/model3d" xmlns:o="urn:schemas-microsoft-com:office:office" xmlns:oel="http://schemas.microsoft.com/office/2019/extlst" xmlns:r="http://schemas.openxmlformats.org/officeDocument/2006/relationships" xmlns:m="http://schemas.openxmlformats.org/officeDocument/2006/math" xmlns:v="urn:schemas-microsoft-com:vml" xmlns:wp14="http://schemas.microsoft.com/office/word/2010/wordprocessingDrawing" xmlns:wp="http://schemas.openxmlformats.org/drawingml/2006/wordprocessingDrawing" xmlns:w10="urn:schemas-microsoft-com:office:word" xmlns:w="http://schemas.openxmlformats.org/wordprocessingml/2006/main" xmlns:w14="http://schemas.microsoft.com/office/word/2010/wordml" xmlns:w15="http://schemas.microsoft.com/office/word/2012/wordml" xmlns:w16cex="http://schemas.microsoft.com/office/word/2018/wordml/cex" xmlns:w16cid="http://schemas.microsoft.com/office/word/2016/wordml/cid" xmlns:w16="http://schemas.microsoft.com/office/word/2018/wordml" xmlns:w16du="http://schemas.microsoft.com/office/word/2023/wordml/word16du" xmlns:w16sdtdh="http://schemas.microsoft.com/office/word/2020/wordml/sdtdatahash" xmlns:w16se="http://schemas.microsoft.com/office/word/2015/wordml/symex" xmlns:wpg="http://schemas.microsoft.com/office/word/2010/wordprocessingGroup" xmlns:wpi="http://schemas.microsoft.com/office/word/2010/wordprocessingInk" xmlns:wne="http://schemas.microsoft.com/office/word/2006/wordml" xmlns:wps="http://schemas.microsoft.com/office/word/2010/wordprocessingShape" xmlns:a="http://schemas.openxmlformats.org/drawingml/2006/main" xmlns:pic="http://schemas.openxmlformats.org/drawingml/2006/picture" xmlns:a14="http://schemas.microsoft.com/office/drawing/2010/main" mc:Ignorable="w14 w15 w16se w16cid w16 w16cex w16sdtdh w16du wp14">
+<w:document xmlns:wpc="http://schemas.microsoft.com/office/word/2010/wordprocessingCanvas" xmlns:cx="http://schemas.microsoft.com/office/drawing/2014/chartex" xmlns:cx1="http://schemas.microsoft.com/office/drawing/2015/9/8/chartex" xmlns:cx2="http://schemas.microsoft.com/office/drawing/2015/10/21/chartex" xmlns:cx3="http://schemas.microsoft.com/office/drawing/2016/5/9/chartex" xmlns:cx4="http://schemas.microsoft.com/office/drawing/2016/5/10/chartex" xmlns:cx5="http://schemas.microsoft.com/office/drawing/2016/5/11/chartex" xmlns:cx6="http://schemas.microsoft.com/office/drawing/2016/5/12/chartex" xmlns:cx7="http://schemas.microsoft.com/office/drawing/2016/5/13/chartex" xmlns:cx8="http://schemas.microsoft.com/office/drawing/2016/5/14/chartex" xmlns:mc="http://schemas.openxmlformats.org/markup-compatibility/2006" xmlns:aink="http://schemas.microsoft.com/office/drawing/2016/ink" xmlns:am3d="http://schemas.microsoft.com/office/drawing/2017/model3d" xmlns:o="urn:schemas-microsoft-com:office:office" xmlns:oel="http://schemas.microsoft.com/office/2019/extlst" xmlns:r="http://schemas.openxmlformats.org/officeDocument/2006/relationships" xmlns:m="http://schemas.openxmlformats.org/officeDocument/2006/math" xmlns:v="urn:schemas-microsoft-com:vml" xmlns:wp14="http://schemas.microsoft.com/office/word/2010/wordprocessingDrawing" xmlns:wp="http://schemas.openxmlformats.org/drawingml/2006/wordprocessingDrawing" xmlns:w10="urn:schemas-microsoft-com:office:word" xmlns:w="http://schemas.openxmlformats.org/wordprocessingml/2006/main" xmlns:w14="http://schemas.microsoft.com/office/word/2010/wordml" xmlns:w15="http://schemas.microsoft.com/office/word/2012/wordml" xmlns:w16cex="http://schemas.microsoft.com/office/word/2018/wordml/cex" xmlns:w16cid="http://schemas.microsoft.com/office/word/2016/wordml/cid" xmlns:w16="http://schemas.microsoft.com/office/word/2018/wordml" xmlns:w16du="http://schemas.microsoft.com/office/word/2023/wordml/word16du" xmlns:w16sdtdh="http://schemas.microsoft.com/office/word/2020/wordml/sdtdatahash" xmlns:w16sdtfl="http://schemas.microsoft.com/office/word/2024/wordml/sdtformatlock" xmlns:w16se="http://schemas.microsoft.com/office/word/2015/wordml/symex" xmlns:wpg="http://schemas.microsoft.com/office/word/2010/wordprocessingGroup" xmlns:wpi="http://schemas.microsoft.com/office/word/2010/wordprocessingInk" xmlns:wne="http://schemas.microsoft.com/office/word/2006/wordml" xmlns:wps="http://schemas.microsoft.com/office/word/2010/wordprocessingShape" mc:Ignorable="w14 w15 w16se w16cid w16 w16cex w16sdtdh w16sdtfl w16du wp14">
   <w:body>
     <w:p>
       <w:pPr>
@@ -11,9 +11,9 @@
         <w:sectPr>
           <w:headerReference w:type="default" r:id="rId8"/>
           <w:footerReference w:type="default" r:id="rId9"/>
-          <w:pgSz w:w="11906" w:h="16838" w:orient="portrait"/>
+          <w:pgSz w:w="11906" w:h="16838"/>
           <w:pgMar w:top="568" w:right="1134" w:bottom="1134" w:left="1418" w:header="709" w:footer="709" w:gutter="0"/>
-          <w:cols w:equalWidth="0" w:space="3360" w:num="3">
+          <w:cols w:num="3" w:space="3360" w:equalWidth="0">
             <w:col w:w="1462" w:space="180"/>
             <w:col w:w="6120" w:space="180"/>
             <w:col w:w="1412"/>
@@ -25,15 +25,15 @@
     </w:p>
     <w:tbl>
       <w:tblPr>
-        <w:tblStyle w:val="Tabellenraster"/>
+        <w:tblStyle w:val="TableGrid"/>
         <w:tblW w:w="0" w:type="auto"/>
         <w:tblBorders>
-          <w:top w:val="none" w:color="auto" w:sz="0" w:space="0"/>
-          <w:left w:val="none" w:color="auto" w:sz="0" w:space="0"/>
-          <w:bottom w:val="none" w:color="auto" w:sz="0" w:space="0"/>
-          <w:right w:val="none" w:color="auto" w:sz="0" w:space="0"/>
-          <w:insideH w:val="none" w:color="auto" w:sz="0" w:space="0"/>
-          <w:insideV w:val="none" w:color="auto" w:sz="0" w:space="0"/>
+          <w:top w:val="none" w:sz="0" w:space="0" w:color="auto"/>
+          <w:left w:val="none" w:sz="0" w:space="0" w:color="auto"/>
+          <w:bottom w:val="none" w:sz="0" w:space="0" w:color="auto"/>
+          <w:right w:val="none" w:sz="0" w:space="0" w:color="auto"/>
+          <w:insideH w:val="none" w:sz="0" w:space="0" w:color="auto"/>
+          <w:insideV w:val="none" w:sz="0" w:space="0" w:color="auto"/>
         </w:tblBorders>
         <w:tblLook w:val="04A0" w:firstRow="1" w:lastRow="0" w:firstColumn="1" w:lastColumn="0" w:noHBand="0" w:noVBand="1"/>
       </w:tblPr>
@@ -46,7 +46,6 @@
         <w:tc>
           <w:tcPr>
             <w:tcW w:w="1413" w:type="dxa"/>
-            <w:tcMar/>
           </w:tcPr>
           <w:p>
             <w:pPr>
@@ -116,7 +115,6 @@
         <w:tc>
           <w:tcPr>
             <w:tcW w:w="4816" w:type="dxa"/>
-            <w:tcMar/>
           </w:tcPr>
           <w:p>
             <w:pPr>
@@ -179,7 +177,6 @@
         <w:tc>
           <w:tcPr>
             <w:tcW w:w="3115" w:type="dxa"/>
-            <w:tcMar/>
           </w:tcPr>
           <w:p>
             <w:pPr>
@@ -250,7 +247,7 @@
     <w:p>
       <w:pPr>
         <w:pBdr>
-          <w:top w:val="single" w:color="auto" w:sz="4" w:space="1"/>
+          <w:top w:val="single" w:sz="4" w:space="1" w:color="auto"/>
         </w:pBdr>
         <w:rPr>
           <w:rFonts w:cs="Arial"/>
@@ -267,16 +264,16 @@
           <w:szCs w:val="48"/>
         </w:rPr>
       </w:pPr>
-      <w:bookmarkStart w:name="_Toc272957316" w:id="0"/>
-      <w:bookmarkStart w:name="_Toc273078885" w:id="1"/>
-      <w:bookmarkStart w:name="_Toc273079085" w:id="2"/>
-      <w:bookmarkStart w:name="_Toc273079148" w:id="3"/>
-      <w:bookmarkStart w:name="_Toc273079352" w:id="4"/>
-      <w:bookmarkStart w:name="_Toc273079532" w:id="5"/>
-      <w:bookmarkStart w:name="_Toc273079663" w:id="6"/>
-      <w:bookmarkStart w:name="_Toc273080008" w:id="7"/>
-      <w:bookmarkStart w:name="_Toc273080376" w:id="8"/>
-      <w:bookmarkStart w:name="_Toc273080675" w:id="9"/>
+      <w:bookmarkStart w:id="0" w:name="_Toc272957316"/>
+      <w:bookmarkStart w:id="1" w:name="_Toc273078885"/>
+      <w:bookmarkStart w:id="2" w:name="_Toc273079085"/>
+      <w:bookmarkStart w:id="3" w:name="_Toc273079148"/>
+      <w:bookmarkStart w:id="4" w:name="_Toc273079352"/>
+      <w:bookmarkStart w:id="5" w:name="_Toc273079532"/>
+      <w:bookmarkStart w:id="6" w:name="_Toc273079663"/>
+      <w:bookmarkStart w:id="7" w:name="_Toc273080008"/>
+      <w:bookmarkStart w:id="8" w:name="_Toc273080376"/>
+      <w:bookmarkStart w:id="9" w:name="_Toc273080675"/>
       <w:r>
         <w:rPr>
           <w:rFonts w:cs="Arial"/>
@@ -632,12 +629,6 @@
           <w:lang w:val="sv-SE"/>
         </w:rPr>
         <w:tab/>
-      </w:r>
-      <w:r>
-        <w:rPr>
-          <w:rFonts w:ascii="Arial" w:hAnsi="Arial" w:cs="Arial"/>
-          <w:lang w:val="sv-SE"/>
-        </w:rPr>
         <w:t xml:space="preserve">         </w:t>
       </w:r>
       <w:r>
@@ -865,7 +856,7 @@
         </w:rPr>
         <w:sectPr>
           <w:type w:val="continuous"/>
-          <w:pgSz w:w="11906" w:h="16838" w:orient="portrait"/>
+          <w:pgSz w:w="11906" w:h="16838"/>
           <w:pgMar w:top="1134" w:right="1134" w:bottom="1134" w:left="1418" w:header="709" w:footer="709" w:gutter="0"/>
           <w:cols w:space="708"/>
           <w:docGrid w:linePitch="360"/>
@@ -911,6 +902,7 @@
           <w:rFonts w:asciiTheme="minorHAnsi" w:hAnsiTheme="minorHAnsi"/>
           <w:sz w:val="32"/>
         </w:rPr>
+        <w:lastRenderedPageBreak/>
         <w:t>DIPLOMARBEIT</w:t>
       </w:r>
     </w:p>
@@ -930,11 +922,11 @@
           <w:sz w:val="28"/>
         </w:rPr>
       </w:pPr>
-      <w:bookmarkStart w:name="_Toc298062162" w:id="10"/>
-      <w:bookmarkStart w:name="_Toc298063070" w:id="11"/>
-      <w:bookmarkStart w:name="_Toc303712735" w:id="12"/>
-      <w:bookmarkStart w:name="_Toc331094418" w:id="13"/>
-      <w:bookmarkStart w:name="_Toc331098920" w:id="14"/>
+      <w:bookmarkStart w:id="10" w:name="_Toc298062162"/>
+      <w:bookmarkStart w:id="11" w:name="_Toc298063070"/>
+      <w:bookmarkStart w:id="12" w:name="_Toc303712735"/>
+      <w:bookmarkStart w:id="13" w:name="_Toc331094418"/>
+      <w:bookmarkStart w:id="14" w:name="_Toc331098920"/>
       <w:r>
         <w:rPr>
           <w:b/>
@@ -996,12 +988,12 @@
         <w:tblW w:w="9923" w:type="dxa"/>
         <w:tblInd w:w="70" w:type="dxa"/>
         <w:tblBorders>
-          <w:top w:val="single" w:color="auto" w:sz="12" w:space="0"/>
-          <w:left w:val="single" w:color="auto" w:sz="12" w:space="0"/>
-          <w:bottom w:val="single" w:color="auto" w:sz="12" w:space="0"/>
-          <w:right w:val="single" w:color="auto" w:sz="12" w:space="0"/>
-          <w:insideH w:val="single" w:color="auto" w:sz="6" w:space="0"/>
-          <w:insideV w:val="single" w:color="auto" w:sz="6" w:space="0"/>
+          <w:top w:val="single" w:sz="12" w:space="0" w:color="auto"/>
+          <w:left w:val="single" w:sz="12" w:space="0" w:color="auto"/>
+          <w:bottom w:val="single" w:sz="12" w:space="0" w:color="auto"/>
+          <w:right w:val="single" w:sz="12" w:space="0" w:color="auto"/>
+          <w:insideH w:val="single" w:sz="6" w:space="0" w:color="auto"/>
+          <w:insideV w:val="single" w:sz="6" w:space="0" w:color="auto"/>
         </w:tblBorders>
         <w:tblLayout w:type="fixed"/>
         <w:tblCellMar>
@@ -1023,14 +1015,14 @@
           <w:tcPr>
             <w:tcW w:w="2042" w:type="dxa"/>
             <w:tcBorders>
-              <w:top w:val="single" w:color="auto" w:sz="12" w:space="0"/>
-              <w:bottom w:val="single" w:color="auto" w:sz="6" w:space="0"/>
+              <w:top w:val="single" w:sz="12" w:space="0" w:color="auto"/>
+              <w:bottom w:val="single" w:sz="6" w:space="0" w:color="auto"/>
             </w:tcBorders>
             <w:vAlign w:val="center"/>
           </w:tcPr>
           <w:p>
             <w:pPr>
-              <w:pStyle w:val="Kopfzeile"/>
+              <w:pStyle w:val="Header"/>
               <w:ind w:left="214" w:right="-261"/>
               <w:jc w:val="both"/>
               <w:rPr>
@@ -1052,8 +1044,8 @@
             <w:tcW w:w="7881" w:type="dxa"/>
             <w:gridSpan w:val="2"/>
             <w:tcBorders>
-              <w:top w:val="single" w:color="auto" w:sz="12" w:space="0"/>
-              <w:bottom w:val="single" w:color="auto" w:sz="6" w:space="0"/>
+              <w:top w:val="single" w:sz="12" w:space="0" w:color="auto"/>
+              <w:bottom w:val="single" w:sz="6" w:space="0" w:color="auto"/>
             </w:tcBorders>
             <w:vAlign w:val="center"/>
           </w:tcPr>
@@ -1063,21 +1055,21 @@
             </w:pPr>
             <w:r>
               <w:rPr>
-                <w:rFonts w:ascii="Calibri" w:hAnsi="Calibri" w:eastAsia="Calibri" w:cs="Calibri"/>
+                <w:rFonts w:ascii="Calibri" w:eastAsia="Calibri" w:hAnsi="Calibri" w:cs="Calibri"/>
                 <w:lang w:val="de-DE"/>
               </w:rPr>
               <w:t>Entwicklung eines KI-Modells zur Detektion und Klassifikation pigmentierte</w:t>
             </w:r>
             <w:r>
               <w:rPr>
-                <w:rFonts w:ascii="Calibri" w:hAnsi="Calibri" w:eastAsia="Calibri" w:cs="Calibri"/>
+                <w:rFonts w:ascii="Calibri" w:eastAsia="Calibri" w:hAnsi="Calibri" w:cs="Calibri"/>
                 <w:lang w:val="de-DE"/>
               </w:rPr>
               <w:t>r</w:t>
             </w:r>
             <w:r>
               <w:rPr>
-                <w:rFonts w:ascii="Calibri" w:hAnsi="Calibri" w:eastAsia="Calibri" w:cs="Calibri"/>
+                <w:rFonts w:ascii="Calibri" w:eastAsia="Calibri" w:hAnsi="Calibri" w:cs="Calibri"/>
                 <w:lang w:val="de-DE"/>
               </w:rPr>
               <w:t xml:space="preserve"> Hautläsionen und dessen Integration in eine Mobile App</w:t>
@@ -1093,13 +1085,13 @@
           <w:tcPr>
             <w:tcW w:w="2042" w:type="dxa"/>
             <w:tcBorders>
-              <w:top w:val="single" w:color="auto" w:sz="6" w:space="0"/>
-              <w:bottom w:val="double" w:color="auto" w:sz="6" w:space="0"/>
+              <w:top w:val="single" w:sz="6" w:space="0" w:color="auto"/>
+              <w:bottom w:val="double" w:sz="6" w:space="0" w:color="auto"/>
             </w:tcBorders>
           </w:tcPr>
           <w:p>
             <w:pPr>
-              <w:pStyle w:val="Kopfzeile"/>
+              <w:pStyle w:val="Header"/>
               <w:ind w:left="214" w:right="-261"/>
               <w:jc w:val="both"/>
               <w:rPr>
@@ -1117,7 +1109,7 @@
           </w:p>
           <w:p>
             <w:pPr>
-              <w:pStyle w:val="Kopfzeile"/>
+              <w:pStyle w:val="Header"/>
               <w:ind w:left="214" w:right="-261"/>
               <w:jc w:val="both"/>
             </w:pPr>
@@ -1135,8 +1127,8 @@
             <w:tcW w:w="7881" w:type="dxa"/>
             <w:gridSpan w:val="2"/>
             <w:tcBorders>
-              <w:top w:val="single" w:color="auto" w:sz="6" w:space="0"/>
-              <w:bottom w:val="double" w:color="auto" w:sz="6" w:space="0"/>
+              <w:top w:val="single" w:sz="6" w:space="0" w:color="auto"/>
+              <w:bottom w:val="double" w:sz="6" w:space="0" w:color="auto"/>
             </w:tcBorders>
             <w:vAlign w:val="center"/>
           </w:tcPr>
@@ -1144,18 +1136,18 @@
             <w:pPr>
               <w:jc w:val="both"/>
               <w:rPr>
-                <w:rFonts w:ascii="Calibri" w:hAnsi="Calibri" w:eastAsia="Calibri" w:cs="Calibri"/>
+                <w:rFonts w:ascii="Calibri" w:eastAsia="Calibri" w:hAnsi="Calibri" w:cs="Calibri"/>
               </w:rPr>
             </w:pPr>
             <w:r>
               <w:rPr>
-                <w:rFonts w:ascii="Calibri" w:hAnsi="Calibri" w:eastAsia="Calibri" w:cs="Calibri"/>
+                <w:rFonts w:ascii="Calibri" w:eastAsia="Calibri" w:hAnsi="Calibri" w:cs="Calibri"/>
               </w:rPr>
               <w:t xml:space="preserve">Im Rahmen des Projekts soll ein KI-Modell zur </w:t>
             </w:r>
             <w:r>
               <w:rPr>
-                <w:rFonts w:ascii="Calibri" w:hAnsi="Calibri" w:eastAsia="Calibri" w:cs="Calibri"/>
+                <w:rFonts w:ascii="Calibri" w:eastAsia="Calibri" w:hAnsi="Calibri" w:cs="Calibri"/>
                 <w:b/>
                 <w:bCs/>
               </w:rPr>
@@ -1163,25 +1155,25 @@
             </w:r>
             <w:r>
               <w:rPr>
-                <w:rFonts w:ascii="Calibri" w:hAnsi="Calibri" w:eastAsia="Calibri" w:cs="Calibri"/>
+                <w:rFonts w:ascii="Calibri" w:eastAsia="Calibri" w:hAnsi="Calibri" w:cs="Calibri"/>
               </w:rPr>
               <w:t xml:space="preserve">entwickelt werden, </w:t>
             </w:r>
             <w:r>
               <w:rPr>
-                <w:rFonts w:ascii="Calibri" w:hAnsi="Calibri" w:eastAsia="Calibri" w:cs="Calibri"/>
+                <w:rFonts w:ascii="Calibri" w:eastAsia="Calibri" w:hAnsi="Calibri" w:cs="Calibri"/>
               </w:rPr>
               <w:t xml:space="preserve">unteranderem </w:t>
             </w:r>
             <w:r>
               <w:rPr>
-                <w:rFonts w:ascii="Calibri" w:hAnsi="Calibri" w:eastAsia="Calibri" w:cs="Calibri"/>
+                <w:rFonts w:ascii="Calibri" w:eastAsia="Calibri" w:hAnsi="Calibri" w:cs="Calibri"/>
               </w:rPr>
               <w:t xml:space="preserve">basierend auf dem HAM10000-Datensatz. Das Projekt umfasst die </w:t>
             </w:r>
             <w:r>
               <w:rPr>
-                <w:rFonts w:ascii="Calibri" w:hAnsi="Calibri" w:eastAsia="Calibri" w:cs="Calibri"/>
+                <w:rFonts w:ascii="Calibri" w:eastAsia="Calibri" w:hAnsi="Calibri" w:cs="Calibri"/>
                 <w:b/>
                 <w:bCs/>
               </w:rPr>
@@ -1190,7 +1182,7 @@
             <w:proofErr w:type="spellStart"/>
             <w:r>
               <w:rPr>
-                <w:rFonts w:ascii="Calibri" w:hAnsi="Calibri" w:eastAsia="Calibri" w:cs="Calibri"/>
+                <w:rFonts w:ascii="Calibri" w:eastAsia="Calibri" w:hAnsi="Calibri" w:cs="Calibri"/>
                 <w:b/>
                 <w:bCs/>
               </w:rPr>
@@ -1199,7 +1191,7 @@
             <w:proofErr w:type="spellEnd"/>
             <w:r>
               <w:rPr>
-                <w:rFonts w:ascii="Calibri" w:hAnsi="Calibri" w:eastAsia="Calibri" w:cs="Calibri"/>
+                <w:rFonts w:ascii="Calibri" w:eastAsia="Calibri" w:hAnsi="Calibri" w:cs="Calibri"/>
                 <w:b/>
                 <w:bCs/>
               </w:rPr>
@@ -1208,7 +1200,7 @@
             <w:proofErr w:type="spellStart"/>
             <w:r>
               <w:rPr>
-                <w:rFonts w:ascii="Calibri" w:hAnsi="Calibri" w:eastAsia="Calibri" w:cs="Calibri"/>
+                <w:rFonts w:ascii="Calibri" w:eastAsia="Calibri" w:hAnsi="Calibri" w:cs="Calibri"/>
                 <w:b/>
                 <w:bCs/>
               </w:rPr>
@@ -1217,13 +1209,13 @@
             <w:proofErr w:type="spellEnd"/>
             <w:r>
               <w:rPr>
-                <w:rFonts w:ascii="Calibri" w:hAnsi="Calibri" w:eastAsia="Calibri" w:cs="Calibri"/>
+                <w:rFonts w:ascii="Calibri" w:eastAsia="Calibri" w:hAnsi="Calibri" w:cs="Calibri"/>
               </w:rPr>
               <w:t xml:space="preserve">, von der </w:t>
             </w:r>
             <w:r>
               <w:rPr>
-                <w:rFonts w:ascii="Calibri" w:hAnsi="Calibri" w:eastAsia="Calibri" w:cs="Calibri"/>
+                <w:rFonts w:ascii="Calibri" w:eastAsia="Calibri" w:hAnsi="Calibri" w:cs="Calibri"/>
                 <w:b/>
                 <w:bCs/>
               </w:rPr>
@@ -1231,13 +1223,13 @@
             </w:r>
             <w:r>
               <w:rPr>
-                <w:rFonts w:ascii="Calibri" w:hAnsi="Calibri" w:eastAsia="Calibri" w:cs="Calibri"/>
+                <w:rFonts w:ascii="Calibri" w:eastAsia="Calibri" w:hAnsi="Calibri" w:cs="Calibri"/>
               </w:rPr>
               <w:t xml:space="preserve">über die </w:t>
             </w:r>
             <w:r>
               <w:rPr>
-                <w:rFonts w:ascii="Calibri" w:hAnsi="Calibri" w:eastAsia="Calibri" w:cs="Calibri"/>
+                <w:rFonts w:ascii="Calibri" w:eastAsia="Calibri" w:hAnsi="Calibri" w:cs="Calibri"/>
                 <w:b/>
                 <w:bCs/>
               </w:rPr>
@@ -1245,13 +1237,13 @@
             </w:r>
             <w:r>
               <w:rPr>
-                <w:rFonts w:ascii="Calibri" w:hAnsi="Calibri" w:eastAsia="Calibri" w:cs="Calibri"/>
+                <w:rFonts w:ascii="Calibri" w:eastAsia="Calibri" w:hAnsi="Calibri" w:cs="Calibri"/>
               </w:rPr>
               <w:t xml:space="preserve">bis hin zur </w:t>
             </w:r>
             <w:r>
               <w:rPr>
-                <w:rFonts w:ascii="Calibri" w:hAnsi="Calibri" w:eastAsia="Calibri" w:cs="Calibri"/>
+                <w:rFonts w:ascii="Calibri" w:eastAsia="Calibri" w:hAnsi="Calibri" w:cs="Calibri"/>
                 <w:b/>
                 <w:bCs/>
               </w:rPr>
@@ -1259,13 +1251,13 @@
             </w:r>
             <w:r>
               <w:rPr>
-                <w:rFonts w:ascii="Calibri" w:hAnsi="Calibri" w:eastAsia="Calibri" w:cs="Calibri"/>
+                <w:rFonts w:ascii="Calibri" w:eastAsia="Calibri" w:hAnsi="Calibri" w:cs="Calibri"/>
               </w:rPr>
               <w:t>und I</w:t>
             </w:r>
             <w:r>
               <w:rPr>
-                <w:rFonts w:ascii="Calibri" w:hAnsi="Calibri" w:eastAsia="Calibri" w:cs="Calibri"/>
+                <w:rFonts w:ascii="Calibri" w:eastAsia="Calibri" w:hAnsi="Calibri" w:cs="Calibri"/>
                 <w:b/>
                 <w:bCs/>
               </w:rPr>
@@ -1273,13 +1265,13 @@
             </w:r>
             <w:r>
               <w:rPr>
-                <w:rFonts w:ascii="Calibri" w:hAnsi="Calibri" w:eastAsia="Calibri" w:cs="Calibri"/>
+                <w:rFonts w:ascii="Calibri" w:eastAsia="Calibri" w:hAnsi="Calibri" w:cs="Calibri"/>
               </w:rPr>
               <w:t xml:space="preserve">in eine mobile Anwendung. Zudem wird das Modell als </w:t>
             </w:r>
             <w:r>
               <w:rPr>
-                <w:rFonts w:ascii="Calibri" w:hAnsi="Calibri" w:eastAsia="Calibri" w:cs="Calibri"/>
+                <w:rFonts w:ascii="Calibri" w:eastAsia="Calibri" w:hAnsi="Calibri" w:cs="Calibri"/>
                 <w:b/>
                 <w:bCs/>
               </w:rPr>
@@ -1288,7 +1280,7 @@
             <w:proofErr w:type="spellStart"/>
             <w:r>
               <w:rPr>
-                <w:rFonts w:ascii="Calibri" w:hAnsi="Calibri" w:eastAsia="Calibri" w:cs="Calibri"/>
+                <w:rFonts w:ascii="Calibri" w:eastAsia="Calibri" w:hAnsi="Calibri" w:cs="Calibri"/>
                 <w:b/>
                 <w:bCs/>
               </w:rPr>
@@ -1297,7 +1289,7 @@
             <w:proofErr w:type="spellEnd"/>
             <w:r>
               <w:rPr>
-                <w:rFonts w:ascii="Calibri" w:hAnsi="Calibri" w:eastAsia="Calibri" w:cs="Calibri"/>
+                <w:rFonts w:ascii="Calibri" w:eastAsia="Calibri" w:hAnsi="Calibri" w:cs="Calibri"/>
                 <w:b/>
                 <w:bCs/>
               </w:rPr>
@@ -1305,13 +1297,13 @@
             </w:r>
             <w:r>
               <w:rPr>
-                <w:rFonts w:ascii="Calibri" w:hAnsi="Calibri" w:eastAsia="Calibri" w:cs="Calibri"/>
+                <w:rFonts w:ascii="Calibri" w:eastAsia="Calibri" w:hAnsi="Calibri" w:cs="Calibri"/>
               </w:rPr>
               <w:t>,</w:t>
             </w:r>
             <w:r>
               <w:rPr>
-                <w:rFonts w:ascii="Calibri" w:hAnsi="Calibri" w:eastAsia="Calibri" w:cs="Calibri"/>
+                <w:rFonts w:ascii="Calibri" w:eastAsia="Calibri" w:hAnsi="Calibri" w:cs="Calibri"/>
                 <w:b/>
                 <w:bCs/>
               </w:rPr>
@@ -1319,19 +1311,19 @@
             </w:r>
             <w:r>
               <w:rPr>
-                <w:rFonts w:ascii="Calibri" w:hAnsi="Calibri" w:eastAsia="Calibri" w:cs="Calibri"/>
+                <w:rFonts w:ascii="Calibri" w:eastAsia="Calibri" w:hAnsi="Calibri" w:cs="Calibri"/>
               </w:rPr>
               <w:t xml:space="preserve">ein Frontend </w:t>
             </w:r>
             <w:r>
               <w:rPr>
-                <w:rFonts w:ascii="Calibri" w:hAnsi="Calibri" w:eastAsia="Calibri" w:cs="Calibri"/>
+                <w:rFonts w:ascii="Calibri" w:eastAsia="Calibri" w:hAnsi="Calibri" w:cs="Calibri"/>
               </w:rPr>
               <w:t xml:space="preserve">auf einem </w:t>
             </w:r>
             <w:r>
               <w:rPr>
-                <w:rFonts w:ascii="Calibri" w:hAnsi="Calibri" w:eastAsia="Calibri" w:cs="Calibri"/>
+                <w:rFonts w:ascii="Calibri" w:eastAsia="Calibri" w:hAnsi="Calibri" w:cs="Calibri"/>
                 <w:b/>
                 <w:bCs/>
               </w:rPr>
@@ -1339,7 +1331,7 @@
             </w:r>
             <w:r>
               <w:rPr>
-                <w:rFonts w:ascii="Calibri" w:hAnsi="Calibri" w:eastAsia="Calibri" w:cs="Calibri"/>
+                <w:rFonts w:ascii="Calibri" w:eastAsia="Calibri" w:hAnsi="Calibri" w:cs="Calibri"/>
                 <w:b/>
                 <w:bCs/>
               </w:rPr>
@@ -1347,27 +1339,27 @@
             </w:r>
             <w:r>
               <w:rPr>
-                <w:rFonts w:ascii="Calibri" w:hAnsi="Calibri" w:eastAsia="Calibri" w:cs="Calibri"/>
+                <w:rFonts w:ascii="Calibri" w:eastAsia="Calibri" w:hAnsi="Calibri" w:cs="Calibri"/>
               </w:rPr>
               <w:t xml:space="preserve">und eine Desktop-Anwendung mit Visualisierung durch </w:t>
             </w:r>
             <w:proofErr w:type="spellStart"/>
             <w:r>
               <w:rPr>
-                <w:rFonts w:ascii="Calibri" w:hAnsi="Calibri" w:eastAsia="Calibri" w:cs="Calibri"/>
+                <w:rFonts w:ascii="Calibri" w:eastAsia="Calibri" w:hAnsi="Calibri" w:cs="Calibri"/>
               </w:rPr>
               <w:t>Pyhton</w:t>
             </w:r>
             <w:proofErr w:type="spellEnd"/>
             <w:r>
               <w:rPr>
-                <w:rFonts w:ascii="Calibri" w:hAnsi="Calibri" w:eastAsia="Calibri" w:cs="Calibri"/>
+                <w:rFonts w:ascii="Calibri" w:eastAsia="Calibri" w:hAnsi="Calibri" w:cs="Calibri"/>
               </w:rPr>
               <w:t>-Bibliotheken</w:t>
             </w:r>
             <w:r>
               <w:rPr>
-                <w:rFonts w:ascii="Calibri" w:hAnsi="Calibri" w:eastAsia="Calibri" w:cs="Calibri"/>
+                <w:rFonts w:ascii="Calibri" w:eastAsia="Calibri" w:hAnsi="Calibri" w:cs="Calibri"/>
                 <w:b/>
                 <w:bCs/>
               </w:rPr>
@@ -1375,7 +1367,7 @@
             </w:r>
             <w:r>
               <w:rPr>
-                <w:rFonts w:ascii="Calibri" w:hAnsi="Calibri" w:eastAsia="Calibri" w:cs="Calibri"/>
+                <w:rFonts w:ascii="Calibri" w:eastAsia="Calibri" w:hAnsi="Calibri" w:cs="Calibri"/>
               </w:rPr>
               <w:t>bereitgestellt. Ziel ist es, eine mobile App zu entwickeln, die Hautläsionen anhand von Bildern erkennt und klassifiziert.</w:t>
             </w:r>
@@ -1392,13 +1384,13 @@
             <w:tcW w:w="4961" w:type="dxa"/>
             <w:gridSpan w:val="2"/>
             <w:tcBorders>
-              <w:top w:val="double" w:color="auto" w:sz="6" w:space="0"/>
+              <w:top w:val="double" w:sz="6" w:space="0" w:color="auto"/>
             </w:tcBorders>
             <w:vAlign w:val="center"/>
           </w:tcPr>
           <w:p>
             <w:pPr>
-              <w:pStyle w:val="Kopfzeile"/>
+              <w:pStyle w:val="Header"/>
               <w:ind w:left="284" w:right="-261"/>
               <w:jc w:val="center"/>
               <w:rPr>
@@ -1419,13 +1411,13 @@
           <w:tcPr>
             <w:tcW w:w="4962" w:type="dxa"/>
             <w:tcBorders>
-              <w:top w:val="double" w:color="auto" w:sz="6" w:space="0"/>
+              <w:top w:val="double" w:sz="6" w:space="0" w:color="auto"/>
             </w:tcBorders>
             <w:vAlign w:val="center"/>
           </w:tcPr>
           <w:p>
             <w:pPr>
-              <w:pStyle w:val="Kopfzeile"/>
+              <w:pStyle w:val="Header"/>
               <w:ind w:left="284" w:right="-261"/>
               <w:jc w:val="center"/>
               <w:rPr>
@@ -1456,7 +1448,7 @@
           </w:tcPr>
           <w:p>
             <w:pPr>
-              <w:pStyle w:val="Kopfzeile"/>
+              <w:pStyle w:val="Header"/>
               <w:ind w:left="214" w:right="-261"/>
               <w:jc w:val="both"/>
             </w:pPr>
@@ -1476,7 +1468,7 @@
           </w:tcPr>
           <w:p>
             <w:pPr>
-              <w:pStyle w:val="Kopfzeile"/>
+              <w:pStyle w:val="Header"/>
               <w:ind w:left="214" w:right="-261"/>
               <w:jc w:val="both"/>
             </w:pPr>
@@ -1514,13 +1506,13 @@
             <w:tcW w:w="4961" w:type="dxa"/>
             <w:gridSpan w:val="2"/>
             <w:tcBorders>
-              <w:bottom w:val="single" w:color="auto" w:sz="6" w:space="0"/>
+              <w:bottom w:val="single" w:sz="6" w:space="0" w:color="auto"/>
             </w:tcBorders>
             <w:vAlign w:val="center"/>
           </w:tcPr>
           <w:p>
             <w:pPr>
-              <w:pStyle w:val="Kopfzeile"/>
+              <w:pStyle w:val="Header"/>
               <w:ind w:left="214" w:right="-261"/>
               <w:jc w:val="both"/>
             </w:pPr>
@@ -1537,13 +1529,13 @@
           <w:tcPr>
             <w:tcW w:w="4962" w:type="dxa"/>
             <w:tcBorders>
-              <w:bottom w:val="single" w:color="auto" w:sz="6" w:space="0"/>
+              <w:bottom w:val="single" w:sz="6" w:space="0" w:color="auto"/>
             </w:tcBorders>
             <w:vAlign w:val="center"/>
           </w:tcPr>
           <w:p>
             <w:pPr>
-              <w:pStyle w:val="Kopfzeile"/>
+              <w:pStyle w:val="Header"/>
               <w:ind w:left="214" w:right="-261"/>
               <w:jc w:val="both"/>
               <w:rPr>
@@ -1571,13 +1563,13 @@
             <w:tcW w:w="4961" w:type="dxa"/>
             <w:gridSpan w:val="2"/>
             <w:tcBorders>
-              <w:bottom w:val="single" w:color="auto" w:sz="6" w:space="0"/>
+              <w:bottom w:val="single" w:sz="6" w:space="0" w:color="auto"/>
             </w:tcBorders>
             <w:vAlign w:val="center"/>
           </w:tcPr>
           <w:p>
             <w:pPr>
-              <w:pStyle w:val="Kopfzeile"/>
+              <w:pStyle w:val="Header"/>
               <w:ind w:left="214" w:right="-261"/>
               <w:jc w:val="both"/>
               <w:rPr>
@@ -1605,13 +1597,13 @@
           <w:tcPr>
             <w:tcW w:w="4962" w:type="dxa"/>
             <w:tcBorders>
-              <w:bottom w:val="single" w:color="auto" w:sz="6" w:space="0"/>
+              <w:bottom w:val="single" w:sz="6" w:space="0" w:color="auto"/>
             </w:tcBorders>
             <w:vAlign w:val="center"/>
           </w:tcPr>
           <w:p>
             <w:pPr>
-              <w:pStyle w:val="Kopfzeile"/>
+              <w:pStyle w:val="Header"/>
               <w:ind w:right="-261"/>
               <w:jc w:val="both"/>
               <w:rPr>
@@ -1632,13 +1624,13 @@
             <w:tcW w:w="9923" w:type="dxa"/>
             <w:gridSpan w:val="3"/>
             <w:tcBorders>
-              <w:top w:val="double" w:color="auto" w:sz="6" w:space="0"/>
+              <w:top w:val="double" w:sz="6" w:space="0" w:color="auto"/>
             </w:tcBorders>
             <w:vAlign w:val="center"/>
           </w:tcPr>
           <w:p>
             <w:pPr>
-              <w:pStyle w:val="Kopfzeile"/>
+              <w:pStyle w:val="Header"/>
               <w:ind w:left="284" w:right="-261"/>
               <w:jc w:val="both"/>
               <w:rPr>
@@ -1669,7 +1661,7 @@
           </w:tcPr>
           <w:p>
             <w:pPr>
-              <w:pStyle w:val="Kopfzeile"/>
+              <w:pStyle w:val="Header"/>
               <w:ind w:left="214" w:right="-261"/>
               <w:jc w:val="both"/>
             </w:pPr>
@@ -1689,13 +1681,13 @@
             <w:tcW w:w="9923" w:type="dxa"/>
             <w:gridSpan w:val="3"/>
             <w:tcBorders>
-              <w:bottom w:val="single" w:color="auto" w:sz="6" w:space="0"/>
+              <w:bottom w:val="single" w:sz="6" w:space="0" w:color="auto"/>
             </w:tcBorders>
             <w:vAlign w:val="center"/>
           </w:tcPr>
           <w:p>
             <w:pPr>
-              <w:pStyle w:val="Kopfzeile"/>
+              <w:pStyle w:val="Header"/>
               <w:ind w:left="214" w:right="-261"/>
               <w:jc w:val="both"/>
             </w:pPr>
@@ -1718,14 +1710,14 @@
             <w:tcW w:w="9923" w:type="dxa"/>
             <w:gridSpan w:val="3"/>
             <w:tcBorders>
-              <w:top w:val="single" w:color="auto" w:sz="6" w:space="0"/>
-              <w:bottom w:val="double" w:color="auto" w:sz="6" w:space="0"/>
+              <w:top w:val="single" w:sz="6" w:space="0" w:color="auto"/>
+              <w:bottom w:val="double" w:sz="6" w:space="0" w:color="auto"/>
             </w:tcBorders>
             <w:vAlign w:val="center"/>
           </w:tcPr>
           <w:p>
             <w:pPr>
-              <w:pStyle w:val="Kopfzeile"/>
+              <w:pStyle w:val="Header"/>
               <w:tabs>
                 <w:tab w:val="clear" w:pos="4536"/>
                 <w:tab w:val="center" w:pos="-1771"/>
@@ -1753,14 +1745,14 @@
             <w:tcW w:w="9923" w:type="dxa"/>
             <w:gridSpan w:val="3"/>
             <w:tcBorders>
-              <w:top w:val="double" w:color="auto" w:sz="6" w:space="0"/>
-              <w:bottom w:val="single" w:color="auto" w:sz="6" w:space="0"/>
+              <w:top w:val="double" w:sz="6" w:space="0" w:color="auto"/>
+              <w:bottom w:val="single" w:sz="6" w:space="0" w:color="auto"/>
             </w:tcBorders>
             <w:vAlign w:val="center"/>
           </w:tcPr>
           <w:p>
             <w:pPr>
-              <w:pStyle w:val="Kopfzeile"/>
+              <w:pStyle w:val="Header"/>
               <w:tabs>
                 <w:tab w:val="clear" w:pos="4536"/>
                 <w:tab w:val="center" w:pos="-1771"/>
@@ -1793,14 +1785,14 @@
             <w:tcW w:w="9923" w:type="dxa"/>
             <w:gridSpan w:val="3"/>
             <w:tcBorders>
-              <w:top w:val="single" w:color="auto" w:sz="6" w:space="0"/>
-              <w:bottom w:val="double" w:color="auto" w:sz="6" w:space="0"/>
+              <w:top w:val="single" w:sz="6" w:space="0" w:color="auto"/>
+              <w:bottom w:val="double" w:sz="6" w:space="0" w:color="auto"/>
             </w:tcBorders>
             <w:vAlign w:val="center"/>
           </w:tcPr>
           <w:p>
             <w:pPr>
-              <w:pStyle w:val="Kopfzeile"/>
+              <w:pStyle w:val="Header"/>
               <w:tabs>
                 <w:tab w:val="clear" w:pos="4536"/>
                 <w:tab w:val="left" w:pos="5600"/>
@@ -1824,16 +1816,16 @@
             <w:tcW w:w="9923" w:type="dxa"/>
             <w:gridSpan w:val="3"/>
             <w:tcBorders>
-              <w:top w:val="single" w:color="auto" w:sz="6" w:space="0"/>
-              <w:left w:val="single" w:color="auto" w:sz="12" w:space="0"/>
-              <w:bottom w:val="double" w:color="auto" w:sz="6" w:space="0"/>
-              <w:right w:val="single" w:color="auto" w:sz="12" w:space="0"/>
+              <w:top w:val="single" w:sz="6" w:space="0" w:color="auto"/>
+              <w:left w:val="single" w:sz="12" w:space="0" w:color="auto"/>
+              <w:bottom w:val="double" w:sz="6" w:space="0" w:color="auto"/>
+              <w:right w:val="single" w:sz="12" w:space="0" w:color="auto"/>
             </w:tcBorders>
             <w:vAlign w:val="center"/>
           </w:tcPr>
           <w:p>
             <w:pPr>
-              <w:pStyle w:val="Kopfzeile"/>
+              <w:pStyle w:val="Header"/>
               <w:tabs>
                 <w:tab w:val="clear" w:pos="4536"/>
                 <w:tab w:val="left" w:pos="5600"/>
@@ -1855,7 +1847,7 @@
           </w:p>
           <w:p>
             <w:pPr>
-              <w:pStyle w:val="Kopfzeile"/>
+              <w:pStyle w:val="Header"/>
               <w:tabs>
                 <w:tab w:val="clear" w:pos="4536"/>
                 <w:tab w:val="left" w:pos="5600"/>
@@ -1941,7 +1933,7 @@
     </w:tbl>
     <w:p>
       <w:pPr>
-        <w:pStyle w:val="Kopfzeile"/>
+        <w:pStyle w:val="Header"/>
         <w:ind w:right="-261"/>
         <w:jc w:val="center"/>
         <w:rPr>
@@ -1967,12 +1959,13 @@
           <w:bCs/>
           <w:sz w:val="32"/>
         </w:rPr>
+        <w:lastRenderedPageBreak/>
         <w:t>Erklärung</w:t>
       </w:r>
     </w:p>
     <w:p>
       <w:pPr>
-        <w:pStyle w:val="Kopfzeile"/>
+        <w:pStyle w:val="Header"/>
         <w:spacing w:before="240"/>
         <w:jc w:val="both"/>
         <w:rPr>
@@ -2029,10 +2022,10 @@
       </w:r>
       <w:smartTag w:uri="urn:schemas-microsoft-com:office:smarttags" w:element="date">
         <w:smartTagPr>
+          <w:attr w:name="Year" w:val="2000"/>
+          <w:attr w:name="Day" w:val="24"/>
+          <w:attr w:name="Month" w:val="2"/>
           <w:attr w:name="ls" w:val="trans"/>
-          <w:attr w:name="Month" w:val="2"/>
-          <w:attr w:name="Day" w:val="24"/>
-          <w:attr w:name="Year" w:val="2000"/>
         </w:smartTagPr>
         <w:r>
           <w:rPr>
@@ -2062,7 +2055,7 @@
     </w:p>
     <w:p>
       <w:pPr>
-        <w:pStyle w:val="Untertitel"/>
+        <w:pStyle w:val="Subtitle"/>
         <w:ind w:firstLine="0"/>
         <w:jc w:val="both"/>
         <w:rPr>
@@ -2106,7 +2099,7 @@
     </w:p>
     <w:p>
       <w:pPr>
-        <w:pStyle w:val="Untertitel"/>
+        <w:pStyle w:val="Subtitle"/>
         <w:tabs>
           <w:tab w:val="left" w:pos="7836"/>
         </w:tabs>
@@ -2157,13 +2150,11 @@
     </w:p>
     <w:p>
       <w:pPr>
-        <w:pStyle w:val="Untertitel"/>
+        <w:pStyle w:val="Subtitle"/>
         <w:spacing w:after="120"/>
-        <w:jc w:val="center"/>
         <w:rPr>
           <w:rFonts w:cs="Arial"/>
           <w:b w:val="0"/>
-          <w:bCs w:val="0"/>
           <w:sz w:val="24"/>
           <w:szCs w:val="24"/>
           <w:highlight w:val="yellow"/>
@@ -2173,7 +2164,6 @@
         <w:rPr>
           <w:rFonts w:cs="Arial"/>
           <w:b w:val="0"/>
-          <w:bCs w:val="0"/>
           <w:sz w:val="24"/>
           <w:szCs w:val="24"/>
           <w:highlight w:val="yellow"/>
@@ -2183,7 +2173,7 @@
     </w:p>
     <w:p>
       <w:pPr>
-        <w:pStyle w:val="Untertitel"/>
+        <w:pStyle w:val="Subtitle"/>
         <w:ind w:firstLine="0"/>
         <w:jc w:val="both"/>
         <w:rPr>
@@ -2207,7 +2197,7 @@
     </w:p>
     <w:p>
       <w:pPr>
-        <w:pStyle w:val="Untertitel"/>
+        <w:pStyle w:val="Subtitle"/>
         <w:ind w:firstLine="0"/>
         <w:jc w:val="both"/>
         <w:rPr>
@@ -2251,7 +2241,7 @@
     </w:p>
     <w:p>
       <w:pPr>
-        <w:pStyle w:val="Untertitel"/>
+        <w:pStyle w:val="Subtitle"/>
         <w:ind w:firstLine="0"/>
         <w:jc w:val="left"/>
         <w:rPr>
@@ -2268,12 +2258,12 @@
         <w:tblW w:w="9923" w:type="dxa"/>
         <w:tblInd w:w="70" w:type="dxa"/>
         <w:tblBorders>
-          <w:top w:val="single" w:color="auto" w:sz="12" w:space="0"/>
-          <w:left w:val="single" w:color="auto" w:sz="12" w:space="0"/>
-          <w:bottom w:val="single" w:color="auto" w:sz="12" w:space="0"/>
-          <w:right w:val="single" w:color="auto" w:sz="12" w:space="0"/>
-          <w:insideH w:val="single" w:color="auto" w:sz="6" w:space="0"/>
-          <w:insideV w:val="single" w:color="auto" w:sz="6" w:space="0"/>
+          <w:top w:val="single" w:sz="12" w:space="0" w:color="auto"/>
+          <w:left w:val="single" w:sz="12" w:space="0" w:color="auto"/>
+          <w:bottom w:val="single" w:sz="12" w:space="0" w:color="auto"/>
+          <w:right w:val="single" w:sz="12" w:space="0" w:color="auto"/>
+          <w:insideH w:val="single" w:sz="6" w:space="0" w:color="auto"/>
+          <w:insideV w:val="single" w:sz="6" w:space="0" w:color="auto"/>
         </w:tblBorders>
         <w:tblLayout w:type="fixed"/>
         <w:tblCellMar>
@@ -2295,14 +2285,14 @@
           <w:tcPr>
             <w:tcW w:w="4961" w:type="dxa"/>
             <w:tcBorders>
-              <w:top w:val="single" w:color="auto" w:sz="12" w:space="0"/>
-              <w:bottom w:val="double" w:color="auto" w:sz="6" w:space="0"/>
+              <w:top w:val="single" w:sz="12" w:space="0" w:color="auto"/>
+              <w:bottom w:val="double" w:sz="6" w:space="0" w:color="auto"/>
             </w:tcBorders>
             <w:vAlign w:val="center"/>
           </w:tcPr>
           <w:p>
             <w:pPr>
-              <w:pStyle w:val="Kopfzeile"/>
+              <w:pStyle w:val="Header"/>
               <w:ind w:left="284" w:right="-261"/>
               <w:jc w:val="center"/>
               <w:rPr>
@@ -2323,14 +2313,14 @@
           <w:tcPr>
             <w:tcW w:w="4962" w:type="dxa"/>
             <w:tcBorders>
-              <w:top w:val="single" w:color="auto" w:sz="12" w:space="0"/>
-              <w:bottom w:val="double" w:color="auto" w:sz="6" w:space="0"/>
+              <w:top w:val="single" w:sz="12" w:space="0" w:color="auto"/>
+              <w:bottom w:val="double" w:sz="6" w:space="0" w:color="auto"/>
             </w:tcBorders>
             <w:vAlign w:val="center"/>
           </w:tcPr>
           <w:p>
             <w:pPr>
-              <w:pStyle w:val="Kopfzeile"/>
+              <w:pStyle w:val="Header"/>
               <w:ind w:left="284" w:right="-261"/>
               <w:rPr>
                 <w:b/>
@@ -2356,13 +2346,13 @@
           <w:tcPr>
             <w:tcW w:w="4961" w:type="dxa"/>
             <w:tcBorders>
-              <w:top w:val="double" w:color="auto" w:sz="6" w:space="0"/>
+              <w:top w:val="double" w:sz="6" w:space="0" w:color="auto"/>
             </w:tcBorders>
             <w:vAlign w:val="center"/>
           </w:tcPr>
           <w:p>
             <w:pPr>
-              <w:pStyle w:val="Kopfzeile"/>
+              <w:pStyle w:val="Header"/>
               <w:ind w:left="284" w:right="-261"/>
               <w:jc w:val="both"/>
             </w:pPr>
@@ -2379,13 +2369,13 @@
           <w:tcPr>
             <w:tcW w:w="4962" w:type="dxa"/>
             <w:tcBorders>
-              <w:top w:val="double" w:color="auto" w:sz="6" w:space="0"/>
+              <w:top w:val="double" w:sz="6" w:space="0" w:color="auto"/>
             </w:tcBorders>
             <w:vAlign w:val="center"/>
           </w:tcPr>
           <w:p>
             <w:pPr>
-              <w:pStyle w:val="Kopfzeile"/>
+              <w:pStyle w:val="Header"/>
               <w:ind w:right="-261"/>
               <w:jc w:val="both"/>
             </w:pPr>
@@ -2404,7 +2394,7 @@
           </w:tcPr>
           <w:p>
             <w:pPr>
-              <w:pStyle w:val="Kopfzeile"/>
+              <w:pStyle w:val="Header"/>
               <w:ind w:left="284" w:right="-261"/>
               <w:jc w:val="both"/>
             </w:pPr>
@@ -2424,7 +2414,7 @@
           </w:tcPr>
           <w:p>
             <w:pPr>
-              <w:pStyle w:val="Kopfzeile"/>
+              <w:pStyle w:val="Header"/>
               <w:ind w:right="-261"/>
               <w:jc w:val="both"/>
             </w:pPr>
@@ -2443,7 +2433,7 @@
           </w:tcPr>
           <w:p>
             <w:pPr>
-              <w:pStyle w:val="Kopfzeile"/>
+              <w:pStyle w:val="Header"/>
               <w:ind w:left="284" w:right="-261"/>
               <w:jc w:val="both"/>
               <w:rPr>
@@ -2467,7 +2457,7 @@
           </w:tcPr>
           <w:p>
             <w:pPr>
-              <w:pStyle w:val="Kopfzeile"/>
+              <w:pStyle w:val="Header"/>
               <w:ind w:right="-261"/>
               <w:jc w:val="both"/>
             </w:pPr>
@@ -2477,7 +2467,7 @@
     </w:tbl>
     <w:p>
       <w:pPr>
-        <w:pStyle w:val="Fuzeile"/>
+        <w:pStyle w:val="Footer"/>
         <w:tabs>
           <w:tab w:val="clear" w:pos="4536"/>
           <w:tab w:val="clear" w:pos="9072"/>
@@ -2495,7 +2485,7 @@
     </w:p>
     <w:p>
       <w:pPr>
-        <w:pStyle w:val="Fuzeile"/>
+        <w:pStyle w:val="Footer"/>
         <w:tabs>
           <w:tab w:val="clear" w:pos="4536"/>
           <w:tab w:val="clear" w:pos="9072"/>
@@ -2513,11 +2503,36 @@
           <w:sz w:val="16"/>
         </w:rPr>
         <w:tab/>
+        <w:t xml:space="preserve">DI </w:t>
       </w:r>
       <w:r>
         <w:rPr>
           <w:sz w:val="16"/>
         </w:rPr>
+        <w:t xml:space="preserve">Dr. </w:t>
+      </w:r>
+      <w:r>
+        <w:rPr>
+          <w:sz w:val="16"/>
+        </w:rPr>
+        <w:t>Gerhard Gaube</w:t>
+      </w:r>
+      <w:r>
+        <w:rPr>
+          <w:sz w:val="16"/>
+        </w:rPr>
+        <w:tab/>
+      </w:r>
+      <w:r>
+        <w:rPr>
+          <w:sz w:val="16"/>
+        </w:rPr>
+        <w:tab/>
+      </w:r>
+      <w:r>
+        <w:rPr>
+          <w:sz w:val="16"/>
+        </w:rPr>
         <w:t xml:space="preserve">DI </w:t>
       </w:r>
       <w:r>
@@ -2530,50 +2545,20 @@
         <w:rPr>
           <w:sz w:val="16"/>
         </w:rPr>
-        <w:t>Gerhard Gaube</w:t>
-      </w:r>
+        <w:t xml:space="preserve">Michael </w:t>
+      </w:r>
+      <w:proofErr w:type="spellStart"/>
       <w:r>
         <w:rPr>
           <w:sz w:val="16"/>
         </w:rPr>
-        <w:tab/>
-      </w:r>
-      <w:r>
-        <w:rPr>
-          <w:sz w:val="16"/>
-        </w:rPr>
-        <w:tab/>
-      </w:r>
-      <w:r>
-        <w:rPr>
-          <w:sz w:val="16"/>
-        </w:rPr>
-        <w:t xml:space="preserve">DI </w:t>
-      </w:r>
-      <w:r>
-        <w:rPr>
-          <w:sz w:val="16"/>
-        </w:rPr>
-        <w:t xml:space="preserve">Dr. </w:t>
-      </w:r>
-      <w:r>
-        <w:rPr>
-          <w:sz w:val="16"/>
-        </w:rPr>
-        <w:t xml:space="preserve">Michael </w:t>
-      </w:r>
-      <w:proofErr w:type="spellStart"/>
-      <w:r>
-        <w:rPr>
-          <w:sz w:val="16"/>
-        </w:rPr>
         <w:t>WImmer</w:t>
       </w:r>
       <w:proofErr w:type="spellEnd"/>
     </w:p>
     <w:p>
       <w:pPr>
-        <w:pStyle w:val="Fuzeile"/>
+        <w:pStyle w:val="Footer"/>
         <w:tabs>
           <w:tab w:val="clear" w:pos="4536"/>
           <w:tab w:val="clear" w:pos="9072"/>
@@ -2592,37 +2577,32 @@
           <w:sz w:val="16"/>
         </w:rPr>
         <w:tab/>
+        <w:t>Prüfer</w:t>
       </w:r>
       <w:r>
         <w:rPr>
           <w:sz w:val="16"/>
         </w:rPr>
+        <w:tab/>
+      </w:r>
+      <w:r>
+        <w:rPr>
+          <w:sz w:val="16"/>
+        </w:rPr>
+        <w:tab/>
+      </w:r>
+      <w:proofErr w:type="spellStart"/>
+      <w:r>
+        <w:rPr>
+          <w:sz w:val="16"/>
+        </w:rPr>
         <w:t>Prüfer</w:t>
       </w:r>
-      <w:r>
-        <w:rPr>
-          <w:sz w:val="16"/>
-        </w:rPr>
-        <w:tab/>
-      </w:r>
-      <w:r>
-        <w:rPr>
-          <w:sz w:val="16"/>
-        </w:rPr>
-        <w:tab/>
-      </w:r>
-      <w:proofErr w:type="spellStart"/>
-      <w:r>
-        <w:rPr>
-          <w:sz w:val="16"/>
-        </w:rPr>
-        <w:t>Prüfer</w:t>
-      </w:r>
       <w:proofErr w:type="spellEnd"/>
     </w:p>
     <w:p>
       <w:pPr>
-        <w:pStyle w:val="Fuzeile"/>
+        <w:pStyle w:val="Footer"/>
         <w:tabs>
           <w:tab w:val="clear" w:pos="4536"/>
           <w:tab w:val="right" w:pos="-2127"/>
@@ -2636,7 +2616,7 @@
     </w:p>
     <w:p>
       <w:pPr>
-        <w:pStyle w:val="Fuzeile"/>
+        <w:pStyle w:val="Footer"/>
         <w:tabs>
           <w:tab w:val="clear" w:pos="4536"/>
           <w:tab w:val="clear" w:pos="9072"/>
@@ -2679,7 +2659,7 @@
     </w:p>
     <w:p>
       <w:pPr>
-        <w:pStyle w:val="Fuzeile"/>
+        <w:pStyle w:val="Footer"/>
         <w:tabs>
           <w:tab w:val="clear" w:pos="4536"/>
           <w:tab w:val="clear" w:pos="9072"/>
@@ -2697,35 +2677,25 @@
           <w:sz w:val="16"/>
         </w:rPr>
         <w:tab/>
+        <w:t>DI Gernot Aigner</w:t>
       </w:r>
       <w:r>
         <w:rPr>
           <w:sz w:val="16"/>
         </w:rPr>
-        <w:t>DI Gernot Aigner</w:t>
+        <w:tab/>
       </w:r>
       <w:r>
         <w:rPr>
           <w:sz w:val="16"/>
         </w:rPr>
         <w:tab/>
-      </w:r>
-      <w:r>
-        <w:rPr>
-          <w:sz w:val="16"/>
-        </w:rPr>
-        <w:tab/>
-      </w:r>
-      <w:r>
-        <w:rPr>
-          <w:sz w:val="16"/>
-        </w:rPr>
         <w:t>DI Franz Höller</w:t>
       </w:r>
     </w:p>
     <w:p>
       <w:pPr>
-        <w:pStyle w:val="Fuzeile"/>
+        <w:pStyle w:val="Footer"/>
         <w:tabs>
           <w:tab w:val="clear" w:pos="4536"/>
           <w:tab w:val="clear" w:pos="9072"/>
@@ -2744,35 +2714,25 @@
           <w:sz w:val="16"/>
         </w:rPr>
         <w:tab/>
+        <w:t>Abteilungsvorstand</w:t>
       </w:r>
       <w:r>
         <w:rPr>
           <w:sz w:val="16"/>
         </w:rPr>
-        <w:t>Abteilungsvorstand</w:t>
+        <w:tab/>
       </w:r>
       <w:r>
         <w:rPr>
           <w:sz w:val="16"/>
         </w:rPr>
         <w:tab/>
-      </w:r>
-      <w:r>
-        <w:rPr>
-          <w:sz w:val="16"/>
-        </w:rPr>
-        <w:tab/>
-      </w:r>
-      <w:r>
-        <w:rPr>
-          <w:sz w:val="16"/>
-        </w:rPr>
         <w:t>Direktor</w:t>
       </w:r>
     </w:p>
     <w:p>
       <w:pPr>
-        <w:pStyle w:val="Fuzeile"/>
+        <w:pStyle w:val="Footer"/>
         <w:tabs>
           <w:tab w:val="clear" w:pos="4536"/>
           <w:tab w:val="clear" w:pos="9072"/>
@@ -2789,7 +2749,7 @@
     </w:p>
     <w:p>
       <w:pPr>
-        <w:pStyle w:val="Fuzeile"/>
+        <w:pStyle w:val="Footer"/>
         <w:tabs>
           <w:tab w:val="clear" w:pos="4536"/>
           <w:tab w:val="clear" w:pos="9072"/>
@@ -2802,7 +2762,7 @@
     </w:p>
     <w:p>
       <w:pPr>
-        <w:pStyle w:val="Fuzeile"/>
+        <w:pStyle w:val="Footer"/>
         <w:tabs>
           <w:tab w:val="clear" w:pos="4536"/>
           <w:tab w:val="clear" w:pos="9072"/>
@@ -2834,12 +2794,12 @@
     </w:p>
     <w:p>
       <w:pPr>
-        <w:pStyle w:val="Fuzeile"/>
+        <w:pStyle w:val="Footer"/>
         <w:tabs>
-          <w:tab w:val="clear" w:leader="none" w:pos="4536"/>
-          <w:tab w:val="clear" w:leader="none" w:pos="9072"/>
-          <w:tab w:val="center" w:leader="none" w:pos="4820"/>
-          <w:tab w:val="center" w:leader="none" w:pos="8080"/>
+          <w:tab w:val="clear" w:pos="4536"/>
+          <w:tab w:val="clear" w:pos="9072"/>
+          <w:tab w:val="center" w:pos="4820"/>
+          <w:tab w:val="center" w:pos="8080"/>
         </w:tabs>
         <w:rPr>
           <w:lang w:val="en-US"/>
@@ -2865,6 +2825,7 @@
         </w:rPr>
         <w:t xml:space="preserve">Johann </w:t>
       </w:r>
+      <w:proofErr w:type="spellStart"/>
       <w:r>
         <w:rPr>
           <w:sz w:val="16"/>
@@ -2873,10 +2834,11 @@
         </w:rPr>
         <w:t>Plakolm</w:t>
       </w:r>
-    </w:p>
-    <w:p>
-      <w:pPr>
-        <w:pStyle w:val="Fuzeile"/>
+      <w:proofErr w:type="spellEnd"/>
+    </w:p>
+    <w:p>
+      <w:pPr>
+        <w:pStyle w:val="Footer"/>
         <w:tabs>
           <w:tab w:val="clear" w:pos="4536"/>
           <w:tab w:val="clear" w:pos="9072"/>
@@ -2942,7 +2904,7 @@
       <w:sdtContent>
         <w:p>
           <w:pPr>
-            <w:pStyle w:val="Inhaltsverzeichnisberschrift"/>
+            <w:pStyle w:val="TOCHeading"/>
             <w:rPr>
               <w:noProof/>
             </w:rPr>
@@ -2953,7 +2915,7 @@
         </w:p>
         <w:p>
           <w:pPr>
-            <w:pStyle w:val="Verzeichnis1"/>
+            <w:pStyle w:val="TOC1"/>
             <w:tabs>
               <w:tab w:val="left" w:pos="480"/>
               <w:tab w:val="right" w:leader="dot" w:pos="9062"/>
@@ -2975,7 +2937,7 @@
           <w:r>
             <w:fldChar w:fldCharType="separate"/>
           </w:r>
-          <w:hyperlink w:history="1" w:anchor="_Toc179040522">
+          <w:hyperlink w:anchor="_Toc179040522" w:history="1">
             <w:r>
               <w:rPr>
                 <w:rStyle w:val="Hyperlink"/>
@@ -3052,7 +3014,7 @@
         </w:p>
         <w:p>
           <w:pPr>
-            <w:pStyle w:val="Verzeichnis2"/>
+            <w:pStyle w:val="TOC2"/>
             <w:tabs>
               <w:tab w:val="left" w:pos="720"/>
               <w:tab w:val="right" w:leader="dot" w:pos="9062"/>
@@ -3065,7 +3027,7 @@
               <w14:ligatures w14:val="standardContextual"/>
             </w:rPr>
           </w:pPr>
-          <w:hyperlink w:history="1" w:anchor="_Toc179040523">
+          <w:hyperlink w:anchor="_Toc179040523" w:history="1">
             <w:r>
               <w:rPr>
                 <w:rStyle w:val="Hyperlink"/>
@@ -3142,7 +3104,7 @@
         </w:p>
         <w:p>
           <w:pPr>
-            <w:pStyle w:val="Verzeichnis2"/>
+            <w:pStyle w:val="TOC2"/>
             <w:tabs>
               <w:tab w:val="left" w:pos="720"/>
               <w:tab w:val="right" w:leader="dot" w:pos="9062"/>
@@ -3155,7 +3117,7 @@
               <w14:ligatures w14:val="standardContextual"/>
             </w:rPr>
           </w:pPr>
-          <w:hyperlink w:history="1" w:anchor="_Toc179040524">
+          <w:hyperlink w:anchor="_Toc179040524" w:history="1">
             <w:r>
               <w:rPr>
                 <w:rStyle w:val="Hyperlink"/>
@@ -3232,7 +3194,7 @@
         </w:p>
         <w:p>
           <w:pPr>
-            <w:pStyle w:val="Verzeichnis2"/>
+            <w:pStyle w:val="TOC2"/>
             <w:tabs>
               <w:tab w:val="left" w:pos="720"/>
               <w:tab w:val="right" w:leader="dot" w:pos="9062"/>
@@ -3245,7 +3207,7 @@
               <w14:ligatures w14:val="standardContextual"/>
             </w:rPr>
           </w:pPr>
-          <w:hyperlink w:history="1" w:anchor="_Toc179040525">
+          <w:hyperlink w:anchor="_Toc179040525" w:history="1">
             <w:r>
               <w:rPr>
                 <w:rStyle w:val="Hyperlink"/>
@@ -3322,7 +3284,7 @@
         </w:p>
         <w:p>
           <w:pPr>
-            <w:pStyle w:val="Verzeichnis3"/>
+            <w:pStyle w:val="TOC3"/>
             <w:tabs>
               <w:tab w:val="right" w:leader="dot" w:pos="9062"/>
             </w:tabs>
@@ -3334,7 +3296,7 @@
               <w14:ligatures w14:val="standardContextual"/>
             </w:rPr>
           </w:pPr>
-          <w:hyperlink w:history="1" w:anchor="_Toc179040526">
+          <w:hyperlink w:anchor="_Toc179040526" w:history="1">
             <w:r>
               <w:rPr>
                 <w:rStyle w:val="Hyperlink"/>
@@ -3394,7 +3356,7 @@
         </w:p>
         <w:p>
           <w:pPr>
-            <w:pStyle w:val="Verzeichnis3"/>
+            <w:pStyle w:val="TOC3"/>
             <w:tabs>
               <w:tab w:val="right" w:leader="dot" w:pos="9062"/>
             </w:tabs>
@@ -3406,7 +3368,7 @@
               <w14:ligatures w14:val="standardContextual"/>
             </w:rPr>
           </w:pPr>
-          <w:hyperlink w:history="1" w:anchor="_Toc179040527">
+          <w:hyperlink w:anchor="_Toc179040527" w:history="1">
             <w:r>
               <w:rPr>
                 <w:rStyle w:val="Hyperlink"/>
@@ -3467,7 +3429,7 @@
         </w:p>
         <w:p>
           <w:pPr>
-            <w:pStyle w:val="Verzeichnis1"/>
+            <w:pStyle w:val="TOC1"/>
             <w:tabs>
               <w:tab w:val="left" w:pos="480"/>
               <w:tab w:val="right" w:leader="dot" w:pos="9062"/>
@@ -3480,7 +3442,7 @@
               <w14:ligatures w14:val="standardContextual"/>
             </w:rPr>
           </w:pPr>
-          <w:hyperlink w:history="1" w:anchor="_Toc179040528">
+          <w:hyperlink w:anchor="_Toc179040528" w:history="1">
             <w:r>
               <w:rPr>
                 <w:rStyle w:val="Hyperlink"/>
@@ -3557,7 +3519,7 @@
         </w:p>
         <w:p>
           <w:pPr>
-            <w:pStyle w:val="Verzeichnis1"/>
+            <w:pStyle w:val="TOC1"/>
             <w:tabs>
               <w:tab w:val="left" w:pos="480"/>
               <w:tab w:val="right" w:leader="dot" w:pos="9062"/>
@@ -3570,7 +3532,7 @@
               <w14:ligatures w14:val="standardContextual"/>
             </w:rPr>
           </w:pPr>
-          <w:hyperlink w:history="1" w:anchor="_Toc179040529">
+          <w:hyperlink w:anchor="_Toc179040529" w:history="1">
             <w:r>
               <w:rPr>
                 <w:rStyle w:val="Hyperlink"/>
@@ -3647,7 +3609,7 @@
         </w:p>
         <w:p>
           <w:pPr>
-            <w:pStyle w:val="Verzeichnis2"/>
+            <w:pStyle w:val="TOC2"/>
             <w:tabs>
               <w:tab w:val="left" w:pos="720"/>
               <w:tab w:val="right" w:leader="dot" w:pos="9062"/>
@@ -3660,7 +3622,7 @@
               <w14:ligatures w14:val="standardContextual"/>
             </w:rPr>
           </w:pPr>
-          <w:hyperlink w:history="1" w:anchor="_Toc179040530">
+          <w:hyperlink w:anchor="_Toc179040530" w:history="1">
             <w:r>
               <w:rPr>
                 <w:rStyle w:val="Hyperlink"/>
@@ -3737,7 +3699,7 @@
         </w:p>
         <w:p>
           <w:pPr>
-            <w:pStyle w:val="Verzeichnis2"/>
+            <w:pStyle w:val="TOC2"/>
             <w:tabs>
               <w:tab w:val="left" w:pos="720"/>
               <w:tab w:val="right" w:leader="dot" w:pos="9062"/>
@@ -3750,7 +3712,7 @@
               <w14:ligatures w14:val="standardContextual"/>
             </w:rPr>
           </w:pPr>
-          <w:hyperlink w:history="1" w:anchor="_Toc179040531">
+          <w:hyperlink w:anchor="_Toc179040531" w:history="1">
             <w:r>
               <w:rPr>
                 <w:rStyle w:val="Hyperlink"/>
@@ -3827,7 +3789,7 @@
         </w:p>
         <w:p>
           <w:pPr>
-            <w:pStyle w:val="Verzeichnis3"/>
+            <w:pStyle w:val="TOC3"/>
             <w:tabs>
               <w:tab w:val="right" w:leader="dot" w:pos="9062"/>
             </w:tabs>
@@ -3839,7 +3801,7 @@
               <w14:ligatures w14:val="standardContextual"/>
             </w:rPr>
           </w:pPr>
-          <w:hyperlink w:history="1" w:anchor="_Toc179040532">
+          <w:hyperlink w:anchor="_Toc179040532" w:history="1">
             <w:r>
               <w:rPr>
                 <w:rStyle w:val="Hyperlink"/>
@@ -3899,7 +3861,7 @@
         </w:p>
         <w:p>
           <w:pPr>
-            <w:pStyle w:val="Verzeichnis3"/>
+            <w:pStyle w:val="TOC3"/>
             <w:tabs>
               <w:tab w:val="right" w:leader="dot" w:pos="9062"/>
             </w:tabs>
@@ -3911,7 +3873,7 @@
               <w14:ligatures w14:val="standardContextual"/>
             </w:rPr>
           </w:pPr>
-          <w:hyperlink w:history="1" w:anchor="_Toc179040533">
+          <w:hyperlink w:anchor="_Toc179040533" w:history="1">
             <w:r>
               <w:rPr>
                 <w:rStyle w:val="Hyperlink"/>
@@ -3971,7 +3933,7 @@
         </w:p>
         <w:p>
           <w:pPr>
-            <w:pStyle w:val="Verzeichnis3"/>
+            <w:pStyle w:val="TOC3"/>
             <w:tabs>
               <w:tab w:val="right" w:leader="dot" w:pos="9062"/>
             </w:tabs>
@@ -3983,7 +3945,7 @@
               <w14:ligatures w14:val="standardContextual"/>
             </w:rPr>
           </w:pPr>
-          <w:hyperlink w:history="1" w:anchor="_Toc179040534">
+          <w:hyperlink w:anchor="_Toc179040534" w:history="1">
             <w:r>
               <w:rPr>
                 <w:rStyle w:val="Hyperlink"/>
@@ -4043,7 +4005,7 @@
         </w:p>
         <w:p>
           <w:pPr>
-            <w:pStyle w:val="Verzeichnis2"/>
+            <w:pStyle w:val="TOC2"/>
             <w:tabs>
               <w:tab w:val="left" w:pos="720"/>
               <w:tab w:val="right" w:leader="dot" w:pos="9062"/>
@@ -4056,7 +4018,7 @@
               <w14:ligatures w14:val="standardContextual"/>
             </w:rPr>
           </w:pPr>
-          <w:hyperlink w:history="1" w:anchor="_Toc179040535">
+          <w:hyperlink w:anchor="_Toc179040535" w:history="1">
             <w:r>
               <w:rPr>
                 <w:rStyle w:val="Hyperlink"/>
@@ -4135,7 +4097,7 @@
         </w:p>
         <w:p>
           <w:pPr>
-            <w:pStyle w:val="Verzeichnis2"/>
+            <w:pStyle w:val="TOC2"/>
             <w:tabs>
               <w:tab w:val="left" w:pos="720"/>
               <w:tab w:val="right" w:leader="dot" w:pos="9060"/>
@@ -4151,15 +4113,6 @@
           </w:r>
         </w:p>
       </w:sdtContent>
-      <w:sdtEndPr>
-        <w:rPr>
-          <w:rFonts w:eastAsia="Times New Roman" w:cs="Times New Roman"/>
-          <w:color w:val="auto"/>
-          <w:sz w:val="24"/>
-          <w:szCs w:val="24"/>
-          <w:lang w:val="de-AT" w:eastAsia="de-DE"/>
-        </w:rPr>
-      </w:sdtEndPr>
     </w:sdt>
     <w:p/>
     <w:p/>
@@ -4173,20 +4126,21 @@
     </w:p>
     <w:p>
       <w:pPr>
-        <w:pStyle w:val="berschrift1"/>
-      </w:pPr>
-      <w:bookmarkStart w:name="_Toc179040522" w:id="15"/>
-      <w:r>
+        <w:pStyle w:val="Heading1"/>
+      </w:pPr>
+      <w:bookmarkStart w:id="15" w:name="_Toc179040522"/>
+      <w:r>
+        <w:lastRenderedPageBreak/>
         <w:t>Aufgabenstellung</w:t>
       </w:r>
       <w:bookmarkEnd w:id="15"/>
     </w:p>
     <w:p>
       <w:pPr>
-        <w:pStyle w:val="berschrift2"/>
+        <w:pStyle w:val="Heading2"/>
         <w:jc w:val="both"/>
       </w:pPr>
-      <w:bookmarkStart w:name="_Toc179040523" w:id="16"/>
+      <w:bookmarkStart w:id="16" w:name="_Toc179040523"/>
       <w:r>
         <w:t>Projektfindung</w:t>
       </w:r>
@@ -4257,10 +4211,10 @@
     </w:p>
     <w:p>
       <w:pPr>
-        <w:pStyle w:val="berschrift2"/>
+        <w:pStyle w:val="Heading2"/>
         <w:jc w:val="both"/>
       </w:pPr>
-      <w:bookmarkStart w:name="_Toc179040524" w:id="17"/>
+      <w:bookmarkStart w:id="17" w:name="_Toc179040524"/>
       <w:r>
         <w:t>Ausgangslage</w:t>
       </w:r>
@@ -4320,9 +4274,9 @@
     </w:p>
     <w:p>
       <w:pPr>
-        <w:pStyle w:val="berschrift2"/>
-      </w:pPr>
-      <w:bookmarkStart w:name="_Toc179040525" w:id="18"/>
+        <w:pStyle w:val="Heading2"/>
+      </w:pPr>
+      <w:bookmarkStart w:id="18" w:name="_Toc179040525"/>
       <w:r>
         <w:t>Ziele</w:t>
       </w:r>
@@ -4330,9 +4284,9 @@
     </w:p>
     <w:p>
       <w:pPr>
-        <w:pStyle w:val="berschrift3"/>
-      </w:pPr>
-      <w:bookmarkStart w:name="_Toc179040526" w:id="19"/>
+        <w:pStyle w:val="Heading3"/>
+      </w:pPr>
+      <w:bookmarkStart w:id="19" w:name="_Toc179040526"/>
       <w:r>
         <w:t>Muss-Ziele</w:t>
       </w:r>
@@ -4359,7 +4313,7 @@
     </w:p>
     <w:p>
       <w:pPr>
-        <w:pStyle w:val="Listenabsatz"/>
+        <w:pStyle w:val="ListParagraph"/>
         <w:numPr>
           <w:ilvl w:val="0"/>
           <w:numId w:val="32"/>
@@ -4378,13 +4332,13 @@
     </w:p>
     <w:p>
       <w:pPr>
-        <w:pStyle w:val="Listenabsatz"/>
+        <w:pStyle w:val="ListParagraph"/>
         <w:jc w:val="both"/>
       </w:pPr>
     </w:p>
     <w:p>
       <w:pPr>
-        <w:pStyle w:val="Listenabsatz"/>
+        <w:pStyle w:val="ListParagraph"/>
         <w:numPr>
           <w:ilvl w:val="0"/>
           <w:numId w:val="22"/>
@@ -4409,7 +4363,7 @@
     </w:p>
     <w:p>
       <w:pPr>
-        <w:pStyle w:val="Listenabsatz"/>
+        <w:pStyle w:val="ListParagraph"/>
         <w:spacing w:line="360" w:lineRule="auto"/>
         <w:jc w:val="both"/>
       </w:pPr>
@@ -4428,7 +4382,7 @@
     </w:p>
     <w:p>
       <w:pPr>
-        <w:pStyle w:val="Listenabsatz"/>
+        <w:pStyle w:val="ListParagraph"/>
         <w:spacing w:line="360" w:lineRule="auto"/>
         <w:jc w:val="both"/>
       </w:pPr>
@@ -4441,7 +4395,7 @@
     </w:p>
     <w:p>
       <w:pPr>
-        <w:pStyle w:val="Listenabsatz"/>
+        <w:pStyle w:val="ListParagraph"/>
         <w:numPr>
           <w:ilvl w:val="0"/>
           <w:numId w:val="22"/>
@@ -4461,12 +4415,13 @@
           <w:i/>
           <w:iCs/>
         </w:rPr>
+        <w:lastRenderedPageBreak/>
         <w:t>Datenbank</w:t>
       </w:r>
     </w:p>
     <w:p>
       <w:pPr>
-        <w:pStyle w:val="Listenabsatz"/>
+        <w:pStyle w:val="ListParagraph"/>
         <w:spacing w:line="360" w:lineRule="auto"/>
         <w:jc w:val="both"/>
       </w:pPr>
@@ -4509,14 +4464,14 @@
     </w:p>
     <w:p>
       <w:pPr>
-        <w:pStyle w:val="Listenabsatz"/>
+        <w:pStyle w:val="ListParagraph"/>
         <w:spacing w:line="360" w:lineRule="auto"/>
         <w:jc w:val="both"/>
       </w:pPr>
     </w:p>
     <w:p>
       <w:pPr>
-        <w:pStyle w:val="Listenabsatz"/>
+        <w:pStyle w:val="ListParagraph"/>
         <w:numPr>
           <w:ilvl w:val="0"/>
           <w:numId w:val="22"/>
@@ -4541,7 +4496,7 @@
     </w:p>
     <w:p>
       <w:pPr>
-        <w:pStyle w:val="Listenabsatz"/>
+        <w:pStyle w:val="ListParagraph"/>
         <w:spacing w:line="360" w:lineRule="auto"/>
         <w:jc w:val="both"/>
       </w:pPr>
@@ -4569,7 +4524,7 @@
     </w:p>
     <w:p>
       <w:pPr>
-        <w:pStyle w:val="Listenabsatz"/>
+        <w:pStyle w:val="ListParagraph"/>
         <w:numPr>
           <w:ilvl w:val="0"/>
           <w:numId w:val="32"/>
@@ -4589,7 +4544,7 @@
     </w:p>
     <w:p>
       <w:pPr>
-        <w:pStyle w:val="Listenabsatz"/>
+        <w:pStyle w:val="ListParagraph"/>
         <w:numPr>
           <w:ilvl w:val="0"/>
           <w:numId w:val="22"/>
@@ -4623,7 +4578,7 @@
     </w:p>
     <w:p>
       <w:pPr>
-        <w:pStyle w:val="Listenabsatz"/>
+        <w:pStyle w:val="ListParagraph"/>
         <w:spacing w:line="360" w:lineRule="auto"/>
         <w:jc w:val="both"/>
       </w:pPr>
@@ -4713,7 +4668,7 @@
     </w:p>
     <w:p>
       <w:pPr>
-        <w:pStyle w:val="Listenabsatz"/>
+        <w:pStyle w:val="ListParagraph"/>
         <w:numPr>
           <w:ilvl w:val="0"/>
           <w:numId w:val="22"/>
@@ -4770,7 +4725,7 @@
     </w:p>
     <w:p>
       <w:pPr>
-        <w:pStyle w:val="Listenabsatz"/>
+        <w:pStyle w:val="ListParagraph"/>
         <w:numPr>
           <w:ilvl w:val="0"/>
           <w:numId w:val="32"/>
@@ -4790,7 +4745,7 @@
     </w:p>
     <w:p>
       <w:pPr>
-        <w:pStyle w:val="Listenabsatz"/>
+        <w:pStyle w:val="ListParagraph"/>
         <w:numPr>
           <w:ilvl w:val="0"/>
           <w:numId w:val="22"/>
@@ -4814,7 +4769,7 @@
     </w:p>
     <w:p>
       <w:pPr>
-        <w:pStyle w:val="Listenabsatz"/>
+        <w:pStyle w:val="ListParagraph"/>
         <w:spacing w:line="360" w:lineRule="auto"/>
         <w:jc w:val="both"/>
       </w:pPr>
@@ -4838,13 +4793,13 @@
     </w:p>
     <w:p>
       <w:pPr>
-        <w:pStyle w:val="Listenabsatz"/>
+        <w:pStyle w:val="ListParagraph"/>
         <w:spacing w:line="360" w:lineRule="auto"/>
       </w:pPr>
     </w:p>
     <w:p>
       <w:pPr>
-        <w:pStyle w:val="Listenabsatz"/>
+        <w:pStyle w:val="ListParagraph"/>
         <w:numPr>
           <w:ilvl w:val="0"/>
           <w:numId w:val="32"/>
@@ -4859,12 +4814,13 @@
         <w:rPr>
           <w:u w:val="single"/>
         </w:rPr>
+        <w:lastRenderedPageBreak/>
         <w:t>Desktop-Anwendung</w:t>
       </w:r>
     </w:p>
     <w:p>
       <w:pPr>
-        <w:pStyle w:val="Listenabsatz"/>
+        <w:pStyle w:val="ListParagraph"/>
         <w:numPr>
           <w:ilvl w:val="0"/>
           <w:numId w:val="2"/>
@@ -4890,7 +4846,7 @@
     </w:p>
     <w:p>
       <w:pPr>
-        <w:pStyle w:val="Listenabsatz"/>
+        <w:pStyle w:val="ListParagraph"/>
         <w:spacing w:line="360" w:lineRule="auto"/>
         <w:jc w:val="both"/>
       </w:pPr>
@@ -4903,14 +4859,14 @@
     </w:p>
     <w:p>
       <w:pPr>
-        <w:pStyle w:val="Listenabsatz"/>
+        <w:pStyle w:val="ListParagraph"/>
         <w:spacing w:line="360" w:lineRule="auto"/>
         <w:jc w:val="both"/>
       </w:pPr>
     </w:p>
     <w:p>
       <w:pPr>
-        <w:pStyle w:val="Listenabsatz"/>
+        <w:pStyle w:val="ListParagraph"/>
         <w:numPr>
           <w:ilvl w:val="0"/>
           <w:numId w:val="32"/>
@@ -4930,7 +4886,7 @@
     </w:p>
     <w:p>
       <w:pPr>
-        <w:pStyle w:val="Listenabsatz"/>
+        <w:pStyle w:val="ListParagraph"/>
         <w:numPr>
           <w:ilvl w:val="0"/>
           <w:numId w:val="22"/>
@@ -4950,7 +4906,7 @@
     </w:p>
     <w:p>
       <w:pPr>
-        <w:pStyle w:val="Listenabsatz"/>
+        <w:pStyle w:val="ListParagraph"/>
         <w:spacing w:line="360" w:lineRule="auto"/>
         <w:jc w:val="both"/>
       </w:pPr>
@@ -4966,13 +4922,13 @@
     </w:p>
     <w:p>
       <w:pPr>
-        <w:pStyle w:val="Listenabsatz"/>
+        <w:pStyle w:val="ListParagraph"/>
         <w:spacing w:line="360" w:lineRule="auto"/>
       </w:pPr>
     </w:p>
     <w:p>
       <w:pPr>
-        <w:pStyle w:val="Listenabsatz"/>
+        <w:pStyle w:val="ListParagraph"/>
         <w:numPr>
           <w:ilvl w:val="0"/>
           <w:numId w:val="22"/>
@@ -4992,7 +4948,7 @@
     </w:p>
     <w:p>
       <w:pPr>
-        <w:pStyle w:val="Listenabsatz"/>
+        <w:pStyle w:val="ListParagraph"/>
         <w:spacing w:line="360" w:lineRule="auto"/>
         <w:jc w:val="both"/>
       </w:pPr>
@@ -5002,14 +4958,14 @@
     </w:p>
     <w:p>
       <w:pPr>
-        <w:pStyle w:val="Listenabsatz"/>
+        <w:pStyle w:val="ListParagraph"/>
         <w:spacing w:line="360" w:lineRule="auto"/>
         <w:jc w:val="both"/>
       </w:pPr>
     </w:p>
     <w:p>
       <w:pPr>
-        <w:pStyle w:val="Listenabsatz"/>
+        <w:pStyle w:val="ListParagraph"/>
         <w:numPr>
           <w:ilvl w:val="0"/>
           <w:numId w:val="32"/>
@@ -5029,7 +4985,7 @@
     </w:p>
     <w:p>
       <w:pPr>
-        <w:pStyle w:val="Listenabsatz"/>
+        <w:pStyle w:val="ListParagraph"/>
         <w:numPr>
           <w:ilvl w:val="0"/>
           <w:numId w:val="22"/>
@@ -5055,7 +5011,7 @@
     </w:p>
     <w:p>
       <w:pPr>
-        <w:pStyle w:val="Listenabsatz"/>
+        <w:pStyle w:val="ListParagraph"/>
         <w:spacing w:line="360" w:lineRule="auto"/>
         <w:jc w:val="both"/>
       </w:pPr>
@@ -5068,7 +5024,7 @@
     </w:p>
     <w:p>
       <w:pPr>
-        <w:pStyle w:val="Listenabsatz"/>
+        <w:pStyle w:val="ListParagraph"/>
         <w:numPr>
           <w:ilvl w:val="0"/>
           <w:numId w:val="34"/>
@@ -5094,7 +5050,7 @@
     </w:p>
     <w:p>
       <w:pPr>
-        <w:pStyle w:val="Listenabsatz"/>
+        <w:pStyle w:val="ListParagraph"/>
         <w:numPr>
           <w:ilvl w:val="0"/>
           <w:numId w:val="34"/>
@@ -5116,7 +5072,7 @@
     </w:p>
     <w:p>
       <w:pPr>
-        <w:pStyle w:val="Listenabsatz"/>
+        <w:pStyle w:val="ListParagraph"/>
         <w:numPr>
           <w:ilvl w:val="0"/>
           <w:numId w:val="34"/>
@@ -5130,7 +5086,7 @@
     </w:p>
     <w:p>
       <w:pPr>
-        <w:pStyle w:val="Listenabsatz"/>
+        <w:pStyle w:val="ListParagraph"/>
         <w:numPr>
           <w:ilvl w:val="0"/>
           <w:numId w:val="34"/>
@@ -5154,17 +5110,18 @@
     </w:p>
     <w:p>
       <w:pPr>
-        <w:pStyle w:val="berschrift3"/>
+        <w:pStyle w:val="Heading3"/>
         <w:jc w:val="both"/>
         <w:rPr>
           <w:lang w:val="de-DE"/>
         </w:rPr>
       </w:pPr>
-      <w:bookmarkStart w:name="_Toc179040527" w:id="20"/>
+      <w:bookmarkStart w:id="20" w:name="_Toc179040527"/>
       <w:r>
         <w:rPr>
           <w:lang w:val="de-DE"/>
         </w:rPr>
+        <w:lastRenderedPageBreak/>
         <w:t>Soll-Ziele</w:t>
       </w:r>
       <w:bookmarkEnd w:id="20"/>
@@ -5209,7 +5166,7 @@
     </w:p>
     <w:p>
       <w:pPr>
-        <w:pStyle w:val="Listenabsatz"/>
+        <w:pStyle w:val="ListParagraph"/>
         <w:numPr>
           <w:ilvl w:val="0"/>
           <w:numId w:val="25"/>
@@ -5232,7 +5189,7 @@
     </w:p>
     <w:p>
       <w:pPr>
-        <w:pStyle w:val="Listenabsatz"/>
+        <w:pStyle w:val="ListParagraph"/>
         <w:jc w:val="both"/>
         <w:rPr>
           <w:lang w:val="de-DE"/>
@@ -5259,7 +5216,7 @@
     </w:p>
     <w:p>
       <w:pPr>
-        <w:pStyle w:val="Listenabsatz"/>
+        <w:pStyle w:val="ListParagraph"/>
         <w:jc w:val="both"/>
         <w:rPr>
           <w:lang w:val="de-DE"/>
@@ -5268,7 +5225,7 @@
     </w:p>
     <w:p>
       <w:pPr>
-        <w:pStyle w:val="Listenabsatz"/>
+        <w:pStyle w:val="ListParagraph"/>
         <w:numPr>
           <w:ilvl w:val="0"/>
           <w:numId w:val="25"/>
@@ -5301,7 +5258,7 @@
     </w:p>
     <w:p>
       <w:pPr>
-        <w:pStyle w:val="Listenabsatz"/>
+        <w:pStyle w:val="ListParagraph"/>
         <w:jc w:val="both"/>
         <w:rPr>
           <w:lang w:val="de-DE"/>
@@ -5316,7 +5273,7 @@
     </w:p>
     <w:p>
       <w:pPr>
-        <w:pStyle w:val="Listenabsatz"/>
+        <w:pStyle w:val="ListParagraph"/>
         <w:jc w:val="both"/>
         <w:rPr>
           <w:lang w:val="de-DE"/>
@@ -5325,14 +5282,14 @@
     </w:p>
     <w:p>
       <w:pPr>
-        <w:pStyle w:val="Listenabsatz"/>
+        <w:pStyle w:val="ListParagraph"/>
         <w:numPr>
           <w:ilvl w:val="0"/>
           <w:numId w:val="1"/>
         </w:numPr>
         <w:spacing w:before="0"/>
         <w:rPr>
-          <w:rFonts w:ascii="Calibri" w:hAnsi="Calibri" w:eastAsia="Calibri" w:cs="Calibri"/>
+          <w:rFonts w:ascii="Calibri" w:eastAsia="Calibri" w:hAnsi="Calibri" w:cs="Calibri"/>
           <w:b/>
           <w:bCs/>
           <w:lang w:val="de-DE"/>
@@ -5340,7 +5297,7 @@
       </w:pPr>
       <w:r>
         <w:rPr>
-          <w:rFonts w:ascii="Calibri" w:hAnsi="Calibri" w:eastAsia="Calibri" w:cs="Calibri"/>
+          <w:rFonts w:ascii="Calibri" w:eastAsia="Calibri" w:hAnsi="Calibri" w:cs="Calibri"/>
           <w:b/>
           <w:bCs/>
           <w:lang w:val="de-DE"/>
@@ -5350,7 +5307,7 @@
     </w:p>
     <w:p>
       <w:pPr>
-        <w:pStyle w:val="Listenabsatz"/>
+        <w:pStyle w:val="ListParagraph"/>
         <w:rPr>
           <w:lang w:val="de-DE"/>
         </w:rPr>
@@ -5358,10 +5315,10 @@
     </w:p>
     <w:p>
       <w:pPr>
-        <w:pStyle w:val="berschrift1"/>
+        <w:pStyle w:val="Heading1"/>
         <w:jc w:val="both"/>
       </w:pPr>
-      <w:bookmarkStart w:name="_Toc179040528" w:id="21"/>
+      <w:bookmarkStart w:id="21" w:name="_Toc179040528"/>
       <w:r>
         <w:t>Tech-Stack</w:t>
       </w:r>
@@ -5377,41 +5334,40 @@
     </w:p>
     <w:p>
       <w:pPr>
-        <w:pStyle w:val="Listenabsatz"/>
+        <w:pStyle w:val="ListParagraph"/>
         <w:numPr>
           <w:ilvl w:val="0"/>
           <w:numId w:val="35"/>
         </w:numPr>
         <w:jc w:val="both"/>
-        <w:rPr/>
-      </w:pPr>
-      <w:r>
-        <w:rPr>
-          <w:b w:val="1"/>
-          <w:bCs w:val="1"/>
+      </w:pPr>
+      <w:r>
+        <w:rPr>
+          <w:b/>
+          <w:bCs/>
         </w:rPr>
         <w:t>Datenmanagement</w:t>
       </w:r>
       <w:r>
-        <w:rPr/>
         <w:t xml:space="preserve">: MongoDB, Python, Pandas, </w:t>
       </w:r>
-      <w:r>
-        <w:rPr/>
+      <w:proofErr w:type="spellStart"/>
+      <w:r>
         <w:t>Numpy</w:t>
       </w:r>
-      <w:r>
-        <w:rPr/>
+      <w:proofErr w:type="spellEnd"/>
+      <w:r>
         <w:t xml:space="preserve">, </w:t>
       </w:r>
-      <w:r>
-        <w:rPr/>
+      <w:proofErr w:type="spellStart"/>
+      <w:r>
         <w:t>OpenCV</w:t>
       </w:r>
-    </w:p>
-    <w:p>
-      <w:pPr>
-        <w:pStyle w:val="Listenabsatz"/>
+      <w:proofErr w:type="spellEnd"/>
+    </w:p>
+    <w:p>
+      <w:pPr>
+        <w:pStyle w:val="ListParagraph"/>
         <w:numPr>
           <w:ilvl w:val="0"/>
           <w:numId w:val="35"/>
@@ -5452,7 +5408,7 @@
     </w:p>
     <w:p>
       <w:pPr>
-        <w:pStyle w:val="Listenabsatz"/>
+        <w:pStyle w:val="ListParagraph"/>
         <w:numPr>
           <w:ilvl w:val="0"/>
           <w:numId w:val="35"/>
@@ -5485,7 +5441,7 @@
     </w:p>
     <w:p>
       <w:pPr>
-        <w:pStyle w:val="Listenabsatz"/>
+        <w:pStyle w:val="ListParagraph"/>
         <w:numPr>
           <w:ilvl w:val="0"/>
           <w:numId w:val="35"/>
@@ -5533,7 +5489,7 @@
     </w:p>
     <w:p>
       <w:pPr>
-        <w:pStyle w:val="Listenabsatz"/>
+        <w:pStyle w:val="ListParagraph"/>
         <w:numPr>
           <w:ilvl w:val="0"/>
           <w:numId w:val="35"/>
@@ -5561,7 +5517,7 @@
     </w:p>
     <w:p>
       <w:pPr>
-        <w:pStyle w:val="Listenabsatz"/>
+        <w:pStyle w:val="ListParagraph"/>
         <w:numPr>
           <w:ilvl w:val="0"/>
           <w:numId w:val="35"/>
@@ -5581,9 +5537,9 @@
     </w:p>
     <w:p>
       <w:pPr>
-        <w:pStyle w:val="berschrift1"/>
-      </w:pPr>
-      <w:bookmarkStart w:name="_Toc179040529" w:id="22"/>
+        <w:pStyle w:val="Heading1"/>
+      </w:pPr>
+      <w:bookmarkStart w:id="22" w:name="_Toc179040529"/>
       <w:r>
         <w:t>Projektorganisation</w:t>
       </w:r>
@@ -5591,9 +5547,9 @@
     </w:p>
     <w:p>
       <w:pPr>
-        <w:pStyle w:val="berschrift2"/>
-      </w:pPr>
-      <w:bookmarkStart w:name="_Toc179040530" w:id="23"/>
+        <w:pStyle w:val="Heading2"/>
+      </w:pPr>
+      <w:bookmarkStart w:id="23" w:name="_Toc179040530"/>
       <w:r>
         <w:t>Rollenverteilung</w:t>
       </w:r>
@@ -5601,15 +5557,15 @@
     </w:p>
     <w:tbl>
       <w:tblPr>
-        <w:tblStyle w:val="Tabellenraster"/>
+        <w:tblStyle w:val="TableGrid"/>
         <w:tblW w:w="0" w:type="auto"/>
         <w:tblBorders>
-          <w:top w:val="none" w:color="auto" w:sz="0" w:space="0"/>
-          <w:left w:val="none" w:color="auto" w:sz="0" w:space="0"/>
-          <w:bottom w:val="none" w:color="auto" w:sz="0" w:space="0"/>
-          <w:right w:val="none" w:color="auto" w:sz="0" w:space="0"/>
-          <w:insideH w:val="none" w:color="auto" w:sz="0" w:space="0"/>
-          <w:insideV w:val="none" w:color="auto" w:sz="0" w:space="0"/>
+          <w:top w:val="none" w:sz="0" w:space="0" w:color="auto"/>
+          <w:left w:val="none" w:sz="0" w:space="0" w:color="auto"/>
+          <w:bottom w:val="none" w:sz="0" w:space="0" w:color="auto"/>
+          <w:right w:val="none" w:sz="0" w:space="0" w:color="auto"/>
+          <w:insideH w:val="none" w:sz="0" w:space="0" w:color="auto"/>
+          <w:insideV w:val="none" w:sz="0" w:space="0" w:color="auto"/>
         </w:tblBorders>
         <w:tblLook w:val="04A0" w:firstRow="1" w:lastRow="0" w:firstColumn="1" w:lastColumn="0" w:noHBand="0" w:noVBand="1"/>
       </w:tblPr>
@@ -5869,25 +5825,26 @@
       </w:tr>
     </w:tbl>
     <w:p>
-      <w:bookmarkStart w:name="_Toc273078906" w:id="24"/>
-      <w:bookmarkStart w:name="_Toc273079106" w:id="25"/>
-      <w:bookmarkStart w:name="_Toc273079169" w:id="26"/>
-      <w:bookmarkStart w:name="_Toc273079374" w:id="27"/>
-      <w:bookmarkStart w:name="_Toc273079556" w:id="28"/>
-      <w:bookmarkStart w:name="_Toc273079686" w:id="29"/>
-      <w:bookmarkStart w:name="_Toc273080031" w:id="30"/>
-      <w:bookmarkStart w:name="_Toc273080394" w:id="31"/>
-      <w:bookmarkStart w:name="_Toc273080689" w:id="32"/>
-      <w:bookmarkStart w:name="_Toc273389757" w:id="33"/>
-      <w:bookmarkStart w:name="_Toc303712750" w:id="34"/>
-    </w:p>
-    <w:p>
-      <w:pPr>
-        <w:pStyle w:val="berschrift2"/>
+      <w:bookmarkStart w:id="24" w:name="_Toc273078906"/>
+      <w:bookmarkStart w:id="25" w:name="_Toc273079106"/>
+      <w:bookmarkStart w:id="26" w:name="_Toc273079169"/>
+      <w:bookmarkStart w:id="27" w:name="_Toc273079374"/>
+      <w:bookmarkStart w:id="28" w:name="_Toc273079556"/>
+      <w:bookmarkStart w:id="29" w:name="_Toc273079686"/>
+      <w:bookmarkStart w:id="30" w:name="_Toc273080031"/>
+      <w:bookmarkStart w:id="31" w:name="_Toc273080394"/>
+      <w:bookmarkStart w:id="32" w:name="_Toc273080689"/>
+      <w:bookmarkStart w:id="33" w:name="_Toc273389757"/>
+      <w:bookmarkStart w:id="34" w:name="_Toc303712750"/>
+    </w:p>
+    <w:p>
+      <w:pPr>
+        <w:pStyle w:val="Heading2"/>
         <w:jc w:val="both"/>
       </w:pPr>
-      <w:bookmarkStart w:name="_Toc179040531" w:id="35"/>
-      <w:r>
+      <w:bookmarkStart w:id="35" w:name="_Toc179040531"/>
+      <w:r>
+        <w:lastRenderedPageBreak/>
         <w:t>Aufgabenverteilung</w:t>
       </w:r>
       <w:bookmarkEnd w:id="24"/>
@@ -5905,10 +5862,10 @@
     </w:p>
     <w:p>
       <w:pPr>
-        <w:pStyle w:val="berschrift3"/>
+        <w:pStyle w:val="Heading3"/>
         <w:jc w:val="both"/>
       </w:pPr>
-      <w:bookmarkStart w:name="_Toc179040532" w:id="36"/>
+      <w:bookmarkStart w:id="36" w:name="_Toc179040532"/>
       <w:r>
         <w:t>Jonas Maier</w:t>
       </w:r>
@@ -5916,7 +5873,7 @@
     </w:p>
     <w:p>
       <w:pPr>
-        <w:pStyle w:val="Listenabsatz"/>
+        <w:pStyle w:val="ListParagraph"/>
         <w:numPr>
           <w:ilvl w:val="0"/>
           <w:numId w:val="26"/>
@@ -5937,7 +5894,7 @@
     </w:p>
     <w:p>
       <w:pPr>
-        <w:pStyle w:val="Listenabsatz"/>
+        <w:pStyle w:val="ListParagraph"/>
         <w:numPr>
           <w:ilvl w:val="0"/>
           <w:numId w:val="26"/>
@@ -5961,7 +5918,7 @@
     </w:p>
     <w:p>
       <w:pPr>
-        <w:pStyle w:val="Listenabsatz"/>
+        <w:pStyle w:val="ListParagraph"/>
         <w:numPr>
           <w:ilvl w:val="0"/>
           <w:numId w:val="26"/>
@@ -5983,10 +5940,10 @@
     </w:p>
     <w:p>
       <w:pPr>
-        <w:pStyle w:val="berschrift3"/>
+        <w:pStyle w:val="Heading3"/>
         <w:jc w:val="both"/>
       </w:pPr>
-      <w:bookmarkStart w:name="_Toc179040533" w:id="37"/>
+      <w:bookmarkStart w:id="37" w:name="_Toc179040533"/>
       <w:r>
         <w:t>Jonas Bogensber</w:t>
       </w:r>
@@ -5997,7 +5954,7 @@
     </w:p>
     <w:p>
       <w:pPr>
-        <w:pStyle w:val="Listenabsatz"/>
+        <w:pStyle w:val="ListParagraph"/>
         <w:numPr>
           <w:ilvl w:val="0"/>
           <w:numId w:val="27"/>
@@ -6013,7 +5970,7 @@
     </w:p>
     <w:p>
       <w:pPr>
-        <w:pStyle w:val="Listenabsatz"/>
+        <w:pStyle w:val="ListParagraph"/>
         <w:numPr>
           <w:ilvl w:val="0"/>
           <w:numId w:val="27"/>
@@ -6026,7 +5983,7 @@
     </w:p>
     <w:p>
       <w:pPr>
-        <w:pStyle w:val="Listenabsatz"/>
+        <w:pStyle w:val="ListParagraph"/>
         <w:numPr>
           <w:ilvl w:val="0"/>
           <w:numId w:val="27"/>
@@ -6039,10 +5996,10 @@
     </w:p>
     <w:p>
       <w:pPr>
-        <w:pStyle w:val="berschrift3"/>
+        <w:pStyle w:val="Heading3"/>
         <w:jc w:val="both"/>
       </w:pPr>
-      <w:bookmarkStart w:name="_Toc179040534" w:id="38"/>
+      <w:bookmarkStart w:id="38" w:name="_Toc179040534"/>
       <w:r>
         <w:t>Daniel Jessner</w:t>
       </w:r>
@@ -6050,7 +6007,7 @@
     </w:p>
     <w:p>
       <w:pPr>
-        <w:pStyle w:val="Listenabsatz"/>
+        <w:pStyle w:val="ListParagraph"/>
         <w:numPr>
           <w:ilvl w:val="0"/>
           <w:numId w:val="30"/>
@@ -6074,7 +6031,7 @@
     </w:p>
     <w:p>
       <w:pPr>
-        <w:pStyle w:val="Listenabsatz"/>
+        <w:pStyle w:val="ListParagraph"/>
         <w:numPr>
           <w:ilvl w:val="0"/>
           <w:numId w:val="38"/>
@@ -6087,7 +6044,7 @@
     </w:p>
     <w:p>
       <w:pPr>
-        <w:pStyle w:val="Listenabsatz"/>
+        <w:pStyle w:val="ListParagraph"/>
         <w:numPr>
           <w:ilvl w:val="0"/>
           <w:numId w:val="38"/>
@@ -6100,7 +6057,7 @@
     </w:p>
     <w:p>
       <w:pPr>
-        <w:pStyle w:val="Listenabsatz"/>
+        <w:pStyle w:val="ListParagraph"/>
         <w:numPr>
           <w:ilvl w:val="0"/>
           <w:numId w:val="38"/>
@@ -6116,7 +6073,7 @@
     </w:p>
     <w:p>
       <w:pPr>
-        <w:pStyle w:val="Listenabsatz"/>
+        <w:pStyle w:val="ListParagraph"/>
         <w:numPr>
           <w:ilvl w:val="0"/>
           <w:numId w:val="38"/>
@@ -6131,7 +6088,7 @@
     <w:p>
       <w:pPr>
         <w:sectPr>
-          <w:pgSz w:w="11906" w:h="16838" w:orient="portrait"/>
+          <w:pgSz w:w="11906" w:h="16838"/>
           <w:pgMar w:top="1417" w:right="1417" w:bottom="1134" w:left="1417" w:header="708" w:footer="708" w:gutter="0"/>
           <w:cols w:space="708"/>
           <w:docGrid w:linePitch="360"/>
@@ -6140,17 +6097,18 @@
     </w:p>
     <w:p>
       <w:pPr>
-        <w:pStyle w:val="berschrift2"/>
+        <w:pStyle w:val="Heading2"/>
         <w:spacing w:before="0" w:after="0"/>
         <w:rPr>
           <w:lang w:val="de-DE"/>
         </w:rPr>
       </w:pPr>
-      <w:bookmarkStart w:name="_Toc179040535" w:id="39"/>
+      <w:bookmarkStart w:id="39" w:name="_Toc179040535"/>
       <w:r>
         <w:rPr>
           <w:lang w:val="de-DE"/>
         </w:rPr>
+        <w:lastRenderedPageBreak/>
         <w:t>Zeitplan</w:t>
       </w:r>
       <w:bookmarkEnd w:id="39"/>
@@ -6163,13 +6121,13 @@
       </w:pPr>
       <w:r>
         <w:rPr>
-          <w:noProof/>
+          <w:lang w:val="de-DE"/>
         </w:rPr>
         <w:drawing>
-          <wp:inline distT="0" distB="0" distL="0" distR="0" wp14:anchorId="17A3E1E0" wp14:editId="253537D8">
-            <wp:extent cx="9530655" cy="2838450"/>
-            <wp:effectExtent l="0" t="0" r="0" b="0"/>
-            <wp:docPr id="1452929762" name="Grafik 1" descr="Ein Bild, das Reihe, Diagramm, Text, Zahl enthält.&#10;&#10;Automatisch generierte Beschreibung"/>
+          <wp:inline distT="0" distB="0" distL="0" distR="0" wp14:anchorId="12FD3203" wp14:editId="568B7D8B">
+            <wp:extent cx="9072245" cy="2317750"/>
+            <wp:effectExtent l="0" t="0" r="0" b="6350"/>
+            <wp:docPr id="478405370" name="Picture 1" descr="A screenshot of a computer&#10;&#10;AI-generated content may be incorrect."/>
             <wp:cNvGraphicFramePr>
               <a:graphicFrameLocks xmlns:a="http://schemas.openxmlformats.org/drawingml/2006/main" noChangeAspect="1"/>
             </wp:cNvGraphicFramePr>
@@ -6177,36 +6135,23 @@
               <a:graphicData uri="http://schemas.openxmlformats.org/drawingml/2006/picture">
                 <pic:pic xmlns:pic="http://schemas.openxmlformats.org/drawingml/2006/picture">
                   <pic:nvPicPr>
-                    <pic:cNvPr id="1452929762" name="Grafik 1" descr="Ein Bild, das Reihe, Diagramm, Text, Zahl enthält.&#10;&#10;Automatisch generierte Beschreibung"/>
-                    <pic:cNvPicPr>
-                      <a:picLocks noChangeAspect="1" noChangeArrowheads="1"/>
-                    </pic:cNvPicPr>
+                    <pic:cNvPr id="478405370" name="Picture 1" descr="A screenshot of a computer&#10;&#10;AI-generated content may be incorrect."/>
+                    <pic:cNvPicPr/>
                   </pic:nvPicPr>
                   <pic:blipFill>
-                    <a:blip r:embed="rId12">
-                      <a:extLst>
-                        <a:ext uri="{28A0092B-C50C-407E-A947-70E740481C1C}">
-                          <a14:useLocalDpi xmlns:a14="http://schemas.microsoft.com/office/drawing/2010/main" val="0"/>
-                        </a:ext>
-                      </a:extLst>
-                    </a:blip>
-                    <a:srcRect/>
+                    <a:blip r:embed="rId12"/>
                     <a:stretch>
                       <a:fillRect/>
                     </a:stretch>
                   </pic:blipFill>
-                  <pic:spPr bwMode="auto">
+                  <pic:spPr>
                     <a:xfrm>
                       <a:off x="0" y="0"/>
-                      <a:ext cx="9535537" cy="2839904"/>
+                      <a:ext cx="9072245" cy="2317750"/>
                     </a:xfrm>
                     <a:prstGeom prst="rect">
                       <a:avLst/>
                     </a:prstGeom>
-                    <a:noFill/>
-                    <a:ln>
-                      <a:noFill/>
-                    </a:ln>
                   </pic:spPr>
                 </pic:pic>
               </a:graphicData>
@@ -6228,7 +6173,7 @@
 </file>
 
 <file path=word/endnotes.xml><?xml version="1.0" encoding="utf-8"?>
-<w:endnotes xmlns:wpc="http://schemas.microsoft.com/office/word/2010/wordprocessingCanvas" xmlns:cx="http://schemas.microsoft.com/office/drawing/2014/chartex" xmlns:cx1="http://schemas.microsoft.com/office/drawing/2015/9/8/chartex" xmlns:cx2="http://schemas.microsoft.com/office/drawing/2015/10/21/chartex" xmlns:cx3="http://schemas.microsoft.com/office/drawing/2016/5/9/chartex" xmlns:cx4="http://schemas.microsoft.com/office/drawing/2016/5/10/chartex" xmlns:cx5="http://schemas.microsoft.com/office/drawing/2016/5/11/chartex" xmlns:cx6="http://schemas.microsoft.com/office/drawing/2016/5/12/chartex" xmlns:cx7="http://schemas.microsoft.com/office/drawing/2016/5/13/chartex" xmlns:cx8="http://schemas.microsoft.com/office/drawing/2016/5/14/chartex" xmlns:mc="http://schemas.openxmlformats.org/markup-compatibility/2006" xmlns:aink="http://schemas.microsoft.com/office/drawing/2016/ink" xmlns:am3d="http://schemas.microsoft.com/office/drawing/2017/model3d" xmlns:o="urn:schemas-microsoft-com:office:office" xmlns:oel="http://schemas.microsoft.com/office/2019/extlst" xmlns:r="http://schemas.openxmlformats.org/officeDocument/2006/relationships" xmlns:m="http://schemas.openxmlformats.org/officeDocument/2006/math" xmlns:v="urn:schemas-microsoft-com:vml" xmlns:wp14="http://schemas.microsoft.com/office/word/2010/wordprocessingDrawing" xmlns:wp="http://schemas.openxmlformats.org/drawingml/2006/wordprocessingDrawing" xmlns:w10="urn:schemas-microsoft-com:office:word" xmlns:w="http://schemas.openxmlformats.org/wordprocessingml/2006/main" xmlns:w14="http://schemas.microsoft.com/office/word/2010/wordml" xmlns:w15="http://schemas.microsoft.com/office/word/2012/wordml" xmlns:w16cex="http://schemas.microsoft.com/office/word/2018/wordml/cex" xmlns:w16cid="http://schemas.microsoft.com/office/word/2016/wordml/cid" xmlns:w16="http://schemas.microsoft.com/office/word/2018/wordml" xmlns:w16du="http://schemas.microsoft.com/office/word/2023/wordml/word16du" xmlns:w16sdtdh="http://schemas.microsoft.com/office/word/2020/wordml/sdtdatahash" xmlns:w16se="http://schemas.microsoft.com/office/word/2015/wordml/symex" xmlns:wpg="http://schemas.microsoft.com/office/word/2010/wordprocessingGroup" xmlns:wpi="http://schemas.microsoft.com/office/word/2010/wordprocessingInk" xmlns:wne="http://schemas.microsoft.com/office/word/2006/wordml" xmlns:wps="http://schemas.microsoft.com/office/word/2010/wordprocessingShape" mc:Ignorable="w14 w15 w16se w16cid w16 w16cex w16sdtdh w16du wp14">
+<w:endnotes xmlns:wpc="http://schemas.microsoft.com/office/word/2010/wordprocessingCanvas" xmlns:cx="http://schemas.microsoft.com/office/drawing/2014/chartex" xmlns:cx1="http://schemas.microsoft.com/office/drawing/2015/9/8/chartex" xmlns:cx2="http://schemas.microsoft.com/office/drawing/2015/10/21/chartex" xmlns:cx3="http://schemas.microsoft.com/office/drawing/2016/5/9/chartex" xmlns:cx4="http://schemas.microsoft.com/office/drawing/2016/5/10/chartex" xmlns:cx5="http://schemas.microsoft.com/office/drawing/2016/5/11/chartex" xmlns:cx6="http://schemas.microsoft.com/office/drawing/2016/5/12/chartex" xmlns:cx7="http://schemas.microsoft.com/office/drawing/2016/5/13/chartex" xmlns:cx8="http://schemas.microsoft.com/office/drawing/2016/5/14/chartex" xmlns:mc="http://schemas.openxmlformats.org/markup-compatibility/2006" xmlns:aink="http://schemas.microsoft.com/office/drawing/2016/ink" xmlns:am3d="http://schemas.microsoft.com/office/drawing/2017/model3d" xmlns:o="urn:schemas-microsoft-com:office:office" xmlns:oel="http://schemas.microsoft.com/office/2019/extlst" xmlns:r="http://schemas.openxmlformats.org/officeDocument/2006/relationships" xmlns:m="http://schemas.openxmlformats.org/officeDocument/2006/math" xmlns:v="urn:schemas-microsoft-com:vml" xmlns:wp14="http://schemas.microsoft.com/office/word/2010/wordprocessingDrawing" xmlns:wp="http://schemas.openxmlformats.org/drawingml/2006/wordprocessingDrawing" xmlns:w10="urn:schemas-microsoft-com:office:word" xmlns:w="http://schemas.openxmlformats.org/wordprocessingml/2006/main" xmlns:w14="http://schemas.microsoft.com/office/word/2010/wordml" xmlns:w15="http://schemas.microsoft.com/office/word/2012/wordml" xmlns:w16cex="http://schemas.microsoft.com/office/word/2018/wordml/cex" xmlns:w16cid="http://schemas.microsoft.com/office/word/2016/wordml/cid" xmlns:w16="http://schemas.microsoft.com/office/word/2018/wordml" xmlns:w16du="http://schemas.microsoft.com/office/word/2023/wordml/word16du" xmlns:w16sdtdh="http://schemas.microsoft.com/office/word/2020/wordml/sdtdatahash" xmlns:w16sdtfl="http://schemas.microsoft.com/office/word/2024/wordml/sdtformatlock" xmlns:w16se="http://schemas.microsoft.com/office/word/2015/wordml/symex" xmlns:wpg="http://schemas.microsoft.com/office/word/2010/wordprocessingGroup" xmlns:wpi="http://schemas.microsoft.com/office/word/2010/wordprocessingInk" xmlns:wne="http://schemas.microsoft.com/office/word/2006/wordml" xmlns:wps="http://schemas.microsoft.com/office/word/2010/wordprocessingShape" mc:Ignorable="w14 w15 w16se w16cid w16 w16cex w16sdtdh w16sdtfl w16du wp14">
   <w:endnote w:type="separator" w:id="-1">
     <w:p>
       <w:r>
@@ -6254,18 +6199,18 @@
 </file>
 
 <file path=word/footer1.xml><?xml version="1.0" encoding="utf-8"?>
-<w:ftr xmlns:wpc="http://schemas.microsoft.com/office/word/2010/wordprocessingCanvas" xmlns:cx="http://schemas.microsoft.com/office/drawing/2014/chartex" xmlns:cx1="http://schemas.microsoft.com/office/drawing/2015/9/8/chartex" xmlns:cx2="http://schemas.microsoft.com/office/drawing/2015/10/21/chartex" xmlns:cx3="http://schemas.microsoft.com/office/drawing/2016/5/9/chartex" xmlns:cx4="http://schemas.microsoft.com/office/drawing/2016/5/10/chartex" xmlns:cx5="http://schemas.microsoft.com/office/drawing/2016/5/11/chartex" xmlns:cx6="http://schemas.microsoft.com/office/drawing/2016/5/12/chartex" xmlns:cx7="http://schemas.microsoft.com/office/drawing/2016/5/13/chartex" xmlns:cx8="http://schemas.microsoft.com/office/drawing/2016/5/14/chartex" xmlns:mc="http://schemas.openxmlformats.org/markup-compatibility/2006" xmlns:aink="http://schemas.microsoft.com/office/drawing/2016/ink" xmlns:am3d="http://schemas.microsoft.com/office/drawing/2017/model3d" xmlns:o="urn:schemas-microsoft-com:office:office" xmlns:oel="http://schemas.microsoft.com/office/2019/extlst" xmlns:r="http://schemas.openxmlformats.org/officeDocument/2006/relationships" xmlns:m="http://schemas.openxmlformats.org/officeDocument/2006/math" xmlns:v="urn:schemas-microsoft-com:vml" xmlns:wp14="http://schemas.microsoft.com/office/word/2010/wordprocessingDrawing" xmlns:wp="http://schemas.openxmlformats.org/drawingml/2006/wordprocessingDrawing" xmlns:w10="urn:schemas-microsoft-com:office:word" xmlns:w="http://schemas.openxmlformats.org/wordprocessingml/2006/main" xmlns:w14="http://schemas.microsoft.com/office/word/2010/wordml" xmlns:w15="http://schemas.microsoft.com/office/word/2012/wordml" xmlns:w16cex="http://schemas.microsoft.com/office/word/2018/wordml/cex" xmlns:w16cid="http://schemas.microsoft.com/office/word/2016/wordml/cid" xmlns:w16="http://schemas.microsoft.com/office/word/2018/wordml" xmlns:w16du="http://schemas.microsoft.com/office/word/2023/wordml/word16du" xmlns:w16sdtdh="http://schemas.microsoft.com/office/word/2020/wordml/sdtdatahash" xmlns:w16se="http://schemas.microsoft.com/office/word/2015/wordml/symex" xmlns:wpg="http://schemas.microsoft.com/office/word/2010/wordprocessingGroup" xmlns:wpi="http://schemas.microsoft.com/office/word/2010/wordprocessingInk" xmlns:wne="http://schemas.microsoft.com/office/word/2006/wordml" xmlns:wps="http://schemas.microsoft.com/office/word/2010/wordprocessingShape" mc:Ignorable="w14 w15 w16se w16cid w16 w16cex w16sdtdh w16du wp14">
+<w:ftr xmlns:wpc="http://schemas.microsoft.com/office/word/2010/wordprocessingCanvas" xmlns:cx="http://schemas.microsoft.com/office/drawing/2014/chartex" xmlns:cx1="http://schemas.microsoft.com/office/drawing/2015/9/8/chartex" xmlns:cx2="http://schemas.microsoft.com/office/drawing/2015/10/21/chartex" xmlns:cx3="http://schemas.microsoft.com/office/drawing/2016/5/9/chartex" xmlns:cx4="http://schemas.microsoft.com/office/drawing/2016/5/10/chartex" xmlns:cx5="http://schemas.microsoft.com/office/drawing/2016/5/11/chartex" xmlns:cx6="http://schemas.microsoft.com/office/drawing/2016/5/12/chartex" xmlns:cx7="http://schemas.microsoft.com/office/drawing/2016/5/13/chartex" xmlns:cx8="http://schemas.microsoft.com/office/drawing/2016/5/14/chartex" xmlns:mc="http://schemas.openxmlformats.org/markup-compatibility/2006" xmlns:aink="http://schemas.microsoft.com/office/drawing/2016/ink" xmlns:am3d="http://schemas.microsoft.com/office/drawing/2017/model3d" xmlns:o="urn:schemas-microsoft-com:office:office" xmlns:oel="http://schemas.microsoft.com/office/2019/extlst" xmlns:r="http://schemas.openxmlformats.org/officeDocument/2006/relationships" xmlns:m="http://schemas.openxmlformats.org/officeDocument/2006/math" xmlns:v="urn:schemas-microsoft-com:vml" xmlns:wp14="http://schemas.microsoft.com/office/word/2010/wordprocessingDrawing" xmlns:wp="http://schemas.openxmlformats.org/drawingml/2006/wordprocessingDrawing" xmlns:w10="urn:schemas-microsoft-com:office:word" xmlns:w="http://schemas.openxmlformats.org/wordprocessingml/2006/main" xmlns:w14="http://schemas.microsoft.com/office/word/2010/wordml" xmlns:w15="http://schemas.microsoft.com/office/word/2012/wordml" xmlns:w16cex="http://schemas.microsoft.com/office/word/2018/wordml/cex" xmlns:w16cid="http://schemas.microsoft.com/office/word/2016/wordml/cid" xmlns:w16="http://schemas.microsoft.com/office/word/2018/wordml" xmlns:w16du="http://schemas.microsoft.com/office/word/2023/wordml/word16du" xmlns:w16sdtdh="http://schemas.microsoft.com/office/word/2020/wordml/sdtdatahash" xmlns:w16sdtfl="http://schemas.microsoft.com/office/word/2024/wordml/sdtformatlock" xmlns:w16se="http://schemas.microsoft.com/office/word/2015/wordml/symex" xmlns:wpg="http://schemas.microsoft.com/office/word/2010/wordprocessingGroup" xmlns:wpi="http://schemas.microsoft.com/office/word/2010/wordprocessingInk" xmlns:wne="http://schemas.microsoft.com/office/word/2006/wordml" xmlns:wps="http://schemas.microsoft.com/office/word/2010/wordprocessingShape" mc:Ignorable="w14 w15 w16se w16cid w16 w16cex w16sdtdh w16sdtfl w16du wp14">
   <w:tbl>
     <w:tblPr>
-      <w:tblStyle w:val="Tabellenraster"/>
+      <w:tblStyle w:val="TableGrid"/>
       <w:tblW w:w="9000" w:type="dxa"/>
       <w:tblBorders>
-        <w:top w:val="none" w:color="auto" w:sz="0" w:space="0"/>
-        <w:left w:val="none" w:color="auto" w:sz="0" w:space="0"/>
-        <w:bottom w:val="none" w:color="auto" w:sz="0" w:space="0"/>
-        <w:right w:val="none" w:color="auto" w:sz="0" w:space="0"/>
-        <w:insideH w:val="none" w:color="auto" w:sz="0" w:space="0"/>
-        <w:insideV w:val="none" w:color="auto" w:sz="0" w:space="0"/>
+        <w:top w:val="none" w:sz="0" w:space="0" w:color="auto"/>
+        <w:left w:val="none" w:sz="0" w:space="0" w:color="auto"/>
+        <w:bottom w:val="none" w:sz="0" w:space="0" w:color="auto"/>
+        <w:right w:val="none" w:sz="0" w:space="0" w:color="auto"/>
+        <w:insideH w:val="none" w:sz="0" w:space="0" w:color="auto"/>
+        <w:insideV w:val="none" w:sz="0" w:space="0" w:color="auto"/>
       </w:tblBorders>
       <w:tblLook w:val="04A0" w:firstRow="1" w:lastRow="0" w:firstColumn="1" w:lastColumn="0" w:noHBand="0" w:noVBand="1"/>
     </w:tblPr>
@@ -6278,7 +6223,7 @@
         <w:tcPr>
           <w:tcW w:w="4680" w:type="dxa"/>
           <w:tcBorders>
-            <w:top w:val="single" w:color="auto" w:sz="4" w:space="0"/>
+            <w:top w:val="single" w:sz="4" w:space="0" w:color="auto"/>
           </w:tcBorders>
         </w:tcPr>
         <w:p>
@@ -6303,7 +6248,7 @@
         <w:tcPr>
           <w:tcW w:w="4320" w:type="dxa"/>
           <w:tcBorders>
-            <w:top w:val="single" w:color="auto" w:sz="4" w:space="0"/>
+            <w:top w:val="single" w:sz="4" w:space="0" w:color="auto"/>
           </w:tcBorders>
         </w:tcPr>
         <w:p>
@@ -6482,7 +6427,7 @@
   </w:tbl>
   <w:p>
     <w:pPr>
-      <w:pStyle w:val="Fuzeile"/>
+      <w:pStyle w:val="Footer"/>
       <w:tabs>
         <w:tab w:val="clear" w:pos="4536"/>
         <w:tab w:val="clear" w:pos="9072"/>
@@ -6500,18 +6445,18 @@
 </file>
 
 <file path=word/footer2.xml><?xml version="1.0" encoding="utf-8"?>
-<w:ftr xmlns:wpc="http://schemas.microsoft.com/office/word/2010/wordprocessingCanvas" xmlns:cx="http://schemas.microsoft.com/office/drawing/2014/chartex" xmlns:cx1="http://schemas.microsoft.com/office/drawing/2015/9/8/chartex" xmlns:cx2="http://schemas.microsoft.com/office/drawing/2015/10/21/chartex" xmlns:cx3="http://schemas.microsoft.com/office/drawing/2016/5/9/chartex" xmlns:cx4="http://schemas.microsoft.com/office/drawing/2016/5/10/chartex" xmlns:cx5="http://schemas.microsoft.com/office/drawing/2016/5/11/chartex" xmlns:cx6="http://schemas.microsoft.com/office/drawing/2016/5/12/chartex" xmlns:cx7="http://schemas.microsoft.com/office/drawing/2016/5/13/chartex" xmlns:cx8="http://schemas.microsoft.com/office/drawing/2016/5/14/chartex" xmlns:mc="http://schemas.openxmlformats.org/markup-compatibility/2006" xmlns:aink="http://schemas.microsoft.com/office/drawing/2016/ink" xmlns:am3d="http://schemas.microsoft.com/office/drawing/2017/model3d" xmlns:o="urn:schemas-microsoft-com:office:office" xmlns:oel="http://schemas.microsoft.com/office/2019/extlst" xmlns:r="http://schemas.openxmlformats.org/officeDocument/2006/relationships" xmlns:m="http://schemas.openxmlformats.org/officeDocument/2006/math" xmlns:v="urn:schemas-microsoft-com:vml" xmlns:wp14="http://schemas.microsoft.com/office/word/2010/wordprocessingDrawing" xmlns:wp="http://schemas.openxmlformats.org/drawingml/2006/wordprocessingDrawing" xmlns:w10="urn:schemas-microsoft-com:office:word" xmlns:w="http://schemas.openxmlformats.org/wordprocessingml/2006/main" xmlns:w14="http://schemas.microsoft.com/office/word/2010/wordml" xmlns:w15="http://schemas.microsoft.com/office/word/2012/wordml" xmlns:w16cex="http://schemas.microsoft.com/office/word/2018/wordml/cex" xmlns:w16cid="http://schemas.microsoft.com/office/word/2016/wordml/cid" xmlns:w16="http://schemas.microsoft.com/office/word/2018/wordml" xmlns:w16du="http://schemas.microsoft.com/office/word/2023/wordml/word16du" xmlns:w16sdtdh="http://schemas.microsoft.com/office/word/2020/wordml/sdtdatahash" xmlns:w16se="http://schemas.microsoft.com/office/word/2015/wordml/symex" xmlns:wpg="http://schemas.microsoft.com/office/word/2010/wordprocessingGroup" xmlns:wpi="http://schemas.microsoft.com/office/word/2010/wordprocessingInk" xmlns:wne="http://schemas.microsoft.com/office/word/2006/wordml" xmlns:wps="http://schemas.microsoft.com/office/word/2010/wordprocessingShape" mc:Ignorable="w14 w15 w16se w16cid w16 w16cex w16sdtdh w16du wp14">
+<w:ftr xmlns:wpc="http://schemas.microsoft.com/office/word/2010/wordprocessingCanvas" xmlns:cx="http://schemas.microsoft.com/office/drawing/2014/chartex" xmlns:cx1="http://schemas.microsoft.com/office/drawing/2015/9/8/chartex" xmlns:cx2="http://schemas.microsoft.com/office/drawing/2015/10/21/chartex" xmlns:cx3="http://schemas.microsoft.com/office/drawing/2016/5/9/chartex" xmlns:cx4="http://schemas.microsoft.com/office/drawing/2016/5/10/chartex" xmlns:cx5="http://schemas.microsoft.com/office/drawing/2016/5/11/chartex" xmlns:cx6="http://schemas.microsoft.com/office/drawing/2016/5/12/chartex" xmlns:cx7="http://schemas.microsoft.com/office/drawing/2016/5/13/chartex" xmlns:cx8="http://schemas.microsoft.com/office/drawing/2016/5/14/chartex" xmlns:mc="http://schemas.openxmlformats.org/markup-compatibility/2006" xmlns:aink="http://schemas.microsoft.com/office/drawing/2016/ink" xmlns:am3d="http://schemas.microsoft.com/office/drawing/2017/model3d" xmlns:o="urn:schemas-microsoft-com:office:office" xmlns:oel="http://schemas.microsoft.com/office/2019/extlst" xmlns:r="http://schemas.openxmlformats.org/officeDocument/2006/relationships" xmlns:m="http://schemas.openxmlformats.org/officeDocument/2006/math" xmlns:v="urn:schemas-microsoft-com:vml" xmlns:wp14="http://schemas.microsoft.com/office/word/2010/wordprocessingDrawing" xmlns:wp="http://schemas.openxmlformats.org/drawingml/2006/wordprocessingDrawing" xmlns:w10="urn:schemas-microsoft-com:office:word" xmlns:w="http://schemas.openxmlformats.org/wordprocessingml/2006/main" xmlns:w14="http://schemas.microsoft.com/office/word/2010/wordml" xmlns:w15="http://schemas.microsoft.com/office/word/2012/wordml" xmlns:w16cex="http://schemas.microsoft.com/office/word/2018/wordml/cex" xmlns:w16cid="http://schemas.microsoft.com/office/word/2016/wordml/cid" xmlns:w16="http://schemas.microsoft.com/office/word/2018/wordml" xmlns:w16du="http://schemas.microsoft.com/office/word/2023/wordml/word16du" xmlns:w16sdtdh="http://schemas.microsoft.com/office/word/2020/wordml/sdtdatahash" xmlns:w16sdtfl="http://schemas.microsoft.com/office/word/2024/wordml/sdtformatlock" xmlns:w16se="http://schemas.microsoft.com/office/word/2015/wordml/symex" xmlns:wpg="http://schemas.microsoft.com/office/word/2010/wordprocessingGroup" xmlns:wpi="http://schemas.microsoft.com/office/word/2010/wordprocessingInk" xmlns:wne="http://schemas.microsoft.com/office/word/2006/wordml" xmlns:wps="http://schemas.microsoft.com/office/word/2010/wordprocessingShape" mc:Ignorable="w14 w15 w16se w16cid w16 w16cex w16sdtdh w16sdtfl w16du wp14">
   <w:tbl>
     <w:tblPr>
-      <w:tblStyle w:val="Tabellenraster"/>
+      <w:tblStyle w:val="TableGrid"/>
       <w:tblW w:w="0" w:type="auto"/>
       <w:tblBorders>
-        <w:top w:val="none" w:color="auto" w:sz="0" w:space="0"/>
-        <w:left w:val="none" w:color="auto" w:sz="0" w:space="0"/>
-        <w:bottom w:val="none" w:color="auto" w:sz="0" w:space="0"/>
-        <w:right w:val="none" w:color="auto" w:sz="0" w:space="0"/>
-        <w:insideH w:val="none" w:color="auto" w:sz="0" w:space="0"/>
-        <w:insideV w:val="none" w:color="auto" w:sz="0" w:space="0"/>
+        <w:top w:val="none" w:sz="0" w:space="0" w:color="auto"/>
+        <w:left w:val="none" w:sz="0" w:space="0" w:color="auto"/>
+        <w:bottom w:val="none" w:sz="0" w:space="0" w:color="auto"/>
+        <w:right w:val="none" w:sz="0" w:space="0" w:color="auto"/>
+        <w:insideH w:val="none" w:sz="0" w:space="0" w:color="auto"/>
+        <w:insideV w:val="none" w:sz="0" w:space="0" w:color="auto"/>
       </w:tblBorders>
       <w:tblLook w:val="04A0" w:firstRow="1" w:lastRow="0" w:firstColumn="1" w:lastColumn="0" w:noHBand="0" w:noVBand="1"/>
     </w:tblPr>
@@ -6741,7 +6686,7 @@
   </w:tbl>
   <w:p>
     <w:pPr>
-      <w:pStyle w:val="Fuzeile"/>
+      <w:pStyle w:val="Footer"/>
       <w:rPr>
         <w:rFonts w:ascii="Arial" w:hAnsi="Arial" w:cs="Arial"/>
         <w:sz w:val="20"/>
@@ -6754,7 +6699,7 @@
 </file>
 
 <file path=word/footnotes.xml><?xml version="1.0" encoding="utf-8"?>
-<w:footnotes xmlns:wpc="http://schemas.microsoft.com/office/word/2010/wordprocessingCanvas" xmlns:cx="http://schemas.microsoft.com/office/drawing/2014/chartex" xmlns:cx1="http://schemas.microsoft.com/office/drawing/2015/9/8/chartex" xmlns:cx2="http://schemas.microsoft.com/office/drawing/2015/10/21/chartex" xmlns:cx3="http://schemas.microsoft.com/office/drawing/2016/5/9/chartex" xmlns:cx4="http://schemas.microsoft.com/office/drawing/2016/5/10/chartex" xmlns:cx5="http://schemas.microsoft.com/office/drawing/2016/5/11/chartex" xmlns:cx6="http://schemas.microsoft.com/office/drawing/2016/5/12/chartex" xmlns:cx7="http://schemas.microsoft.com/office/drawing/2016/5/13/chartex" xmlns:cx8="http://schemas.microsoft.com/office/drawing/2016/5/14/chartex" xmlns:mc="http://schemas.openxmlformats.org/markup-compatibility/2006" xmlns:aink="http://schemas.microsoft.com/office/drawing/2016/ink" xmlns:am3d="http://schemas.microsoft.com/office/drawing/2017/model3d" xmlns:o="urn:schemas-microsoft-com:office:office" xmlns:oel="http://schemas.microsoft.com/office/2019/extlst" xmlns:r="http://schemas.openxmlformats.org/officeDocument/2006/relationships" xmlns:m="http://schemas.openxmlformats.org/officeDocument/2006/math" xmlns:v="urn:schemas-microsoft-com:vml" xmlns:wp14="http://schemas.microsoft.com/office/word/2010/wordprocessingDrawing" xmlns:wp="http://schemas.openxmlformats.org/drawingml/2006/wordprocessingDrawing" xmlns:w10="urn:schemas-microsoft-com:office:word" xmlns:w="http://schemas.openxmlformats.org/wordprocessingml/2006/main" xmlns:w14="http://schemas.microsoft.com/office/word/2010/wordml" xmlns:w15="http://schemas.microsoft.com/office/word/2012/wordml" xmlns:w16cex="http://schemas.microsoft.com/office/word/2018/wordml/cex" xmlns:w16cid="http://schemas.microsoft.com/office/word/2016/wordml/cid" xmlns:w16="http://schemas.microsoft.com/office/word/2018/wordml" xmlns:w16du="http://schemas.microsoft.com/office/word/2023/wordml/word16du" xmlns:w16sdtdh="http://schemas.microsoft.com/office/word/2020/wordml/sdtdatahash" xmlns:w16se="http://schemas.microsoft.com/office/word/2015/wordml/symex" xmlns:wpg="http://schemas.microsoft.com/office/word/2010/wordprocessingGroup" xmlns:wpi="http://schemas.microsoft.com/office/word/2010/wordprocessingInk" xmlns:wne="http://schemas.microsoft.com/office/word/2006/wordml" xmlns:wps="http://schemas.microsoft.com/office/word/2010/wordprocessingShape" mc:Ignorable="w14 w15 w16se w16cid w16 w16cex w16sdtdh w16du wp14">
+<w:footnotes xmlns:wpc="http://schemas.microsoft.com/office/word/2010/wordprocessingCanvas" xmlns:cx="http://schemas.microsoft.com/office/drawing/2014/chartex" xmlns:cx1="http://schemas.microsoft.com/office/drawing/2015/9/8/chartex" xmlns:cx2="http://schemas.microsoft.com/office/drawing/2015/10/21/chartex" xmlns:cx3="http://schemas.microsoft.com/office/drawing/2016/5/9/chartex" xmlns:cx4="http://schemas.microsoft.com/office/drawing/2016/5/10/chartex" xmlns:cx5="http://schemas.microsoft.com/office/drawing/2016/5/11/chartex" xmlns:cx6="http://schemas.microsoft.com/office/drawing/2016/5/12/chartex" xmlns:cx7="http://schemas.microsoft.com/office/drawing/2016/5/13/chartex" xmlns:cx8="http://schemas.microsoft.com/office/drawing/2016/5/14/chartex" xmlns:mc="http://schemas.openxmlformats.org/markup-compatibility/2006" xmlns:aink="http://schemas.microsoft.com/office/drawing/2016/ink" xmlns:am3d="http://schemas.microsoft.com/office/drawing/2017/model3d" xmlns:o="urn:schemas-microsoft-com:office:office" xmlns:oel="http://schemas.microsoft.com/office/2019/extlst" xmlns:r="http://schemas.openxmlformats.org/officeDocument/2006/relationships" xmlns:m="http://schemas.openxmlformats.org/officeDocument/2006/math" xmlns:v="urn:schemas-microsoft-com:vml" xmlns:wp14="http://schemas.microsoft.com/office/word/2010/wordprocessingDrawing" xmlns:wp="http://schemas.openxmlformats.org/drawingml/2006/wordprocessingDrawing" xmlns:w10="urn:schemas-microsoft-com:office:word" xmlns:w="http://schemas.openxmlformats.org/wordprocessingml/2006/main" xmlns:w14="http://schemas.microsoft.com/office/word/2010/wordml" xmlns:w15="http://schemas.microsoft.com/office/word/2012/wordml" xmlns:w16cex="http://schemas.microsoft.com/office/word/2018/wordml/cex" xmlns:w16cid="http://schemas.microsoft.com/office/word/2016/wordml/cid" xmlns:w16="http://schemas.microsoft.com/office/word/2018/wordml" xmlns:w16du="http://schemas.microsoft.com/office/word/2023/wordml/word16du" xmlns:w16sdtdh="http://schemas.microsoft.com/office/word/2020/wordml/sdtdatahash" xmlns:w16sdtfl="http://schemas.microsoft.com/office/word/2024/wordml/sdtformatlock" xmlns:w16se="http://schemas.microsoft.com/office/word/2015/wordml/symex" xmlns:wpg="http://schemas.microsoft.com/office/word/2010/wordprocessingGroup" xmlns:wpi="http://schemas.microsoft.com/office/word/2010/wordprocessingInk" xmlns:wne="http://schemas.microsoft.com/office/word/2006/wordml" xmlns:wps="http://schemas.microsoft.com/office/word/2010/wordprocessingShape" mc:Ignorable="w14 w15 w16se w16cid w16 w16cex w16sdtdh w16sdtfl w16du wp14">
   <w:footnote w:type="separator" w:id="-1">
     <w:p>
       <w:r>
@@ -6780,18 +6725,18 @@
 </file>
 
 <file path=word/header1.xml><?xml version="1.0" encoding="utf-8"?>
-<w:hdr xmlns:wpc="http://schemas.microsoft.com/office/word/2010/wordprocessingCanvas" xmlns:cx="http://schemas.microsoft.com/office/drawing/2014/chartex" xmlns:cx1="http://schemas.microsoft.com/office/drawing/2015/9/8/chartex" xmlns:cx2="http://schemas.microsoft.com/office/drawing/2015/10/21/chartex" xmlns:cx3="http://schemas.microsoft.com/office/drawing/2016/5/9/chartex" xmlns:cx4="http://schemas.microsoft.com/office/drawing/2016/5/10/chartex" xmlns:cx5="http://schemas.microsoft.com/office/drawing/2016/5/11/chartex" xmlns:cx6="http://schemas.microsoft.com/office/drawing/2016/5/12/chartex" xmlns:cx7="http://schemas.microsoft.com/office/drawing/2016/5/13/chartex" xmlns:cx8="http://schemas.microsoft.com/office/drawing/2016/5/14/chartex" xmlns:mc="http://schemas.openxmlformats.org/markup-compatibility/2006" xmlns:aink="http://schemas.microsoft.com/office/drawing/2016/ink" xmlns:am3d="http://schemas.microsoft.com/office/drawing/2017/model3d" xmlns:o="urn:schemas-microsoft-com:office:office" xmlns:oel="http://schemas.microsoft.com/office/2019/extlst" xmlns:r="http://schemas.openxmlformats.org/officeDocument/2006/relationships" xmlns:m="http://schemas.openxmlformats.org/officeDocument/2006/math" xmlns:v="urn:schemas-microsoft-com:vml" xmlns:wp14="http://schemas.microsoft.com/office/word/2010/wordprocessingDrawing" xmlns:wp="http://schemas.openxmlformats.org/drawingml/2006/wordprocessingDrawing" xmlns:w10="urn:schemas-microsoft-com:office:word" xmlns:w="http://schemas.openxmlformats.org/wordprocessingml/2006/main" xmlns:w14="http://schemas.microsoft.com/office/word/2010/wordml" xmlns:w15="http://schemas.microsoft.com/office/word/2012/wordml" xmlns:w16cex="http://schemas.microsoft.com/office/word/2018/wordml/cex" xmlns:w16cid="http://schemas.microsoft.com/office/word/2016/wordml/cid" xmlns:w16="http://schemas.microsoft.com/office/word/2018/wordml" xmlns:w16du="http://schemas.microsoft.com/office/word/2023/wordml/word16du" xmlns:w16sdtdh="http://schemas.microsoft.com/office/word/2020/wordml/sdtdatahash" xmlns:w16se="http://schemas.microsoft.com/office/word/2015/wordml/symex" xmlns:wpg="http://schemas.microsoft.com/office/word/2010/wordprocessingGroup" xmlns:wpi="http://schemas.microsoft.com/office/word/2010/wordprocessingInk" xmlns:wne="http://schemas.microsoft.com/office/word/2006/wordml" xmlns:wps="http://schemas.microsoft.com/office/word/2010/wordprocessingShape" mc:Ignorable="w14 w15 w16se w16cid w16 w16cex w16sdtdh w16du wp14">
+<w:hdr xmlns:wpc="http://schemas.microsoft.com/office/word/2010/wordprocessingCanvas" xmlns:cx="http://schemas.microsoft.com/office/drawing/2014/chartex" xmlns:cx1="http://schemas.microsoft.com/office/drawing/2015/9/8/chartex" xmlns:cx2="http://schemas.microsoft.com/office/drawing/2015/10/21/chartex" xmlns:cx3="http://schemas.microsoft.com/office/drawing/2016/5/9/chartex" xmlns:cx4="http://schemas.microsoft.com/office/drawing/2016/5/10/chartex" xmlns:cx5="http://schemas.microsoft.com/office/drawing/2016/5/11/chartex" xmlns:cx6="http://schemas.microsoft.com/office/drawing/2016/5/12/chartex" xmlns:cx7="http://schemas.microsoft.com/office/drawing/2016/5/13/chartex" xmlns:cx8="http://schemas.microsoft.com/office/drawing/2016/5/14/chartex" xmlns:mc="http://schemas.openxmlformats.org/markup-compatibility/2006" xmlns:aink="http://schemas.microsoft.com/office/drawing/2016/ink" xmlns:am3d="http://schemas.microsoft.com/office/drawing/2017/model3d" xmlns:o="urn:schemas-microsoft-com:office:office" xmlns:oel="http://schemas.microsoft.com/office/2019/extlst" xmlns:r="http://schemas.openxmlformats.org/officeDocument/2006/relationships" xmlns:m="http://schemas.openxmlformats.org/officeDocument/2006/math" xmlns:v="urn:schemas-microsoft-com:vml" xmlns:wp14="http://schemas.microsoft.com/office/word/2010/wordprocessingDrawing" xmlns:wp="http://schemas.openxmlformats.org/drawingml/2006/wordprocessingDrawing" xmlns:w10="urn:schemas-microsoft-com:office:word" xmlns:w="http://schemas.openxmlformats.org/wordprocessingml/2006/main" xmlns:w14="http://schemas.microsoft.com/office/word/2010/wordml" xmlns:w15="http://schemas.microsoft.com/office/word/2012/wordml" xmlns:w16cex="http://schemas.microsoft.com/office/word/2018/wordml/cex" xmlns:w16cid="http://schemas.microsoft.com/office/word/2016/wordml/cid" xmlns:w16="http://schemas.microsoft.com/office/word/2018/wordml" xmlns:w16du="http://schemas.microsoft.com/office/word/2023/wordml/word16du" xmlns:w16sdtdh="http://schemas.microsoft.com/office/word/2020/wordml/sdtdatahash" xmlns:w16sdtfl="http://schemas.microsoft.com/office/word/2024/wordml/sdtformatlock" xmlns:w16se="http://schemas.microsoft.com/office/word/2015/wordml/symex" xmlns:wpg="http://schemas.microsoft.com/office/word/2010/wordprocessingGroup" xmlns:wpi="http://schemas.microsoft.com/office/word/2010/wordprocessingInk" xmlns:wne="http://schemas.microsoft.com/office/word/2006/wordml" xmlns:wps="http://schemas.microsoft.com/office/word/2010/wordprocessingShape" mc:Ignorable="w14 w15 w16se w16cid w16 w16cex w16sdtdh w16sdtfl w16du wp14">
   <w:tbl>
     <w:tblPr>
-      <w:tblStyle w:val="Tabellenraster"/>
+      <w:tblStyle w:val="TableGrid"/>
       <w:tblW w:w="0" w:type="auto"/>
       <w:tblBorders>
-        <w:top w:val="none" w:color="auto" w:sz="0" w:space="0"/>
-        <w:left w:val="none" w:color="auto" w:sz="0" w:space="0"/>
-        <w:bottom w:val="none" w:color="auto" w:sz="0" w:space="0"/>
-        <w:right w:val="none" w:color="auto" w:sz="0" w:space="0"/>
-        <w:insideH w:val="none" w:color="auto" w:sz="0" w:space="0"/>
-        <w:insideV w:val="none" w:color="auto" w:sz="0" w:space="0"/>
+        <w:top w:val="none" w:sz="0" w:space="0" w:color="auto"/>
+        <w:left w:val="none" w:sz="0" w:space="0" w:color="auto"/>
+        <w:bottom w:val="none" w:sz="0" w:space="0" w:color="auto"/>
+        <w:right w:val="none" w:sz="0" w:space="0" w:color="auto"/>
+        <w:insideH w:val="none" w:sz="0" w:space="0" w:color="auto"/>
+        <w:insideV w:val="none" w:sz="0" w:space="0" w:color="auto"/>
       </w:tblBorders>
       <w:tblLook w:val="04A0" w:firstRow="1" w:lastRow="0" w:firstColumn="1" w:lastColumn="0" w:noHBand="0" w:noVBand="1"/>
     </w:tblPr>
@@ -6807,7 +6752,7 @@
         </w:tcPr>
         <w:p>
           <w:pPr>
-            <w:pStyle w:val="Kopfzeile"/>
+            <w:pStyle w:val="Header"/>
           </w:pPr>
           <w:r>
             <w:t>HTL</w:t>
@@ -6823,7 +6768,7 @@
         </w:tcPr>
         <w:p>
           <w:pPr>
-            <w:pStyle w:val="Kopfzeile"/>
+            <w:pStyle w:val="Header"/>
             <w:jc w:val="center"/>
           </w:pPr>
           <w:r>
@@ -6837,7 +6782,7 @@
         </w:tcPr>
         <w:p>
           <w:pPr>
-            <w:pStyle w:val="Kopfzeile"/>
+            <w:pStyle w:val="Header"/>
             <w:jc w:val="right"/>
           </w:pPr>
           <w:r>
@@ -6853,7 +6798,7 @@
         </w:tcPr>
         <w:p>
           <w:pPr>
-            <w:pStyle w:val="Kopfzeile"/>
+            <w:pStyle w:val="Header"/>
           </w:pPr>
           <w:r>
             <w:t>Informatik</w:t>
@@ -6866,7 +6811,7 @@
         </w:tcPr>
         <w:p>
           <w:pPr>
-            <w:pStyle w:val="Kopfzeile"/>
+            <w:pStyle w:val="Header"/>
             <w:jc w:val="center"/>
           </w:pPr>
         </w:p>
@@ -6877,7 +6822,7 @@
         </w:tcPr>
         <w:p>
           <w:pPr>
-            <w:pStyle w:val="Kopfzeile"/>
+            <w:pStyle w:val="Header"/>
             <w:jc w:val="right"/>
           </w:pPr>
           <w:proofErr w:type="spellStart"/>
@@ -6891,25 +6836,25 @@
   </w:tbl>
   <w:p>
     <w:pPr>
-      <w:pStyle w:val="Kopfzeile"/>
+      <w:pStyle w:val="Header"/>
     </w:pPr>
   </w:p>
 </w:hdr>
 </file>
 
 <file path=word/header2.xml><?xml version="1.0" encoding="utf-8"?>
-<w:hdr xmlns:wpc="http://schemas.microsoft.com/office/word/2010/wordprocessingCanvas" xmlns:cx="http://schemas.microsoft.com/office/drawing/2014/chartex" xmlns:cx1="http://schemas.microsoft.com/office/drawing/2015/9/8/chartex" xmlns:cx2="http://schemas.microsoft.com/office/drawing/2015/10/21/chartex" xmlns:cx3="http://schemas.microsoft.com/office/drawing/2016/5/9/chartex" xmlns:cx4="http://schemas.microsoft.com/office/drawing/2016/5/10/chartex" xmlns:cx5="http://schemas.microsoft.com/office/drawing/2016/5/11/chartex" xmlns:cx6="http://schemas.microsoft.com/office/drawing/2016/5/12/chartex" xmlns:cx7="http://schemas.microsoft.com/office/drawing/2016/5/13/chartex" xmlns:cx8="http://schemas.microsoft.com/office/drawing/2016/5/14/chartex" xmlns:mc="http://schemas.openxmlformats.org/markup-compatibility/2006" xmlns:aink="http://schemas.microsoft.com/office/drawing/2016/ink" xmlns:am3d="http://schemas.microsoft.com/office/drawing/2017/model3d" xmlns:o="urn:schemas-microsoft-com:office:office" xmlns:oel="http://schemas.microsoft.com/office/2019/extlst" xmlns:r="http://schemas.openxmlformats.org/officeDocument/2006/relationships" xmlns:m="http://schemas.openxmlformats.org/officeDocument/2006/math" xmlns:v="urn:schemas-microsoft-com:vml" xmlns:wp14="http://schemas.microsoft.com/office/word/2010/wordprocessingDrawing" xmlns:wp="http://schemas.openxmlformats.org/drawingml/2006/wordprocessingDrawing" xmlns:w10="urn:schemas-microsoft-com:office:word" xmlns:w="http://schemas.openxmlformats.org/wordprocessingml/2006/main" xmlns:w14="http://schemas.microsoft.com/office/word/2010/wordml" xmlns:w15="http://schemas.microsoft.com/office/word/2012/wordml" xmlns:w16cex="http://schemas.microsoft.com/office/word/2018/wordml/cex" xmlns:w16cid="http://schemas.microsoft.com/office/word/2016/wordml/cid" xmlns:w16="http://schemas.microsoft.com/office/word/2018/wordml" xmlns:w16du="http://schemas.microsoft.com/office/word/2023/wordml/word16du" xmlns:w16sdtdh="http://schemas.microsoft.com/office/word/2020/wordml/sdtdatahash" xmlns:w16se="http://schemas.microsoft.com/office/word/2015/wordml/symex" xmlns:wpg="http://schemas.microsoft.com/office/word/2010/wordprocessingGroup" xmlns:wpi="http://schemas.microsoft.com/office/word/2010/wordprocessingInk" xmlns:wne="http://schemas.microsoft.com/office/word/2006/wordml" xmlns:wps="http://schemas.microsoft.com/office/word/2010/wordprocessingShape" mc:Ignorable="w14 w15 w16se w16cid w16 w16cex w16sdtdh w16du wp14">
+<w:hdr xmlns:wpc="http://schemas.microsoft.com/office/word/2010/wordprocessingCanvas" xmlns:cx="http://schemas.microsoft.com/office/drawing/2014/chartex" xmlns:cx1="http://schemas.microsoft.com/office/drawing/2015/9/8/chartex" xmlns:cx2="http://schemas.microsoft.com/office/drawing/2015/10/21/chartex" xmlns:cx3="http://schemas.microsoft.com/office/drawing/2016/5/9/chartex" xmlns:cx4="http://schemas.microsoft.com/office/drawing/2016/5/10/chartex" xmlns:cx5="http://schemas.microsoft.com/office/drawing/2016/5/11/chartex" xmlns:cx6="http://schemas.microsoft.com/office/drawing/2016/5/12/chartex" xmlns:cx7="http://schemas.microsoft.com/office/drawing/2016/5/13/chartex" xmlns:cx8="http://schemas.microsoft.com/office/drawing/2016/5/14/chartex" xmlns:mc="http://schemas.openxmlformats.org/markup-compatibility/2006" xmlns:aink="http://schemas.microsoft.com/office/drawing/2016/ink" xmlns:am3d="http://schemas.microsoft.com/office/drawing/2017/model3d" xmlns:o="urn:schemas-microsoft-com:office:office" xmlns:oel="http://schemas.microsoft.com/office/2019/extlst" xmlns:r="http://schemas.openxmlformats.org/officeDocument/2006/relationships" xmlns:m="http://schemas.openxmlformats.org/officeDocument/2006/math" xmlns:v="urn:schemas-microsoft-com:vml" xmlns:wp14="http://schemas.microsoft.com/office/word/2010/wordprocessingDrawing" xmlns:wp="http://schemas.openxmlformats.org/drawingml/2006/wordprocessingDrawing" xmlns:w10="urn:schemas-microsoft-com:office:word" xmlns:w="http://schemas.openxmlformats.org/wordprocessingml/2006/main" xmlns:w14="http://schemas.microsoft.com/office/word/2010/wordml" xmlns:w15="http://schemas.microsoft.com/office/word/2012/wordml" xmlns:w16cex="http://schemas.microsoft.com/office/word/2018/wordml/cex" xmlns:w16cid="http://schemas.microsoft.com/office/word/2016/wordml/cid" xmlns:w16="http://schemas.microsoft.com/office/word/2018/wordml" xmlns:w16du="http://schemas.microsoft.com/office/word/2023/wordml/word16du" xmlns:w16sdtdh="http://schemas.microsoft.com/office/word/2020/wordml/sdtdatahash" xmlns:w16sdtfl="http://schemas.microsoft.com/office/word/2024/wordml/sdtformatlock" xmlns:w16se="http://schemas.microsoft.com/office/word/2015/wordml/symex" xmlns:wpg="http://schemas.microsoft.com/office/word/2010/wordprocessingGroup" xmlns:wpi="http://schemas.microsoft.com/office/word/2010/wordprocessingInk" xmlns:wne="http://schemas.microsoft.com/office/word/2006/wordml" xmlns:wps="http://schemas.microsoft.com/office/word/2010/wordprocessingShape" mc:Ignorable="w14 w15 w16se w16cid w16 w16cex w16sdtdh w16sdtfl w16du wp14">
   <w:tbl>
     <w:tblPr>
-      <w:tblStyle w:val="Tabellenraster"/>
+      <w:tblStyle w:val="TableGrid"/>
       <w:tblW w:w="0" w:type="auto"/>
       <w:tblBorders>
-        <w:top w:val="none" w:color="auto" w:sz="0" w:space="0"/>
-        <w:left w:val="none" w:color="auto" w:sz="0" w:space="0"/>
-        <w:bottom w:val="none" w:color="auto" w:sz="0" w:space="0"/>
-        <w:right w:val="none" w:color="auto" w:sz="0" w:space="0"/>
-        <w:insideH w:val="none" w:color="auto" w:sz="0" w:space="0"/>
-        <w:insideV w:val="none" w:color="auto" w:sz="0" w:space="0"/>
+        <w:top w:val="none" w:sz="0" w:space="0" w:color="auto"/>
+        <w:left w:val="none" w:sz="0" w:space="0" w:color="auto"/>
+        <w:bottom w:val="none" w:sz="0" w:space="0" w:color="auto"/>
+        <w:right w:val="none" w:sz="0" w:space="0" w:color="auto"/>
+        <w:insideH w:val="none" w:sz="0" w:space="0" w:color="auto"/>
+        <w:insideV w:val="none" w:sz="0" w:space="0" w:color="auto"/>
       </w:tblBorders>
       <w:tblLook w:val="04A0" w:firstRow="1" w:lastRow="0" w:firstColumn="1" w:lastColumn="0" w:noHBand="0" w:noVBand="1"/>
     </w:tblPr>
@@ -6925,7 +6870,7 @@
         </w:tcPr>
         <w:p>
           <w:pPr>
-            <w:pStyle w:val="Kopfzeile"/>
+            <w:pStyle w:val="Header"/>
           </w:pPr>
           <w:r>
             <w:t>HTL Saalfelden</w:t>
@@ -6938,7 +6883,7 @@
         </w:tcPr>
         <w:p>
           <w:pPr>
-            <w:pStyle w:val="Kopfzeile"/>
+            <w:pStyle w:val="Header"/>
             <w:jc w:val="center"/>
           </w:pPr>
           <w:r>
@@ -6952,7 +6897,7 @@
         </w:tcPr>
         <w:p>
           <w:pPr>
-            <w:pStyle w:val="Kopfzeile"/>
+            <w:pStyle w:val="Header"/>
             <w:jc w:val="right"/>
           </w:pPr>
           <w:r>
@@ -6968,7 +6913,7 @@
         </w:tcPr>
         <w:p>
           <w:pPr>
-            <w:pStyle w:val="Kopfzeile"/>
+            <w:pStyle w:val="Header"/>
           </w:pPr>
           <w:r>
             <w:t xml:space="preserve">Informatik </w:t>
@@ -6984,7 +6929,7 @@
         </w:tcPr>
         <w:p>
           <w:pPr>
-            <w:pStyle w:val="Kopfzeile"/>
+            <w:pStyle w:val="Header"/>
             <w:jc w:val="center"/>
           </w:pPr>
         </w:p>
@@ -6995,7 +6940,7 @@
         </w:tcPr>
         <w:p>
           <w:pPr>
-            <w:pStyle w:val="Kopfzeile"/>
+            <w:pStyle w:val="Header"/>
             <w:jc w:val="right"/>
           </w:pPr>
           <w:r>
@@ -7007,7 +6952,7 @@
   </w:tbl>
   <w:p>
     <w:pPr>
-      <w:pStyle w:val="Kopfzeile"/>
+      <w:pStyle w:val="Header"/>
     </w:pPr>
   </w:p>
 </w:hdr>
@@ -7026,7 +6971,7 @@
 </file>
 
 <file path=word/numbering.xml><?xml version="1.0" encoding="utf-8"?>
-<w:numbering xmlns:wpc="http://schemas.microsoft.com/office/word/2010/wordprocessingCanvas" xmlns:cx="http://schemas.microsoft.com/office/drawing/2014/chartex" xmlns:cx1="http://schemas.microsoft.com/office/drawing/2015/9/8/chartex" xmlns:cx2="http://schemas.microsoft.com/office/drawing/2015/10/21/chartex" xmlns:cx3="http://schemas.microsoft.com/office/drawing/2016/5/9/chartex" xmlns:cx4="http://schemas.microsoft.com/office/drawing/2016/5/10/chartex" xmlns:cx5="http://schemas.microsoft.com/office/drawing/2016/5/11/chartex" xmlns:cx6="http://schemas.microsoft.com/office/drawing/2016/5/12/chartex" xmlns:cx7="http://schemas.microsoft.com/office/drawing/2016/5/13/chartex" xmlns:cx8="http://schemas.microsoft.com/office/drawing/2016/5/14/chartex" xmlns:mc="http://schemas.openxmlformats.org/markup-compatibility/2006" xmlns:aink="http://schemas.microsoft.com/office/drawing/2016/ink" xmlns:am3d="http://schemas.microsoft.com/office/drawing/2017/model3d" xmlns:o="urn:schemas-microsoft-com:office:office" xmlns:oel="http://schemas.microsoft.com/office/2019/extlst" xmlns:r="http://schemas.openxmlformats.org/officeDocument/2006/relationships" xmlns:m="http://schemas.openxmlformats.org/officeDocument/2006/math" xmlns:v="urn:schemas-microsoft-com:vml" xmlns:wp14="http://schemas.microsoft.com/office/word/2010/wordprocessingDrawing" xmlns:wp="http://schemas.openxmlformats.org/drawingml/2006/wordprocessingDrawing" xmlns:w10="urn:schemas-microsoft-com:office:word" xmlns:w="http://schemas.openxmlformats.org/wordprocessingml/2006/main" xmlns:w14="http://schemas.microsoft.com/office/word/2010/wordml" xmlns:w15="http://schemas.microsoft.com/office/word/2012/wordml" xmlns:w16cex="http://schemas.microsoft.com/office/word/2018/wordml/cex" xmlns:w16cid="http://schemas.microsoft.com/office/word/2016/wordml/cid" xmlns:w16="http://schemas.microsoft.com/office/word/2018/wordml" xmlns:w16du="http://schemas.microsoft.com/office/word/2023/wordml/word16du" xmlns:w16sdtdh="http://schemas.microsoft.com/office/word/2020/wordml/sdtdatahash" xmlns:w16se="http://schemas.microsoft.com/office/word/2015/wordml/symex" xmlns:wpg="http://schemas.microsoft.com/office/word/2010/wordprocessingGroup" xmlns:wpi="http://schemas.microsoft.com/office/word/2010/wordprocessingInk" xmlns:wne="http://schemas.microsoft.com/office/word/2006/wordml" xmlns:wps="http://schemas.microsoft.com/office/word/2010/wordprocessingShape" mc:Ignorable="w14 w15 w16se w16cid w16 w16cex w16sdtdh w16du wp14">
+<w:numbering xmlns:wpc="http://schemas.microsoft.com/office/word/2010/wordprocessingCanvas" xmlns:cx="http://schemas.microsoft.com/office/drawing/2014/chartex" xmlns:cx1="http://schemas.microsoft.com/office/drawing/2015/9/8/chartex" xmlns:cx2="http://schemas.microsoft.com/office/drawing/2015/10/21/chartex" xmlns:cx3="http://schemas.microsoft.com/office/drawing/2016/5/9/chartex" xmlns:cx4="http://schemas.microsoft.com/office/drawing/2016/5/10/chartex" xmlns:cx5="http://schemas.microsoft.com/office/drawing/2016/5/11/chartex" xmlns:cx6="http://schemas.microsoft.com/office/drawing/2016/5/12/chartex" xmlns:cx7="http://schemas.microsoft.com/office/drawing/2016/5/13/chartex" xmlns:cx8="http://schemas.microsoft.com/office/drawing/2016/5/14/chartex" xmlns:mc="http://schemas.openxmlformats.org/markup-compatibility/2006" xmlns:aink="http://schemas.microsoft.com/office/drawing/2016/ink" xmlns:am3d="http://schemas.microsoft.com/office/drawing/2017/model3d" xmlns:o="urn:schemas-microsoft-com:office:office" xmlns:oel="http://schemas.microsoft.com/office/2019/extlst" xmlns:r="http://schemas.openxmlformats.org/officeDocument/2006/relationships" xmlns:m="http://schemas.openxmlformats.org/officeDocument/2006/math" xmlns:v="urn:schemas-microsoft-com:vml" xmlns:wp14="http://schemas.microsoft.com/office/word/2010/wordprocessingDrawing" xmlns:wp="http://schemas.openxmlformats.org/drawingml/2006/wordprocessingDrawing" xmlns:w10="urn:schemas-microsoft-com:office:word" xmlns:w="http://schemas.openxmlformats.org/wordprocessingml/2006/main" xmlns:w14="http://schemas.microsoft.com/office/word/2010/wordml" xmlns:w15="http://schemas.microsoft.com/office/word/2012/wordml" xmlns:w16cex="http://schemas.microsoft.com/office/word/2018/wordml/cex" xmlns:w16cid="http://schemas.microsoft.com/office/word/2016/wordml/cid" xmlns:w16="http://schemas.microsoft.com/office/word/2018/wordml" xmlns:w16du="http://schemas.microsoft.com/office/word/2023/wordml/word16du" xmlns:w16sdtdh="http://schemas.microsoft.com/office/word/2020/wordml/sdtdatahash" xmlns:w16sdtfl="http://schemas.microsoft.com/office/word/2024/wordml/sdtformatlock" xmlns:w16se="http://schemas.microsoft.com/office/word/2015/wordml/symex" xmlns:wpg="http://schemas.microsoft.com/office/word/2010/wordprocessingGroup" xmlns:wpi="http://schemas.microsoft.com/office/word/2010/wordprocessingInk" xmlns:wne="http://schemas.microsoft.com/office/word/2006/wordml" xmlns:wps="http://schemas.microsoft.com/office/word/2010/wordprocessingShape" mc:Ignorable="w14 w15 w16se w16cid w16 w16cex w16sdtdh w16sdtfl w16du wp14">
   <w:abstractNum w:abstractNumId="0" w15:restartNumberingAfterBreak="0">
     <w:nsid w:val="0C77EB73"/>
     <w:multiLevelType w:val="hybridMultilevel"/>
@@ -7040,7 +6985,7 @@
         <w:ind w:left="720" w:hanging="360"/>
       </w:pPr>
       <w:rPr>
-        <w:rFonts w:hint="default" w:ascii="Wingdings" w:hAnsi="Wingdings"/>
+        <w:rFonts w:ascii="Wingdings" w:hAnsi="Wingdings" w:hint="default"/>
       </w:rPr>
     </w:lvl>
     <w:lvl w:ilvl="1" w:tplc="298C5A52">
@@ -7052,7 +6997,7 @@
         <w:ind w:left="1440" w:hanging="360"/>
       </w:pPr>
       <w:rPr>
-        <w:rFonts w:hint="default" w:ascii="Courier New" w:hAnsi="Courier New"/>
+        <w:rFonts w:ascii="Courier New" w:hAnsi="Courier New" w:hint="default"/>
       </w:rPr>
     </w:lvl>
     <w:lvl w:ilvl="2" w:tplc="5BBCBB3C">
@@ -7064,7 +7009,7 @@
         <w:ind w:left="2160" w:hanging="360"/>
       </w:pPr>
       <w:rPr>
-        <w:rFonts w:hint="default" w:ascii="Wingdings" w:hAnsi="Wingdings"/>
+        <w:rFonts w:ascii="Wingdings" w:hAnsi="Wingdings" w:hint="default"/>
       </w:rPr>
     </w:lvl>
     <w:lvl w:ilvl="3" w:tplc="67A0F622">
@@ -7076,7 +7021,7 @@
         <w:ind w:left="2880" w:hanging="360"/>
       </w:pPr>
       <w:rPr>
-        <w:rFonts w:hint="default" w:ascii="Symbol" w:hAnsi="Symbol"/>
+        <w:rFonts w:ascii="Symbol" w:hAnsi="Symbol" w:hint="default"/>
       </w:rPr>
     </w:lvl>
     <w:lvl w:ilvl="4" w:tplc="01C4066C">
@@ -7088,7 +7033,7 @@
         <w:ind w:left="3600" w:hanging="360"/>
       </w:pPr>
       <w:rPr>
-        <w:rFonts w:hint="default" w:ascii="Courier New" w:hAnsi="Courier New"/>
+        <w:rFonts w:ascii="Courier New" w:hAnsi="Courier New" w:hint="default"/>
       </w:rPr>
     </w:lvl>
     <w:lvl w:ilvl="5" w:tplc="A01A7FA4">
@@ -7100,7 +7045,7 @@
         <w:ind w:left="4320" w:hanging="360"/>
       </w:pPr>
       <w:rPr>
-        <w:rFonts w:hint="default" w:ascii="Wingdings" w:hAnsi="Wingdings"/>
+        <w:rFonts w:ascii="Wingdings" w:hAnsi="Wingdings" w:hint="default"/>
       </w:rPr>
     </w:lvl>
     <w:lvl w:ilvl="6" w:tplc="5DCCF250">
@@ -7112,7 +7057,7 @@
         <w:ind w:left="5040" w:hanging="360"/>
       </w:pPr>
       <w:rPr>
-        <w:rFonts w:hint="default" w:ascii="Symbol" w:hAnsi="Symbol"/>
+        <w:rFonts w:ascii="Symbol" w:hAnsi="Symbol" w:hint="default"/>
       </w:rPr>
     </w:lvl>
     <w:lvl w:ilvl="7" w:tplc="69488F1A">
@@ -7124,7 +7069,7 @@
         <w:ind w:left="5760" w:hanging="360"/>
       </w:pPr>
       <w:rPr>
-        <w:rFonts w:hint="default" w:ascii="Courier New" w:hAnsi="Courier New"/>
+        <w:rFonts w:ascii="Courier New" w:hAnsi="Courier New" w:hint="default"/>
       </w:rPr>
     </w:lvl>
     <w:lvl w:ilvl="8" w:tplc="5080B564">
@@ -7136,7 +7081,7 @@
         <w:ind w:left="6480" w:hanging="360"/>
       </w:pPr>
       <w:rPr>
-        <w:rFonts w:hint="default" w:ascii="Wingdings" w:hAnsi="Wingdings"/>
+        <w:rFonts w:ascii="Wingdings" w:hAnsi="Wingdings" w:hint="default"/>
       </w:rPr>
     </w:lvl>
   </w:abstractNum>
@@ -7153,7 +7098,7 @@
         <w:ind w:left="720" w:hanging="360"/>
       </w:pPr>
       <w:rPr>
-        <w:rFonts w:hint="default" w:ascii="Symbol" w:hAnsi="Symbol"/>
+        <w:rFonts w:ascii="Symbol" w:hAnsi="Symbol" w:hint="default"/>
       </w:rPr>
     </w:lvl>
     <w:lvl w:ilvl="1" w:tplc="0C070003" w:tentative="1">
@@ -7165,7 +7110,7 @@
         <w:ind w:left="1440" w:hanging="360"/>
       </w:pPr>
       <w:rPr>
-        <w:rFonts w:hint="default" w:ascii="Courier New" w:hAnsi="Courier New" w:cs="Courier New"/>
+        <w:rFonts w:ascii="Courier New" w:hAnsi="Courier New" w:cs="Courier New" w:hint="default"/>
       </w:rPr>
     </w:lvl>
     <w:lvl w:ilvl="2" w:tplc="0C070005" w:tentative="1">
@@ -7177,7 +7122,7 @@
         <w:ind w:left="2160" w:hanging="360"/>
       </w:pPr>
       <w:rPr>
-        <w:rFonts w:hint="default" w:ascii="Wingdings" w:hAnsi="Wingdings"/>
+        <w:rFonts w:ascii="Wingdings" w:hAnsi="Wingdings" w:hint="default"/>
       </w:rPr>
     </w:lvl>
     <w:lvl w:ilvl="3" w:tplc="0C070001" w:tentative="1">
@@ -7189,7 +7134,7 @@
         <w:ind w:left="2880" w:hanging="360"/>
       </w:pPr>
       <w:rPr>
-        <w:rFonts w:hint="default" w:ascii="Symbol" w:hAnsi="Symbol"/>
+        <w:rFonts w:ascii="Symbol" w:hAnsi="Symbol" w:hint="default"/>
       </w:rPr>
     </w:lvl>
     <w:lvl w:ilvl="4" w:tplc="0C070003" w:tentative="1">
@@ -7201,7 +7146,7 @@
         <w:ind w:left="3600" w:hanging="360"/>
       </w:pPr>
       <w:rPr>
-        <w:rFonts w:hint="default" w:ascii="Courier New" w:hAnsi="Courier New" w:cs="Courier New"/>
+        <w:rFonts w:ascii="Courier New" w:hAnsi="Courier New" w:cs="Courier New" w:hint="default"/>
       </w:rPr>
     </w:lvl>
     <w:lvl w:ilvl="5" w:tplc="0C070005" w:tentative="1">
@@ -7213,7 +7158,7 @@
         <w:ind w:left="4320" w:hanging="360"/>
       </w:pPr>
       <w:rPr>
-        <w:rFonts w:hint="default" w:ascii="Wingdings" w:hAnsi="Wingdings"/>
+        <w:rFonts w:ascii="Wingdings" w:hAnsi="Wingdings" w:hint="default"/>
       </w:rPr>
     </w:lvl>
     <w:lvl w:ilvl="6" w:tplc="0C070001" w:tentative="1">
@@ -7225,7 +7170,7 @@
         <w:ind w:left="5040" w:hanging="360"/>
       </w:pPr>
       <w:rPr>
-        <w:rFonts w:hint="default" w:ascii="Symbol" w:hAnsi="Symbol"/>
+        <w:rFonts w:ascii="Symbol" w:hAnsi="Symbol" w:hint="default"/>
       </w:rPr>
     </w:lvl>
     <w:lvl w:ilvl="7" w:tplc="0C070003" w:tentative="1">
@@ -7237,7 +7182,7 @@
         <w:ind w:left="5760" w:hanging="360"/>
       </w:pPr>
       <w:rPr>
-        <w:rFonts w:hint="default" w:ascii="Courier New" w:hAnsi="Courier New" w:cs="Courier New"/>
+        <w:rFonts w:ascii="Courier New" w:hAnsi="Courier New" w:cs="Courier New" w:hint="default"/>
       </w:rPr>
     </w:lvl>
     <w:lvl w:ilvl="8" w:tplc="0C070005" w:tentative="1">
@@ -7249,7 +7194,7 @@
         <w:ind w:left="6480" w:hanging="360"/>
       </w:pPr>
       <w:rPr>
-        <w:rFonts w:hint="default" w:ascii="Wingdings" w:hAnsi="Wingdings"/>
+        <w:rFonts w:ascii="Wingdings" w:hAnsi="Wingdings" w:hint="default"/>
       </w:rPr>
     </w:lvl>
   </w:abstractNum>
@@ -7265,7 +7210,7 @@
         <w:ind w:left="1440" w:hanging="360"/>
       </w:pPr>
       <w:rPr>
-        <w:rFonts w:hint="default" w:ascii="Arial" w:hAnsi="Arial" w:eastAsia="Times New Roman" w:cs="Arial"/>
+        <w:rFonts w:ascii="Arial" w:eastAsia="Times New Roman" w:hAnsi="Arial" w:cs="Arial" w:hint="default"/>
       </w:rPr>
     </w:lvl>
     <w:lvl w:ilvl="1" w:tplc="0C070003" w:tentative="1">
@@ -7277,7 +7222,7 @@
         <w:ind w:left="2160" w:hanging="360"/>
       </w:pPr>
       <w:rPr>
-        <w:rFonts w:hint="default" w:ascii="Courier New" w:hAnsi="Courier New" w:cs="Courier New"/>
+        <w:rFonts w:ascii="Courier New" w:hAnsi="Courier New" w:cs="Courier New" w:hint="default"/>
       </w:rPr>
     </w:lvl>
     <w:lvl w:ilvl="2" w:tplc="0C070005" w:tentative="1">
@@ -7289,7 +7234,7 @@
         <w:ind w:left="2880" w:hanging="360"/>
       </w:pPr>
       <w:rPr>
-        <w:rFonts w:hint="default" w:ascii="Wingdings" w:hAnsi="Wingdings"/>
+        <w:rFonts w:ascii="Wingdings" w:hAnsi="Wingdings" w:hint="default"/>
       </w:rPr>
     </w:lvl>
     <w:lvl w:ilvl="3" w:tplc="0C070001" w:tentative="1">
@@ -7301,7 +7246,7 @@
         <w:ind w:left="3600" w:hanging="360"/>
       </w:pPr>
       <w:rPr>
-        <w:rFonts w:hint="default" w:ascii="Symbol" w:hAnsi="Symbol"/>
+        <w:rFonts w:ascii="Symbol" w:hAnsi="Symbol" w:hint="default"/>
       </w:rPr>
     </w:lvl>
     <w:lvl w:ilvl="4" w:tplc="0C070003" w:tentative="1">
@@ -7313,7 +7258,7 @@
         <w:ind w:left="4320" w:hanging="360"/>
       </w:pPr>
       <w:rPr>
-        <w:rFonts w:hint="default" w:ascii="Courier New" w:hAnsi="Courier New" w:cs="Courier New"/>
+        <w:rFonts w:ascii="Courier New" w:hAnsi="Courier New" w:cs="Courier New" w:hint="default"/>
       </w:rPr>
     </w:lvl>
     <w:lvl w:ilvl="5" w:tplc="0C070005" w:tentative="1">
@@ -7325,7 +7270,7 @@
         <w:ind w:left="5040" w:hanging="360"/>
       </w:pPr>
       <w:rPr>
-        <w:rFonts w:hint="default" w:ascii="Wingdings" w:hAnsi="Wingdings"/>
+        <w:rFonts w:ascii="Wingdings" w:hAnsi="Wingdings" w:hint="default"/>
       </w:rPr>
     </w:lvl>
     <w:lvl w:ilvl="6" w:tplc="0C070001" w:tentative="1">
@@ -7337,7 +7282,7 @@
         <w:ind w:left="5760" w:hanging="360"/>
       </w:pPr>
       <w:rPr>
-        <w:rFonts w:hint="default" w:ascii="Symbol" w:hAnsi="Symbol"/>
+        <w:rFonts w:ascii="Symbol" w:hAnsi="Symbol" w:hint="default"/>
       </w:rPr>
     </w:lvl>
     <w:lvl w:ilvl="7" w:tplc="0C070003" w:tentative="1">
@@ -7349,7 +7294,7 @@
         <w:ind w:left="6480" w:hanging="360"/>
       </w:pPr>
       <w:rPr>
-        <w:rFonts w:hint="default" w:ascii="Courier New" w:hAnsi="Courier New" w:cs="Courier New"/>
+        <w:rFonts w:ascii="Courier New" w:hAnsi="Courier New" w:cs="Courier New" w:hint="default"/>
       </w:rPr>
     </w:lvl>
     <w:lvl w:ilvl="8" w:tplc="0C070005" w:tentative="1">
@@ -7361,7 +7306,7 @@
         <w:ind w:left="7200" w:hanging="360"/>
       </w:pPr>
       <w:rPr>
-        <w:rFonts w:hint="default" w:ascii="Wingdings" w:hAnsi="Wingdings"/>
+        <w:rFonts w:ascii="Wingdings" w:hAnsi="Wingdings" w:hint="default"/>
       </w:rPr>
     </w:lvl>
   </w:abstractNum>
@@ -7378,7 +7323,7 @@
         <w:ind w:left="1080" w:hanging="360"/>
       </w:pPr>
       <w:rPr>
-        <w:rFonts w:hint="default" w:ascii="Wingdings" w:hAnsi="Wingdings"/>
+        <w:rFonts w:ascii="Wingdings" w:hAnsi="Wingdings" w:hint="default"/>
       </w:rPr>
     </w:lvl>
     <w:lvl w:ilvl="1" w:tplc="0C070003" w:tentative="1">
@@ -7390,7 +7335,7 @@
         <w:ind w:left="1800" w:hanging="360"/>
       </w:pPr>
       <w:rPr>
-        <w:rFonts w:hint="default" w:ascii="Courier New" w:hAnsi="Courier New" w:cs="Courier New"/>
+        <w:rFonts w:ascii="Courier New" w:hAnsi="Courier New" w:cs="Courier New" w:hint="default"/>
       </w:rPr>
     </w:lvl>
     <w:lvl w:ilvl="2" w:tplc="0C070005" w:tentative="1">
@@ -7402,7 +7347,7 @@
         <w:ind w:left="2520" w:hanging="360"/>
       </w:pPr>
       <w:rPr>
-        <w:rFonts w:hint="default" w:ascii="Wingdings" w:hAnsi="Wingdings"/>
+        <w:rFonts w:ascii="Wingdings" w:hAnsi="Wingdings" w:hint="default"/>
       </w:rPr>
     </w:lvl>
     <w:lvl w:ilvl="3" w:tplc="0C070001" w:tentative="1">
@@ -7414,7 +7359,7 @@
         <w:ind w:left="3240" w:hanging="360"/>
       </w:pPr>
       <w:rPr>
-        <w:rFonts w:hint="default" w:ascii="Symbol" w:hAnsi="Symbol"/>
+        <w:rFonts w:ascii="Symbol" w:hAnsi="Symbol" w:hint="default"/>
       </w:rPr>
     </w:lvl>
     <w:lvl w:ilvl="4" w:tplc="0C070003" w:tentative="1">
@@ -7426,7 +7371,7 @@
         <w:ind w:left="3960" w:hanging="360"/>
       </w:pPr>
       <w:rPr>
-        <w:rFonts w:hint="default" w:ascii="Courier New" w:hAnsi="Courier New" w:cs="Courier New"/>
+        <w:rFonts w:ascii="Courier New" w:hAnsi="Courier New" w:cs="Courier New" w:hint="default"/>
       </w:rPr>
     </w:lvl>
     <w:lvl w:ilvl="5" w:tplc="0C070005" w:tentative="1">
@@ -7438,7 +7383,7 @@
         <w:ind w:left="4680" w:hanging="360"/>
       </w:pPr>
       <w:rPr>
-        <w:rFonts w:hint="default" w:ascii="Wingdings" w:hAnsi="Wingdings"/>
+        <w:rFonts w:ascii="Wingdings" w:hAnsi="Wingdings" w:hint="default"/>
       </w:rPr>
     </w:lvl>
     <w:lvl w:ilvl="6" w:tplc="0C070001" w:tentative="1">
@@ -7450,7 +7395,7 @@
         <w:ind w:left="5400" w:hanging="360"/>
       </w:pPr>
       <w:rPr>
-        <w:rFonts w:hint="default" w:ascii="Symbol" w:hAnsi="Symbol"/>
+        <w:rFonts w:ascii="Symbol" w:hAnsi="Symbol" w:hint="default"/>
       </w:rPr>
     </w:lvl>
     <w:lvl w:ilvl="7" w:tplc="0C070003" w:tentative="1">
@@ -7462,7 +7407,7 @@
         <w:ind w:left="6120" w:hanging="360"/>
       </w:pPr>
       <w:rPr>
-        <w:rFonts w:hint="default" w:ascii="Courier New" w:hAnsi="Courier New" w:cs="Courier New"/>
+        <w:rFonts w:ascii="Courier New" w:hAnsi="Courier New" w:cs="Courier New" w:hint="default"/>
       </w:rPr>
     </w:lvl>
     <w:lvl w:ilvl="8" w:tplc="0C070005" w:tentative="1">
@@ -7474,7 +7419,7 @@
         <w:ind w:left="6840" w:hanging="360"/>
       </w:pPr>
       <w:rPr>
-        <w:rFonts w:hint="default" w:ascii="Wingdings" w:hAnsi="Wingdings"/>
+        <w:rFonts w:ascii="Wingdings" w:hAnsi="Wingdings" w:hint="default"/>
       </w:rPr>
     </w:lvl>
   </w:abstractNum>
@@ -7491,7 +7436,7 @@
         <w:ind w:left="720" w:hanging="360"/>
       </w:pPr>
       <w:rPr>
-        <w:rFonts w:hint="default" w:ascii="Symbol" w:hAnsi="Symbol"/>
+        <w:rFonts w:ascii="Symbol" w:hAnsi="Symbol" w:hint="default"/>
       </w:rPr>
     </w:lvl>
     <w:lvl w:ilvl="1" w:tplc="04070003" w:tentative="1">
@@ -7503,7 +7448,7 @@
         <w:ind w:left="1440" w:hanging="360"/>
       </w:pPr>
       <w:rPr>
-        <w:rFonts w:hint="default" w:ascii="Courier New" w:hAnsi="Courier New" w:cs="Courier New"/>
+        <w:rFonts w:ascii="Courier New" w:hAnsi="Courier New" w:cs="Courier New" w:hint="default"/>
       </w:rPr>
     </w:lvl>
     <w:lvl w:ilvl="2" w:tplc="04070005" w:tentative="1">
@@ -7515,7 +7460,7 @@
         <w:ind w:left="2160" w:hanging="360"/>
       </w:pPr>
       <w:rPr>
-        <w:rFonts w:hint="default" w:ascii="Wingdings" w:hAnsi="Wingdings"/>
+        <w:rFonts w:ascii="Wingdings" w:hAnsi="Wingdings" w:hint="default"/>
       </w:rPr>
     </w:lvl>
     <w:lvl w:ilvl="3" w:tplc="04070001" w:tentative="1">
@@ -7527,7 +7472,7 @@
         <w:ind w:left="2880" w:hanging="360"/>
       </w:pPr>
       <w:rPr>
-        <w:rFonts w:hint="default" w:ascii="Symbol" w:hAnsi="Symbol"/>
+        <w:rFonts w:ascii="Symbol" w:hAnsi="Symbol" w:hint="default"/>
       </w:rPr>
     </w:lvl>
     <w:lvl w:ilvl="4" w:tplc="04070003" w:tentative="1">
@@ -7539,7 +7484,7 @@
         <w:ind w:left="3600" w:hanging="360"/>
       </w:pPr>
       <w:rPr>
-        <w:rFonts w:hint="default" w:ascii="Courier New" w:hAnsi="Courier New" w:cs="Courier New"/>
+        <w:rFonts w:ascii="Courier New" w:hAnsi="Courier New" w:cs="Courier New" w:hint="default"/>
       </w:rPr>
     </w:lvl>
     <w:lvl w:ilvl="5" w:tplc="04070005" w:tentative="1">
@@ -7551,7 +7496,7 @@
         <w:ind w:left="4320" w:hanging="360"/>
       </w:pPr>
       <w:rPr>
-        <w:rFonts w:hint="default" w:ascii="Wingdings" w:hAnsi="Wingdings"/>
+        <w:rFonts w:ascii="Wingdings" w:hAnsi="Wingdings" w:hint="default"/>
       </w:rPr>
     </w:lvl>
     <w:lvl w:ilvl="6" w:tplc="04070001" w:tentative="1">
@@ -7563,7 +7508,7 @@
         <w:ind w:left="5040" w:hanging="360"/>
       </w:pPr>
       <w:rPr>
-        <w:rFonts w:hint="default" w:ascii="Symbol" w:hAnsi="Symbol"/>
+        <w:rFonts w:ascii="Symbol" w:hAnsi="Symbol" w:hint="default"/>
       </w:rPr>
     </w:lvl>
     <w:lvl w:ilvl="7" w:tplc="04070003" w:tentative="1">
@@ -7575,7 +7520,7 @@
         <w:ind w:left="5760" w:hanging="360"/>
       </w:pPr>
       <w:rPr>
-        <w:rFonts w:hint="default" w:ascii="Courier New" w:hAnsi="Courier New" w:cs="Courier New"/>
+        <w:rFonts w:ascii="Courier New" w:hAnsi="Courier New" w:cs="Courier New" w:hint="default"/>
       </w:rPr>
     </w:lvl>
     <w:lvl w:ilvl="8" w:tplc="04070005" w:tentative="1">
@@ -7587,7 +7532,7 @@
         <w:ind w:left="6480" w:hanging="360"/>
       </w:pPr>
       <w:rPr>
-        <w:rFonts w:hint="default" w:ascii="Wingdings" w:hAnsi="Wingdings"/>
+        <w:rFonts w:ascii="Wingdings" w:hAnsi="Wingdings" w:hint="default"/>
       </w:rPr>
     </w:lvl>
   </w:abstractNum>
@@ -7604,7 +7549,7 @@
         <w:ind w:left="720" w:hanging="360"/>
       </w:pPr>
       <w:rPr>
-        <w:rFonts w:hint="default" w:ascii="Calibri" w:hAnsi="Calibri" w:eastAsia="Times New Roman" w:cs="Calibri"/>
+        <w:rFonts w:ascii="Calibri" w:eastAsia="Times New Roman" w:hAnsi="Calibri" w:cs="Calibri" w:hint="default"/>
       </w:rPr>
     </w:lvl>
     <w:lvl w:ilvl="1" w:tplc="0C070003" w:tentative="1">
@@ -7616,7 +7561,7 @@
         <w:ind w:left="1440" w:hanging="360"/>
       </w:pPr>
       <w:rPr>
-        <w:rFonts w:hint="default" w:ascii="Courier New" w:hAnsi="Courier New" w:cs="Courier New"/>
+        <w:rFonts w:ascii="Courier New" w:hAnsi="Courier New" w:cs="Courier New" w:hint="default"/>
       </w:rPr>
     </w:lvl>
     <w:lvl w:ilvl="2" w:tplc="0C070005" w:tentative="1">
@@ -7628,7 +7573,7 @@
         <w:ind w:left="2160" w:hanging="360"/>
       </w:pPr>
       <w:rPr>
-        <w:rFonts w:hint="default" w:ascii="Wingdings" w:hAnsi="Wingdings"/>
+        <w:rFonts w:ascii="Wingdings" w:hAnsi="Wingdings" w:hint="default"/>
       </w:rPr>
     </w:lvl>
     <w:lvl w:ilvl="3" w:tplc="0C070001" w:tentative="1">
@@ -7640,7 +7585,7 @@
         <w:ind w:left="2880" w:hanging="360"/>
       </w:pPr>
       <w:rPr>
-        <w:rFonts w:hint="default" w:ascii="Symbol" w:hAnsi="Symbol"/>
+        <w:rFonts w:ascii="Symbol" w:hAnsi="Symbol" w:hint="default"/>
       </w:rPr>
     </w:lvl>
     <w:lvl w:ilvl="4" w:tplc="0C070003" w:tentative="1">
@@ -7652,7 +7597,7 @@
         <w:ind w:left="3600" w:hanging="360"/>
       </w:pPr>
       <w:rPr>
-        <w:rFonts w:hint="default" w:ascii="Courier New" w:hAnsi="Courier New" w:cs="Courier New"/>
+        <w:rFonts w:ascii="Courier New" w:hAnsi="Courier New" w:cs="Courier New" w:hint="default"/>
       </w:rPr>
     </w:lvl>
     <w:lvl w:ilvl="5" w:tplc="0C070005" w:tentative="1">
@@ -7664,7 +7609,7 @@
         <w:ind w:left="4320" w:hanging="360"/>
       </w:pPr>
       <w:rPr>
-        <w:rFonts w:hint="default" w:ascii="Wingdings" w:hAnsi="Wingdings"/>
+        <w:rFonts w:ascii="Wingdings" w:hAnsi="Wingdings" w:hint="default"/>
       </w:rPr>
     </w:lvl>
     <w:lvl w:ilvl="6" w:tplc="0C070001" w:tentative="1">
@@ -7676,7 +7621,7 @@
         <w:ind w:left="5040" w:hanging="360"/>
       </w:pPr>
       <w:rPr>
-        <w:rFonts w:hint="default" w:ascii="Symbol" w:hAnsi="Symbol"/>
+        <w:rFonts w:ascii="Symbol" w:hAnsi="Symbol" w:hint="default"/>
       </w:rPr>
     </w:lvl>
     <w:lvl w:ilvl="7" w:tplc="0C070003" w:tentative="1">
@@ -7688,7 +7633,7 @@
         <w:ind w:left="5760" w:hanging="360"/>
       </w:pPr>
       <w:rPr>
-        <w:rFonts w:hint="default" w:ascii="Courier New" w:hAnsi="Courier New" w:cs="Courier New"/>
+        <w:rFonts w:ascii="Courier New" w:hAnsi="Courier New" w:cs="Courier New" w:hint="default"/>
       </w:rPr>
     </w:lvl>
     <w:lvl w:ilvl="8" w:tplc="0C070005" w:tentative="1">
@@ -7700,7 +7645,7 @@
         <w:ind w:left="6480" w:hanging="360"/>
       </w:pPr>
       <w:rPr>
-        <w:rFonts w:hint="default" w:ascii="Wingdings" w:hAnsi="Wingdings"/>
+        <w:rFonts w:ascii="Wingdings" w:hAnsi="Wingdings" w:hint="default"/>
       </w:rPr>
     </w:lvl>
   </w:abstractNum>
@@ -7717,7 +7662,7 @@
         <w:ind w:left="720" w:hanging="360"/>
       </w:pPr>
       <w:rPr>
-        <w:rFonts w:hint="default" w:ascii="Symbol" w:hAnsi="Symbol"/>
+        <w:rFonts w:ascii="Symbol" w:hAnsi="Symbol" w:hint="default"/>
       </w:rPr>
     </w:lvl>
     <w:lvl w:ilvl="1" w:tplc="0C070003" w:tentative="1">
@@ -7729,7 +7674,7 @@
         <w:ind w:left="1440" w:hanging="360"/>
       </w:pPr>
       <w:rPr>
-        <w:rFonts w:hint="default" w:ascii="Courier New" w:hAnsi="Courier New" w:cs="Courier New"/>
+        <w:rFonts w:ascii="Courier New" w:hAnsi="Courier New" w:cs="Courier New" w:hint="default"/>
       </w:rPr>
     </w:lvl>
     <w:lvl w:ilvl="2" w:tplc="0C070005" w:tentative="1">
@@ -7741,7 +7686,7 @@
         <w:ind w:left="2160" w:hanging="360"/>
       </w:pPr>
       <w:rPr>
-        <w:rFonts w:hint="default" w:ascii="Wingdings" w:hAnsi="Wingdings"/>
+        <w:rFonts w:ascii="Wingdings" w:hAnsi="Wingdings" w:hint="default"/>
       </w:rPr>
     </w:lvl>
     <w:lvl w:ilvl="3" w:tplc="0C070001" w:tentative="1">
@@ -7753,7 +7698,7 @@
         <w:ind w:left="2880" w:hanging="360"/>
       </w:pPr>
       <w:rPr>
-        <w:rFonts w:hint="default" w:ascii="Symbol" w:hAnsi="Symbol"/>
+        <w:rFonts w:ascii="Symbol" w:hAnsi="Symbol" w:hint="default"/>
       </w:rPr>
     </w:lvl>
     <w:lvl w:ilvl="4" w:tplc="0C070003" w:tentative="1">
@@ -7765,7 +7710,7 @@
         <w:ind w:left="3600" w:hanging="360"/>
       </w:pPr>
       <w:rPr>
-        <w:rFonts w:hint="default" w:ascii="Courier New" w:hAnsi="Courier New" w:cs="Courier New"/>
+        <w:rFonts w:ascii="Courier New" w:hAnsi="Courier New" w:cs="Courier New" w:hint="default"/>
       </w:rPr>
     </w:lvl>
     <w:lvl w:ilvl="5" w:tplc="0C070005" w:tentative="1">
@@ -7777,7 +7722,7 @@
         <w:ind w:left="4320" w:hanging="360"/>
       </w:pPr>
       <w:rPr>
-        <w:rFonts w:hint="default" w:ascii="Wingdings" w:hAnsi="Wingdings"/>
+        <w:rFonts w:ascii="Wingdings" w:hAnsi="Wingdings" w:hint="default"/>
       </w:rPr>
     </w:lvl>
     <w:lvl w:ilvl="6" w:tplc="0C070001" w:tentative="1">
@@ -7789,7 +7734,7 @@
         <w:ind w:left="5040" w:hanging="360"/>
       </w:pPr>
       <w:rPr>
-        <w:rFonts w:hint="default" w:ascii="Symbol" w:hAnsi="Symbol"/>
+        <w:rFonts w:ascii="Symbol" w:hAnsi="Symbol" w:hint="default"/>
       </w:rPr>
     </w:lvl>
     <w:lvl w:ilvl="7" w:tplc="0C070003" w:tentative="1">
@@ -7801,7 +7746,7 @@
         <w:ind w:left="5760" w:hanging="360"/>
       </w:pPr>
       <w:rPr>
-        <w:rFonts w:hint="default" w:ascii="Courier New" w:hAnsi="Courier New" w:cs="Courier New"/>
+        <w:rFonts w:ascii="Courier New" w:hAnsi="Courier New" w:cs="Courier New" w:hint="default"/>
       </w:rPr>
     </w:lvl>
     <w:lvl w:ilvl="8" w:tplc="0C070005" w:tentative="1">
@@ -7813,7 +7758,7 @@
         <w:ind w:left="6480" w:hanging="360"/>
       </w:pPr>
       <w:rPr>
-        <w:rFonts w:hint="default" w:ascii="Wingdings" w:hAnsi="Wingdings"/>
+        <w:rFonts w:ascii="Wingdings" w:hAnsi="Wingdings" w:hint="default"/>
       </w:rPr>
     </w:lvl>
   </w:abstractNum>
@@ -7830,7 +7775,7 @@
         <w:ind w:left="720" w:hanging="360"/>
       </w:pPr>
       <w:rPr>
-        <w:rFonts w:hint="default" w:ascii="Symbol" w:hAnsi="Symbol"/>
+        <w:rFonts w:ascii="Symbol" w:hAnsi="Symbol" w:hint="default"/>
       </w:rPr>
     </w:lvl>
     <w:lvl w:ilvl="1" w:tplc="FFFFFFFF" w:tentative="1">
@@ -7919,7 +7864,7 @@
         <w:ind w:left="720" w:hanging="360"/>
       </w:pPr>
       <w:rPr>
-        <w:rFonts w:hint="default" w:ascii="Symbol" w:hAnsi="Symbol"/>
+        <w:rFonts w:ascii="Symbol" w:hAnsi="Symbol" w:hint="default"/>
       </w:rPr>
     </w:lvl>
     <w:lvl w:ilvl="1" w:tplc="04070003" w:tentative="1">
@@ -7931,7 +7876,7 @@
         <w:ind w:left="1440" w:hanging="360"/>
       </w:pPr>
       <w:rPr>
-        <w:rFonts w:hint="default" w:ascii="Courier New" w:hAnsi="Courier New" w:cs="Courier New"/>
+        <w:rFonts w:ascii="Courier New" w:hAnsi="Courier New" w:cs="Courier New" w:hint="default"/>
       </w:rPr>
     </w:lvl>
     <w:lvl w:ilvl="2" w:tplc="04070005" w:tentative="1">
@@ -7943,7 +7888,7 @@
         <w:ind w:left="2160" w:hanging="360"/>
       </w:pPr>
       <w:rPr>
-        <w:rFonts w:hint="default" w:ascii="Wingdings" w:hAnsi="Wingdings"/>
+        <w:rFonts w:ascii="Wingdings" w:hAnsi="Wingdings" w:hint="default"/>
       </w:rPr>
     </w:lvl>
     <w:lvl w:ilvl="3" w:tplc="04070001" w:tentative="1">
@@ -7955,7 +7900,7 @@
         <w:ind w:left="2880" w:hanging="360"/>
       </w:pPr>
       <w:rPr>
-        <w:rFonts w:hint="default" w:ascii="Symbol" w:hAnsi="Symbol"/>
+        <w:rFonts w:ascii="Symbol" w:hAnsi="Symbol" w:hint="default"/>
       </w:rPr>
     </w:lvl>
     <w:lvl w:ilvl="4" w:tplc="04070003" w:tentative="1">
@@ -7967,7 +7912,7 @@
         <w:ind w:left="3600" w:hanging="360"/>
       </w:pPr>
       <w:rPr>
-        <w:rFonts w:hint="default" w:ascii="Courier New" w:hAnsi="Courier New" w:cs="Courier New"/>
+        <w:rFonts w:ascii="Courier New" w:hAnsi="Courier New" w:cs="Courier New" w:hint="default"/>
       </w:rPr>
     </w:lvl>
     <w:lvl w:ilvl="5" w:tplc="04070005" w:tentative="1">
@@ -7979,7 +7924,7 @@
         <w:ind w:left="4320" w:hanging="360"/>
       </w:pPr>
       <w:rPr>
-        <w:rFonts w:hint="default" w:ascii="Wingdings" w:hAnsi="Wingdings"/>
+        <w:rFonts w:ascii="Wingdings" w:hAnsi="Wingdings" w:hint="default"/>
       </w:rPr>
     </w:lvl>
     <w:lvl w:ilvl="6" w:tplc="04070001" w:tentative="1">
@@ -7991,7 +7936,7 @@
         <w:ind w:left="5040" w:hanging="360"/>
       </w:pPr>
       <w:rPr>
-        <w:rFonts w:hint="default" w:ascii="Symbol" w:hAnsi="Symbol"/>
+        <w:rFonts w:ascii="Symbol" w:hAnsi="Symbol" w:hint="default"/>
       </w:rPr>
     </w:lvl>
     <w:lvl w:ilvl="7" w:tplc="04070003" w:tentative="1">
@@ -8003,7 +7948,7 @@
         <w:ind w:left="5760" w:hanging="360"/>
       </w:pPr>
       <w:rPr>
-        <w:rFonts w:hint="default" w:ascii="Courier New" w:hAnsi="Courier New" w:cs="Courier New"/>
+        <w:rFonts w:ascii="Courier New" w:hAnsi="Courier New" w:cs="Courier New" w:hint="default"/>
       </w:rPr>
     </w:lvl>
     <w:lvl w:ilvl="8" w:tplc="04070005" w:tentative="1">
@@ -8015,7 +7960,7 @@
         <w:ind w:left="6480" w:hanging="360"/>
       </w:pPr>
       <w:rPr>
-        <w:rFonts w:hint="default" w:ascii="Wingdings" w:hAnsi="Wingdings"/>
+        <w:rFonts w:ascii="Wingdings" w:hAnsi="Wingdings" w:hint="default"/>
       </w:rPr>
     </w:lvl>
   </w:abstractNum>
@@ -8032,7 +7977,7 @@
         <w:ind w:left="720" w:hanging="360"/>
       </w:pPr>
       <w:rPr>
-        <w:rFonts w:hint="default" w:ascii="Symbol" w:hAnsi="Symbol"/>
+        <w:rFonts w:ascii="Symbol" w:hAnsi="Symbol" w:hint="default"/>
       </w:rPr>
     </w:lvl>
     <w:lvl w:ilvl="1" w:tplc="04090003">
@@ -8044,7 +7989,7 @@
         <w:ind w:left="1440" w:hanging="360"/>
       </w:pPr>
       <w:rPr>
-        <w:rFonts w:hint="default" w:ascii="Courier New" w:hAnsi="Courier New" w:cs="Courier New"/>
+        <w:rFonts w:ascii="Courier New" w:hAnsi="Courier New" w:cs="Courier New" w:hint="default"/>
       </w:rPr>
     </w:lvl>
     <w:lvl w:ilvl="2" w:tplc="04090005">
@@ -8056,7 +8001,7 @@
         <w:ind w:left="2160" w:hanging="360"/>
       </w:pPr>
       <w:rPr>
-        <w:rFonts w:hint="default" w:ascii="Wingdings" w:hAnsi="Wingdings"/>
+        <w:rFonts w:ascii="Wingdings" w:hAnsi="Wingdings" w:hint="default"/>
       </w:rPr>
     </w:lvl>
     <w:lvl w:ilvl="3" w:tplc="04090001" w:tentative="1">
@@ -8068,7 +8013,7 @@
         <w:ind w:left="2880" w:hanging="360"/>
       </w:pPr>
       <w:rPr>
-        <w:rFonts w:hint="default" w:ascii="Symbol" w:hAnsi="Symbol"/>
+        <w:rFonts w:ascii="Symbol" w:hAnsi="Symbol" w:hint="default"/>
       </w:rPr>
     </w:lvl>
     <w:lvl w:ilvl="4" w:tplc="04090003" w:tentative="1">
@@ -8080,7 +8025,7 @@
         <w:ind w:left="3600" w:hanging="360"/>
       </w:pPr>
       <w:rPr>
-        <w:rFonts w:hint="default" w:ascii="Courier New" w:hAnsi="Courier New" w:cs="Courier New"/>
+        <w:rFonts w:ascii="Courier New" w:hAnsi="Courier New" w:cs="Courier New" w:hint="default"/>
       </w:rPr>
     </w:lvl>
     <w:lvl w:ilvl="5" w:tplc="04090005" w:tentative="1">
@@ -8092,7 +8037,7 @@
         <w:ind w:left="4320" w:hanging="360"/>
       </w:pPr>
       <w:rPr>
-        <w:rFonts w:hint="default" w:ascii="Wingdings" w:hAnsi="Wingdings"/>
+        <w:rFonts w:ascii="Wingdings" w:hAnsi="Wingdings" w:hint="default"/>
       </w:rPr>
     </w:lvl>
     <w:lvl w:ilvl="6" w:tplc="04090001" w:tentative="1">
@@ -8104,7 +8049,7 @@
         <w:ind w:left="5040" w:hanging="360"/>
       </w:pPr>
       <w:rPr>
-        <w:rFonts w:hint="default" w:ascii="Symbol" w:hAnsi="Symbol"/>
+        <w:rFonts w:ascii="Symbol" w:hAnsi="Symbol" w:hint="default"/>
       </w:rPr>
     </w:lvl>
     <w:lvl w:ilvl="7" w:tplc="04090003" w:tentative="1">
@@ -8116,7 +8061,7 @@
         <w:ind w:left="5760" w:hanging="360"/>
       </w:pPr>
       <w:rPr>
-        <w:rFonts w:hint="default" w:ascii="Courier New" w:hAnsi="Courier New" w:cs="Courier New"/>
+        <w:rFonts w:ascii="Courier New" w:hAnsi="Courier New" w:cs="Courier New" w:hint="default"/>
       </w:rPr>
     </w:lvl>
     <w:lvl w:ilvl="8" w:tplc="04090005" w:tentative="1">
@@ -8128,7 +8073,7 @@
         <w:ind w:left="6480" w:hanging="360"/>
       </w:pPr>
       <w:rPr>
-        <w:rFonts w:hint="default" w:ascii="Wingdings" w:hAnsi="Wingdings"/>
+        <w:rFonts w:ascii="Wingdings" w:hAnsi="Wingdings" w:hint="default"/>
       </w:rPr>
     </w:lvl>
   </w:abstractNum>
@@ -8145,7 +8090,7 @@
         <w:ind w:left="2252" w:hanging="360"/>
       </w:pPr>
       <w:rPr>
-        <w:rFonts w:hint="default" w:ascii="Wingdings" w:hAnsi="Wingdings"/>
+        <w:rFonts w:ascii="Wingdings" w:hAnsi="Wingdings" w:hint="default"/>
       </w:rPr>
     </w:lvl>
     <w:lvl w:ilvl="1" w:tplc="0C070003" w:tentative="1">
@@ -8157,7 +8102,7 @@
         <w:ind w:left="2972" w:hanging="360"/>
       </w:pPr>
       <w:rPr>
-        <w:rFonts w:hint="default" w:ascii="Courier New" w:hAnsi="Courier New" w:cs="Courier New"/>
+        <w:rFonts w:ascii="Courier New" w:hAnsi="Courier New" w:cs="Courier New" w:hint="default"/>
       </w:rPr>
     </w:lvl>
     <w:lvl w:ilvl="2" w:tplc="0C070005" w:tentative="1">
@@ -8169,7 +8114,7 @@
         <w:ind w:left="3692" w:hanging="360"/>
       </w:pPr>
       <w:rPr>
-        <w:rFonts w:hint="default" w:ascii="Wingdings" w:hAnsi="Wingdings"/>
+        <w:rFonts w:ascii="Wingdings" w:hAnsi="Wingdings" w:hint="default"/>
       </w:rPr>
     </w:lvl>
     <w:lvl w:ilvl="3" w:tplc="0C070001" w:tentative="1">
@@ -8181,7 +8126,7 @@
         <w:ind w:left="4412" w:hanging="360"/>
       </w:pPr>
       <w:rPr>
-        <w:rFonts w:hint="default" w:ascii="Symbol" w:hAnsi="Symbol"/>
+        <w:rFonts w:ascii="Symbol" w:hAnsi="Symbol" w:hint="default"/>
       </w:rPr>
     </w:lvl>
     <w:lvl w:ilvl="4" w:tplc="0C070003" w:tentative="1">
@@ -8193,7 +8138,7 @@
         <w:ind w:left="5132" w:hanging="360"/>
       </w:pPr>
       <w:rPr>
-        <w:rFonts w:hint="default" w:ascii="Courier New" w:hAnsi="Courier New" w:cs="Courier New"/>
+        <w:rFonts w:ascii="Courier New" w:hAnsi="Courier New" w:cs="Courier New" w:hint="default"/>
       </w:rPr>
     </w:lvl>
     <w:lvl w:ilvl="5" w:tplc="0C070005" w:tentative="1">
@@ -8205,7 +8150,7 @@
         <w:ind w:left="5852" w:hanging="360"/>
       </w:pPr>
       <w:rPr>
-        <w:rFonts w:hint="default" w:ascii="Wingdings" w:hAnsi="Wingdings"/>
+        <w:rFonts w:ascii="Wingdings" w:hAnsi="Wingdings" w:hint="default"/>
       </w:rPr>
     </w:lvl>
     <w:lvl w:ilvl="6" w:tplc="0C070001" w:tentative="1">
@@ -8217,7 +8162,7 @@
         <w:ind w:left="6572" w:hanging="360"/>
       </w:pPr>
       <w:rPr>
-        <w:rFonts w:hint="default" w:ascii="Symbol" w:hAnsi="Symbol"/>
+        <w:rFonts w:ascii="Symbol" w:hAnsi="Symbol" w:hint="default"/>
       </w:rPr>
     </w:lvl>
     <w:lvl w:ilvl="7" w:tplc="0C070003" w:tentative="1">
@@ -8229,7 +8174,7 @@
         <w:ind w:left="7292" w:hanging="360"/>
       </w:pPr>
       <w:rPr>
-        <w:rFonts w:hint="default" w:ascii="Courier New" w:hAnsi="Courier New" w:cs="Courier New"/>
+        <w:rFonts w:ascii="Courier New" w:hAnsi="Courier New" w:cs="Courier New" w:hint="default"/>
       </w:rPr>
     </w:lvl>
     <w:lvl w:ilvl="8" w:tplc="0C070005" w:tentative="1">
@@ -8241,7 +8186,7 @@
         <w:ind w:left="8012" w:hanging="360"/>
       </w:pPr>
       <w:rPr>
-        <w:rFonts w:hint="default" w:ascii="Wingdings" w:hAnsi="Wingdings"/>
+        <w:rFonts w:ascii="Wingdings" w:hAnsi="Wingdings" w:hint="default"/>
       </w:rPr>
     </w:lvl>
   </w:abstractNum>
@@ -8258,7 +8203,7 @@
         <w:ind w:left="720" w:hanging="360"/>
       </w:pPr>
       <w:rPr>
-        <w:rFonts w:hint="default" w:ascii="Symbol" w:hAnsi="Symbol"/>
+        <w:rFonts w:ascii="Symbol" w:hAnsi="Symbol" w:hint="default"/>
       </w:rPr>
     </w:lvl>
     <w:lvl w:ilvl="1" w:tplc="04070003" w:tentative="1">
@@ -8270,7 +8215,7 @@
         <w:ind w:left="1440" w:hanging="360"/>
       </w:pPr>
       <w:rPr>
-        <w:rFonts w:hint="default" w:ascii="Courier New" w:hAnsi="Courier New" w:cs="Courier New"/>
+        <w:rFonts w:ascii="Courier New" w:hAnsi="Courier New" w:cs="Courier New" w:hint="default"/>
       </w:rPr>
     </w:lvl>
     <w:lvl w:ilvl="2" w:tplc="04070005" w:tentative="1">
@@ -8282,7 +8227,7 @@
         <w:ind w:left="2160" w:hanging="360"/>
       </w:pPr>
       <w:rPr>
-        <w:rFonts w:hint="default" w:ascii="Wingdings" w:hAnsi="Wingdings"/>
+        <w:rFonts w:ascii="Wingdings" w:hAnsi="Wingdings" w:hint="default"/>
       </w:rPr>
     </w:lvl>
     <w:lvl w:ilvl="3" w:tplc="04070001" w:tentative="1">
@@ -8294,7 +8239,7 @@
         <w:ind w:left="2880" w:hanging="360"/>
       </w:pPr>
       <w:rPr>
-        <w:rFonts w:hint="default" w:ascii="Symbol" w:hAnsi="Symbol"/>
+        <w:rFonts w:ascii="Symbol" w:hAnsi="Symbol" w:hint="default"/>
       </w:rPr>
     </w:lvl>
     <w:lvl w:ilvl="4" w:tplc="04070003" w:tentative="1">
@@ -8306,7 +8251,7 @@
         <w:ind w:left="3600" w:hanging="360"/>
       </w:pPr>
       <w:rPr>
-        <w:rFonts w:hint="default" w:ascii="Courier New" w:hAnsi="Courier New" w:cs="Courier New"/>
+        <w:rFonts w:ascii="Courier New" w:hAnsi="Courier New" w:cs="Courier New" w:hint="default"/>
       </w:rPr>
     </w:lvl>
     <w:lvl w:ilvl="5" w:tplc="04070005" w:tentative="1">
@@ -8318,7 +8263,7 @@
         <w:ind w:left="4320" w:hanging="360"/>
       </w:pPr>
       <w:rPr>
-        <w:rFonts w:hint="default" w:ascii="Wingdings" w:hAnsi="Wingdings"/>
+        <w:rFonts w:ascii="Wingdings" w:hAnsi="Wingdings" w:hint="default"/>
       </w:rPr>
     </w:lvl>
     <w:lvl w:ilvl="6" w:tplc="04070001" w:tentative="1">
@@ -8330,7 +8275,7 @@
         <w:ind w:left="5040" w:hanging="360"/>
       </w:pPr>
       <w:rPr>
-        <w:rFonts w:hint="default" w:ascii="Symbol" w:hAnsi="Symbol"/>
+        <w:rFonts w:ascii="Symbol" w:hAnsi="Symbol" w:hint="default"/>
       </w:rPr>
     </w:lvl>
     <w:lvl w:ilvl="7" w:tplc="04070003" w:tentative="1">
@@ -8342,7 +8287,7 @@
         <w:ind w:left="5760" w:hanging="360"/>
       </w:pPr>
       <w:rPr>
-        <w:rFonts w:hint="default" w:ascii="Courier New" w:hAnsi="Courier New" w:cs="Courier New"/>
+        <w:rFonts w:ascii="Courier New" w:hAnsi="Courier New" w:cs="Courier New" w:hint="default"/>
       </w:rPr>
     </w:lvl>
     <w:lvl w:ilvl="8" w:tplc="04070005" w:tentative="1">
@@ -8354,7 +8299,7 @@
         <w:ind w:left="6480" w:hanging="360"/>
       </w:pPr>
       <w:rPr>
-        <w:rFonts w:hint="default" w:ascii="Wingdings" w:hAnsi="Wingdings"/>
+        <w:rFonts w:ascii="Wingdings" w:hAnsi="Wingdings" w:hint="default"/>
       </w:rPr>
     </w:lvl>
   </w:abstractNum>
@@ -8371,7 +8316,7 @@
         <w:ind w:left="720" w:hanging="360"/>
       </w:pPr>
       <w:rPr>
-        <w:rFonts w:hint="default" w:ascii="Calibri" w:hAnsi="Calibri" w:eastAsia="Times New Roman" w:cs="Calibri"/>
+        <w:rFonts w:ascii="Calibri" w:eastAsia="Times New Roman" w:hAnsi="Calibri" w:cs="Calibri" w:hint="default"/>
       </w:rPr>
     </w:lvl>
     <w:lvl w:ilvl="1" w:tplc="0C070003" w:tentative="1">
@@ -8383,7 +8328,7 @@
         <w:ind w:left="1440" w:hanging="360"/>
       </w:pPr>
       <w:rPr>
-        <w:rFonts w:hint="default" w:ascii="Courier New" w:hAnsi="Courier New" w:cs="Courier New"/>
+        <w:rFonts w:ascii="Courier New" w:hAnsi="Courier New" w:cs="Courier New" w:hint="default"/>
       </w:rPr>
     </w:lvl>
     <w:lvl w:ilvl="2" w:tplc="0C070005" w:tentative="1">
@@ -8395,7 +8340,7 @@
         <w:ind w:left="2160" w:hanging="360"/>
       </w:pPr>
       <w:rPr>
-        <w:rFonts w:hint="default" w:ascii="Wingdings" w:hAnsi="Wingdings"/>
+        <w:rFonts w:ascii="Wingdings" w:hAnsi="Wingdings" w:hint="default"/>
       </w:rPr>
     </w:lvl>
     <w:lvl w:ilvl="3" w:tplc="0C070001" w:tentative="1">
@@ -8407,7 +8352,7 @@
         <w:ind w:left="2880" w:hanging="360"/>
       </w:pPr>
       <w:rPr>
-        <w:rFonts w:hint="default" w:ascii="Symbol" w:hAnsi="Symbol"/>
+        <w:rFonts w:ascii="Symbol" w:hAnsi="Symbol" w:hint="default"/>
       </w:rPr>
     </w:lvl>
     <w:lvl w:ilvl="4" w:tplc="0C070003" w:tentative="1">
@@ -8419,7 +8364,7 @@
         <w:ind w:left="3600" w:hanging="360"/>
       </w:pPr>
       <w:rPr>
-        <w:rFonts w:hint="default" w:ascii="Courier New" w:hAnsi="Courier New" w:cs="Courier New"/>
+        <w:rFonts w:ascii="Courier New" w:hAnsi="Courier New" w:cs="Courier New" w:hint="default"/>
       </w:rPr>
     </w:lvl>
     <w:lvl w:ilvl="5" w:tplc="0C070005" w:tentative="1">
@@ -8431,7 +8376,7 @@
         <w:ind w:left="4320" w:hanging="360"/>
       </w:pPr>
       <w:rPr>
-        <w:rFonts w:hint="default" w:ascii="Wingdings" w:hAnsi="Wingdings"/>
+        <w:rFonts w:ascii="Wingdings" w:hAnsi="Wingdings" w:hint="default"/>
       </w:rPr>
     </w:lvl>
     <w:lvl w:ilvl="6" w:tplc="0C070001" w:tentative="1">
@@ -8443,7 +8388,7 @@
         <w:ind w:left="5040" w:hanging="360"/>
       </w:pPr>
       <w:rPr>
-        <w:rFonts w:hint="default" w:ascii="Symbol" w:hAnsi="Symbol"/>
+        <w:rFonts w:ascii="Symbol" w:hAnsi="Symbol" w:hint="default"/>
       </w:rPr>
     </w:lvl>
     <w:lvl w:ilvl="7" w:tplc="0C070003" w:tentative="1">
@@ -8455,7 +8400,7 @@
         <w:ind w:left="5760" w:hanging="360"/>
       </w:pPr>
       <w:rPr>
-        <w:rFonts w:hint="default" w:ascii="Courier New" w:hAnsi="Courier New" w:cs="Courier New"/>
+        <w:rFonts w:ascii="Courier New" w:hAnsi="Courier New" w:cs="Courier New" w:hint="default"/>
       </w:rPr>
     </w:lvl>
     <w:lvl w:ilvl="8" w:tplc="0C070005" w:tentative="1">
@@ -8467,7 +8412,7 @@
         <w:ind w:left="6480" w:hanging="360"/>
       </w:pPr>
       <w:rPr>
-        <w:rFonts w:hint="default" w:ascii="Wingdings" w:hAnsi="Wingdings"/>
+        <w:rFonts w:ascii="Wingdings" w:hAnsi="Wingdings" w:hint="default"/>
       </w:rPr>
     </w:lvl>
   </w:abstractNum>
@@ -8484,7 +8429,7 @@
         <w:ind w:left="720" w:hanging="360"/>
       </w:pPr>
       <w:rPr>
-        <w:rFonts w:hint="default" w:ascii="Symbol" w:hAnsi="Symbol"/>
+        <w:rFonts w:ascii="Symbol" w:hAnsi="Symbol" w:hint="default"/>
       </w:rPr>
     </w:lvl>
     <w:lvl w:ilvl="1" w:tplc="04070003" w:tentative="1">
@@ -8496,7 +8441,7 @@
         <w:ind w:left="1440" w:hanging="360"/>
       </w:pPr>
       <w:rPr>
-        <w:rFonts w:hint="default" w:ascii="Courier New" w:hAnsi="Courier New" w:cs="Courier New"/>
+        <w:rFonts w:ascii="Courier New" w:hAnsi="Courier New" w:cs="Courier New" w:hint="default"/>
       </w:rPr>
     </w:lvl>
     <w:lvl w:ilvl="2" w:tplc="04070005" w:tentative="1">
@@ -8508,7 +8453,7 @@
         <w:ind w:left="2160" w:hanging="360"/>
       </w:pPr>
       <w:rPr>
-        <w:rFonts w:hint="default" w:ascii="Wingdings" w:hAnsi="Wingdings"/>
+        <w:rFonts w:ascii="Wingdings" w:hAnsi="Wingdings" w:hint="default"/>
       </w:rPr>
     </w:lvl>
     <w:lvl w:ilvl="3" w:tplc="04070001" w:tentative="1">
@@ -8520,7 +8465,7 @@
         <w:ind w:left="2880" w:hanging="360"/>
       </w:pPr>
       <w:rPr>
-        <w:rFonts w:hint="default" w:ascii="Symbol" w:hAnsi="Symbol"/>
+        <w:rFonts w:ascii="Symbol" w:hAnsi="Symbol" w:hint="default"/>
       </w:rPr>
     </w:lvl>
     <w:lvl w:ilvl="4" w:tplc="04070003" w:tentative="1">
@@ -8532,7 +8477,7 @@
         <w:ind w:left="3600" w:hanging="360"/>
       </w:pPr>
       <w:rPr>
-        <w:rFonts w:hint="default" w:ascii="Courier New" w:hAnsi="Courier New" w:cs="Courier New"/>
+        <w:rFonts w:ascii="Courier New" w:hAnsi="Courier New" w:cs="Courier New" w:hint="default"/>
       </w:rPr>
     </w:lvl>
     <w:lvl w:ilvl="5" w:tplc="04070005" w:tentative="1">
@@ -8544,7 +8489,7 @@
         <w:ind w:left="4320" w:hanging="360"/>
       </w:pPr>
       <w:rPr>
-        <w:rFonts w:hint="default" w:ascii="Wingdings" w:hAnsi="Wingdings"/>
+        <w:rFonts w:ascii="Wingdings" w:hAnsi="Wingdings" w:hint="default"/>
       </w:rPr>
     </w:lvl>
     <w:lvl w:ilvl="6" w:tplc="04070001" w:tentative="1">
@@ -8556,7 +8501,7 @@
         <w:ind w:left="5040" w:hanging="360"/>
       </w:pPr>
       <w:rPr>
-        <w:rFonts w:hint="default" w:ascii="Symbol" w:hAnsi="Symbol"/>
+        <w:rFonts w:ascii="Symbol" w:hAnsi="Symbol" w:hint="default"/>
       </w:rPr>
     </w:lvl>
     <w:lvl w:ilvl="7" w:tplc="04070003" w:tentative="1">
@@ -8568,7 +8513,7 @@
         <w:ind w:left="5760" w:hanging="360"/>
       </w:pPr>
       <w:rPr>
-        <w:rFonts w:hint="default" w:ascii="Courier New" w:hAnsi="Courier New" w:cs="Courier New"/>
+        <w:rFonts w:ascii="Courier New" w:hAnsi="Courier New" w:cs="Courier New" w:hint="default"/>
       </w:rPr>
     </w:lvl>
     <w:lvl w:ilvl="8" w:tplc="04070005" w:tentative="1">
@@ -8580,7 +8525,7 @@
         <w:ind w:left="6480" w:hanging="360"/>
       </w:pPr>
       <w:rPr>
-        <w:rFonts w:hint="default" w:ascii="Wingdings" w:hAnsi="Wingdings"/>
+        <w:rFonts w:ascii="Wingdings" w:hAnsi="Wingdings" w:hint="default"/>
       </w:rPr>
     </w:lvl>
   </w:abstractNum>
@@ -8799,7 +8744,7 @@
         <w:ind w:left="720" w:hanging="360"/>
       </w:pPr>
       <w:rPr>
-        <w:rFonts w:hint="default" w:ascii="Wingdings" w:hAnsi="Wingdings"/>
+        <w:rFonts w:ascii="Wingdings" w:hAnsi="Wingdings" w:hint="default"/>
       </w:rPr>
     </w:lvl>
     <w:lvl w:ilvl="1" w:tplc="98FC7F18">
@@ -8811,7 +8756,7 @@
         <w:ind w:left="1440" w:hanging="360"/>
       </w:pPr>
       <w:rPr>
-        <w:rFonts w:hint="default" w:ascii="Courier New" w:hAnsi="Courier New"/>
+        <w:rFonts w:ascii="Courier New" w:hAnsi="Courier New" w:hint="default"/>
       </w:rPr>
     </w:lvl>
     <w:lvl w:ilvl="2" w:tplc="5086A2F4">
@@ -8823,7 +8768,7 @@
         <w:ind w:left="2160" w:hanging="360"/>
       </w:pPr>
       <w:rPr>
-        <w:rFonts w:hint="default" w:ascii="Wingdings" w:hAnsi="Wingdings"/>
+        <w:rFonts w:ascii="Wingdings" w:hAnsi="Wingdings" w:hint="default"/>
       </w:rPr>
     </w:lvl>
     <w:lvl w:ilvl="3" w:tplc="083C4552">
@@ -8835,7 +8780,7 @@
         <w:ind w:left="2880" w:hanging="360"/>
       </w:pPr>
       <w:rPr>
-        <w:rFonts w:hint="default" w:ascii="Symbol" w:hAnsi="Symbol"/>
+        <w:rFonts w:ascii="Symbol" w:hAnsi="Symbol" w:hint="default"/>
       </w:rPr>
     </w:lvl>
     <w:lvl w:ilvl="4" w:tplc="E1227186">
@@ -8847,7 +8792,7 @@
         <w:ind w:left="3600" w:hanging="360"/>
       </w:pPr>
       <w:rPr>
-        <w:rFonts w:hint="default" w:ascii="Courier New" w:hAnsi="Courier New"/>
+        <w:rFonts w:ascii="Courier New" w:hAnsi="Courier New" w:hint="default"/>
       </w:rPr>
     </w:lvl>
     <w:lvl w:ilvl="5" w:tplc="A404C4EE">
@@ -8859,7 +8804,7 @@
         <w:ind w:left="4320" w:hanging="360"/>
       </w:pPr>
       <w:rPr>
-        <w:rFonts w:hint="default" w:ascii="Wingdings" w:hAnsi="Wingdings"/>
+        <w:rFonts w:ascii="Wingdings" w:hAnsi="Wingdings" w:hint="default"/>
       </w:rPr>
     </w:lvl>
     <w:lvl w:ilvl="6" w:tplc="6D8E37B2">
@@ -8871,7 +8816,7 @@
         <w:ind w:left="5040" w:hanging="360"/>
       </w:pPr>
       <w:rPr>
-        <w:rFonts w:hint="default" w:ascii="Symbol" w:hAnsi="Symbol"/>
+        <w:rFonts w:ascii="Symbol" w:hAnsi="Symbol" w:hint="default"/>
       </w:rPr>
     </w:lvl>
     <w:lvl w:ilvl="7" w:tplc="1BBAF8E6">
@@ -8883,7 +8828,7 @@
         <w:ind w:left="5760" w:hanging="360"/>
       </w:pPr>
       <w:rPr>
-        <w:rFonts w:hint="default" w:ascii="Courier New" w:hAnsi="Courier New"/>
+        <w:rFonts w:ascii="Courier New" w:hAnsi="Courier New" w:hint="default"/>
       </w:rPr>
     </w:lvl>
     <w:lvl w:ilvl="8" w:tplc="4EE40764">
@@ -8895,7 +8840,7 @@
         <w:ind w:left="6480" w:hanging="360"/>
       </w:pPr>
       <w:rPr>
-        <w:rFonts w:hint="default" w:ascii="Wingdings" w:hAnsi="Wingdings"/>
+        <w:rFonts w:ascii="Wingdings" w:hAnsi="Wingdings" w:hint="default"/>
       </w:rPr>
     </w:lvl>
   </w:abstractNum>
@@ -8992,7 +8937,7 @@
     <w:lvl w:ilvl="0" w:tplc="75465DA0">
       <w:start w:val="1"/>
       <w:numFmt w:val="lowerLetter"/>
-      <w:pStyle w:val="berschrift2"/>
+      <w:pStyle w:val="Heading2"/>
       <w:lvlText w:val="%1."/>
       <w:lvlJc w:val="left"/>
       <w:pPr>
@@ -9088,7 +9033,7 @@
         <w:ind w:left="720" w:hanging="360"/>
       </w:pPr>
       <w:rPr>
-        <w:rFonts w:hint="default" w:ascii="Symbol" w:hAnsi="Symbol"/>
+        <w:rFonts w:ascii="Symbol" w:hAnsi="Symbol" w:hint="default"/>
       </w:rPr>
     </w:lvl>
     <w:lvl w:ilvl="1" w:tplc="04070003" w:tentative="1">
@@ -9100,7 +9045,7 @@
         <w:ind w:left="1440" w:hanging="360"/>
       </w:pPr>
       <w:rPr>
-        <w:rFonts w:hint="default" w:ascii="Courier New" w:hAnsi="Courier New" w:cs="Courier New"/>
+        <w:rFonts w:ascii="Courier New" w:hAnsi="Courier New" w:cs="Courier New" w:hint="default"/>
       </w:rPr>
     </w:lvl>
     <w:lvl w:ilvl="2" w:tplc="04070005" w:tentative="1">
@@ -9112,7 +9057,7 @@
         <w:ind w:left="2160" w:hanging="360"/>
       </w:pPr>
       <w:rPr>
-        <w:rFonts w:hint="default" w:ascii="Wingdings" w:hAnsi="Wingdings"/>
+        <w:rFonts w:ascii="Wingdings" w:hAnsi="Wingdings" w:hint="default"/>
       </w:rPr>
     </w:lvl>
     <w:lvl w:ilvl="3" w:tplc="04070001" w:tentative="1">
@@ -9124,7 +9069,7 @@
         <w:ind w:left="2880" w:hanging="360"/>
       </w:pPr>
       <w:rPr>
-        <w:rFonts w:hint="default" w:ascii="Symbol" w:hAnsi="Symbol"/>
+        <w:rFonts w:ascii="Symbol" w:hAnsi="Symbol" w:hint="default"/>
       </w:rPr>
     </w:lvl>
     <w:lvl w:ilvl="4" w:tplc="04070003" w:tentative="1">
@@ -9136,7 +9081,7 @@
         <w:ind w:left="3600" w:hanging="360"/>
       </w:pPr>
       <w:rPr>
-        <w:rFonts w:hint="default" w:ascii="Courier New" w:hAnsi="Courier New" w:cs="Courier New"/>
+        <w:rFonts w:ascii="Courier New" w:hAnsi="Courier New" w:cs="Courier New" w:hint="default"/>
       </w:rPr>
     </w:lvl>
     <w:lvl w:ilvl="5" w:tplc="04070005" w:tentative="1">
@@ -9148,7 +9093,7 @@
         <w:ind w:left="4320" w:hanging="360"/>
       </w:pPr>
       <w:rPr>
-        <w:rFonts w:hint="default" w:ascii="Wingdings" w:hAnsi="Wingdings"/>
+        <w:rFonts w:ascii="Wingdings" w:hAnsi="Wingdings" w:hint="default"/>
       </w:rPr>
     </w:lvl>
     <w:lvl w:ilvl="6" w:tplc="04070001" w:tentative="1">
@@ -9160,7 +9105,7 @@
         <w:ind w:left="5040" w:hanging="360"/>
       </w:pPr>
       <w:rPr>
-        <w:rFonts w:hint="default" w:ascii="Symbol" w:hAnsi="Symbol"/>
+        <w:rFonts w:ascii="Symbol" w:hAnsi="Symbol" w:hint="default"/>
       </w:rPr>
     </w:lvl>
     <w:lvl w:ilvl="7" w:tplc="04070003" w:tentative="1">
@@ -9172,7 +9117,7 @@
         <w:ind w:left="5760" w:hanging="360"/>
       </w:pPr>
       <w:rPr>
-        <w:rFonts w:hint="default" w:ascii="Courier New" w:hAnsi="Courier New" w:cs="Courier New"/>
+        <w:rFonts w:ascii="Courier New" w:hAnsi="Courier New" w:cs="Courier New" w:hint="default"/>
       </w:rPr>
     </w:lvl>
     <w:lvl w:ilvl="8" w:tplc="04070005" w:tentative="1">
@@ -9184,7 +9129,7 @@
         <w:ind w:left="6480" w:hanging="360"/>
       </w:pPr>
       <w:rPr>
-        <w:rFonts w:hint="default" w:ascii="Wingdings" w:hAnsi="Wingdings"/>
+        <w:rFonts w:ascii="Wingdings" w:hAnsi="Wingdings" w:hint="default"/>
       </w:rPr>
     </w:lvl>
   </w:abstractNum>
@@ -9201,7 +9146,7 @@
         <w:ind w:left="720" w:hanging="360"/>
       </w:pPr>
       <w:rPr>
-        <w:rFonts w:hint="default" w:ascii="Symbol" w:hAnsi="Symbol"/>
+        <w:rFonts w:ascii="Symbol" w:hAnsi="Symbol" w:hint="default"/>
       </w:rPr>
     </w:lvl>
     <w:lvl w:ilvl="1" w:tplc="04070003" w:tentative="1">
@@ -9213,7 +9158,7 @@
         <w:ind w:left="1440" w:hanging="360"/>
       </w:pPr>
       <w:rPr>
-        <w:rFonts w:hint="default" w:ascii="Courier New" w:hAnsi="Courier New" w:cs="Courier New"/>
+        <w:rFonts w:ascii="Courier New" w:hAnsi="Courier New" w:cs="Courier New" w:hint="default"/>
       </w:rPr>
     </w:lvl>
     <w:lvl w:ilvl="2" w:tplc="04070005" w:tentative="1">
@@ -9225,7 +9170,7 @@
         <w:ind w:left="2160" w:hanging="360"/>
       </w:pPr>
       <w:rPr>
-        <w:rFonts w:hint="default" w:ascii="Wingdings" w:hAnsi="Wingdings"/>
+        <w:rFonts w:ascii="Wingdings" w:hAnsi="Wingdings" w:hint="default"/>
       </w:rPr>
     </w:lvl>
     <w:lvl w:ilvl="3" w:tplc="04070001" w:tentative="1">
@@ -9237,7 +9182,7 @@
         <w:ind w:left="2880" w:hanging="360"/>
       </w:pPr>
       <w:rPr>
-        <w:rFonts w:hint="default" w:ascii="Symbol" w:hAnsi="Symbol"/>
+        <w:rFonts w:ascii="Symbol" w:hAnsi="Symbol" w:hint="default"/>
       </w:rPr>
     </w:lvl>
     <w:lvl w:ilvl="4" w:tplc="04070003" w:tentative="1">
@@ -9249,7 +9194,7 @@
         <w:ind w:left="3600" w:hanging="360"/>
       </w:pPr>
       <w:rPr>
-        <w:rFonts w:hint="default" w:ascii="Courier New" w:hAnsi="Courier New" w:cs="Courier New"/>
+        <w:rFonts w:ascii="Courier New" w:hAnsi="Courier New" w:cs="Courier New" w:hint="default"/>
       </w:rPr>
     </w:lvl>
     <w:lvl w:ilvl="5" w:tplc="04070005" w:tentative="1">
@@ -9261,7 +9206,7 @@
         <w:ind w:left="4320" w:hanging="360"/>
       </w:pPr>
       <w:rPr>
-        <w:rFonts w:hint="default" w:ascii="Wingdings" w:hAnsi="Wingdings"/>
+        <w:rFonts w:ascii="Wingdings" w:hAnsi="Wingdings" w:hint="default"/>
       </w:rPr>
     </w:lvl>
     <w:lvl w:ilvl="6" w:tplc="04070001" w:tentative="1">
@@ -9273,7 +9218,7 @@
         <w:ind w:left="5040" w:hanging="360"/>
       </w:pPr>
       <w:rPr>
-        <w:rFonts w:hint="default" w:ascii="Symbol" w:hAnsi="Symbol"/>
+        <w:rFonts w:ascii="Symbol" w:hAnsi="Symbol" w:hint="default"/>
       </w:rPr>
     </w:lvl>
     <w:lvl w:ilvl="7" w:tplc="04070003" w:tentative="1">
@@ -9285,7 +9230,7 @@
         <w:ind w:left="5760" w:hanging="360"/>
       </w:pPr>
       <w:rPr>
-        <w:rFonts w:hint="default" w:ascii="Courier New" w:hAnsi="Courier New" w:cs="Courier New"/>
+        <w:rFonts w:ascii="Courier New" w:hAnsi="Courier New" w:cs="Courier New" w:hint="default"/>
       </w:rPr>
     </w:lvl>
     <w:lvl w:ilvl="8" w:tplc="04070005" w:tentative="1">
@@ -9297,7 +9242,7 @@
         <w:ind w:left="6480" w:hanging="360"/>
       </w:pPr>
       <w:rPr>
-        <w:rFonts w:hint="default" w:ascii="Wingdings" w:hAnsi="Wingdings"/>
+        <w:rFonts w:ascii="Wingdings" w:hAnsi="Wingdings" w:hint="default"/>
       </w:rPr>
     </w:lvl>
   </w:abstractNum>
@@ -9308,7 +9253,7 @@
     <w:lvl w:ilvl="0" w:tplc="476ECF50">
       <w:start w:val="1"/>
       <w:numFmt w:val="decimal"/>
-      <w:pStyle w:val="berschrift1"/>
+      <w:pStyle w:val="Heading1"/>
       <w:lvlText w:val="%1."/>
       <w:lvlJc w:val="left"/>
       <w:pPr>
@@ -9404,7 +9349,7 @@
         <w:ind w:left="720" w:hanging="360"/>
       </w:pPr>
       <w:rPr>
-        <w:rFonts w:hint="default" w:ascii="Wingdings" w:hAnsi="Wingdings"/>
+        <w:rFonts w:ascii="Wingdings" w:hAnsi="Wingdings" w:hint="default"/>
       </w:rPr>
     </w:lvl>
     <w:lvl w:ilvl="1" w:tplc="0C070003">
@@ -9416,7 +9361,7 @@
         <w:ind w:left="1440" w:hanging="360"/>
       </w:pPr>
       <w:rPr>
-        <w:rFonts w:hint="default" w:ascii="Courier New" w:hAnsi="Courier New" w:cs="Courier New"/>
+        <w:rFonts w:ascii="Courier New" w:hAnsi="Courier New" w:cs="Courier New" w:hint="default"/>
       </w:rPr>
     </w:lvl>
     <w:lvl w:ilvl="2" w:tplc="0C070005" w:tentative="1">
@@ -9428,7 +9373,7 @@
         <w:ind w:left="2160" w:hanging="360"/>
       </w:pPr>
       <w:rPr>
-        <w:rFonts w:hint="default" w:ascii="Wingdings" w:hAnsi="Wingdings"/>
+        <w:rFonts w:ascii="Wingdings" w:hAnsi="Wingdings" w:hint="default"/>
       </w:rPr>
     </w:lvl>
     <w:lvl w:ilvl="3" w:tplc="0C070001" w:tentative="1">
@@ -9440,7 +9385,7 @@
         <w:ind w:left="2880" w:hanging="360"/>
       </w:pPr>
       <w:rPr>
-        <w:rFonts w:hint="default" w:ascii="Symbol" w:hAnsi="Symbol"/>
+        <w:rFonts w:ascii="Symbol" w:hAnsi="Symbol" w:hint="default"/>
       </w:rPr>
     </w:lvl>
     <w:lvl w:ilvl="4" w:tplc="0C070003" w:tentative="1">
@@ -9452,7 +9397,7 @@
         <w:ind w:left="3600" w:hanging="360"/>
       </w:pPr>
       <w:rPr>
-        <w:rFonts w:hint="default" w:ascii="Courier New" w:hAnsi="Courier New" w:cs="Courier New"/>
+        <w:rFonts w:ascii="Courier New" w:hAnsi="Courier New" w:cs="Courier New" w:hint="default"/>
       </w:rPr>
     </w:lvl>
     <w:lvl w:ilvl="5" w:tplc="0C070005" w:tentative="1">
@@ -9464,7 +9409,7 @@
         <w:ind w:left="4320" w:hanging="360"/>
       </w:pPr>
       <w:rPr>
-        <w:rFonts w:hint="default" w:ascii="Wingdings" w:hAnsi="Wingdings"/>
+        <w:rFonts w:ascii="Wingdings" w:hAnsi="Wingdings" w:hint="default"/>
       </w:rPr>
     </w:lvl>
     <w:lvl w:ilvl="6" w:tplc="0C070001" w:tentative="1">
@@ -9476,7 +9421,7 @@
         <w:ind w:left="5040" w:hanging="360"/>
       </w:pPr>
       <w:rPr>
-        <w:rFonts w:hint="default" w:ascii="Symbol" w:hAnsi="Symbol"/>
+        <w:rFonts w:ascii="Symbol" w:hAnsi="Symbol" w:hint="default"/>
       </w:rPr>
     </w:lvl>
     <w:lvl w:ilvl="7" w:tplc="0C070003" w:tentative="1">
@@ -9488,7 +9433,7 @@
         <w:ind w:left="5760" w:hanging="360"/>
       </w:pPr>
       <w:rPr>
-        <w:rFonts w:hint="default" w:ascii="Courier New" w:hAnsi="Courier New" w:cs="Courier New"/>
+        <w:rFonts w:ascii="Courier New" w:hAnsi="Courier New" w:cs="Courier New" w:hint="default"/>
       </w:rPr>
     </w:lvl>
     <w:lvl w:ilvl="8" w:tplc="0C070005" w:tentative="1">
@@ -9500,7 +9445,7 @@
         <w:ind w:left="6480" w:hanging="360"/>
       </w:pPr>
       <w:rPr>
-        <w:rFonts w:hint="default" w:ascii="Wingdings" w:hAnsi="Wingdings"/>
+        <w:rFonts w:ascii="Wingdings" w:hAnsi="Wingdings" w:hint="default"/>
       </w:rPr>
     </w:lvl>
   </w:abstractNum>
@@ -9517,7 +9462,7 @@
         <w:ind w:left="720" w:hanging="360"/>
       </w:pPr>
       <w:rPr>
-        <w:rFonts w:hint="default" w:ascii="Symbol" w:hAnsi="Symbol"/>
+        <w:rFonts w:ascii="Symbol" w:hAnsi="Symbol" w:hint="default"/>
       </w:rPr>
     </w:lvl>
     <w:lvl w:ilvl="1" w:tplc="0C070003" w:tentative="1">
@@ -9529,7 +9474,7 @@
         <w:ind w:left="1440" w:hanging="360"/>
       </w:pPr>
       <w:rPr>
-        <w:rFonts w:hint="default" w:ascii="Courier New" w:hAnsi="Courier New" w:cs="Courier New"/>
+        <w:rFonts w:ascii="Courier New" w:hAnsi="Courier New" w:cs="Courier New" w:hint="default"/>
       </w:rPr>
     </w:lvl>
     <w:lvl w:ilvl="2" w:tplc="0C070005" w:tentative="1">
@@ -9541,7 +9486,7 @@
         <w:ind w:left="2160" w:hanging="360"/>
       </w:pPr>
       <w:rPr>
-        <w:rFonts w:hint="default" w:ascii="Wingdings" w:hAnsi="Wingdings"/>
+        <w:rFonts w:ascii="Wingdings" w:hAnsi="Wingdings" w:hint="default"/>
       </w:rPr>
     </w:lvl>
     <w:lvl w:ilvl="3" w:tplc="0C070001" w:tentative="1">
@@ -9553,7 +9498,7 @@
         <w:ind w:left="2880" w:hanging="360"/>
       </w:pPr>
       <w:rPr>
-        <w:rFonts w:hint="default" w:ascii="Symbol" w:hAnsi="Symbol"/>
+        <w:rFonts w:ascii="Symbol" w:hAnsi="Symbol" w:hint="default"/>
       </w:rPr>
     </w:lvl>
     <w:lvl w:ilvl="4" w:tplc="0C070003" w:tentative="1">
@@ -9565,7 +9510,7 @@
         <w:ind w:left="3600" w:hanging="360"/>
       </w:pPr>
       <w:rPr>
-        <w:rFonts w:hint="default" w:ascii="Courier New" w:hAnsi="Courier New" w:cs="Courier New"/>
+        <w:rFonts w:ascii="Courier New" w:hAnsi="Courier New" w:cs="Courier New" w:hint="default"/>
       </w:rPr>
     </w:lvl>
     <w:lvl w:ilvl="5" w:tplc="0C070005" w:tentative="1">
@@ -9577,7 +9522,7 @@
         <w:ind w:left="4320" w:hanging="360"/>
       </w:pPr>
       <w:rPr>
-        <w:rFonts w:hint="default" w:ascii="Wingdings" w:hAnsi="Wingdings"/>
+        <w:rFonts w:ascii="Wingdings" w:hAnsi="Wingdings" w:hint="default"/>
       </w:rPr>
     </w:lvl>
     <w:lvl w:ilvl="6" w:tplc="0C070001" w:tentative="1">
@@ -9589,7 +9534,7 @@
         <w:ind w:left="5040" w:hanging="360"/>
       </w:pPr>
       <w:rPr>
-        <w:rFonts w:hint="default" w:ascii="Symbol" w:hAnsi="Symbol"/>
+        <w:rFonts w:ascii="Symbol" w:hAnsi="Symbol" w:hint="default"/>
       </w:rPr>
     </w:lvl>
     <w:lvl w:ilvl="7" w:tplc="0C070003" w:tentative="1">
@@ -9601,7 +9546,7 @@
         <w:ind w:left="5760" w:hanging="360"/>
       </w:pPr>
       <w:rPr>
-        <w:rFonts w:hint="default" w:ascii="Courier New" w:hAnsi="Courier New" w:cs="Courier New"/>
+        <w:rFonts w:ascii="Courier New" w:hAnsi="Courier New" w:cs="Courier New" w:hint="default"/>
       </w:rPr>
     </w:lvl>
     <w:lvl w:ilvl="8" w:tplc="0C070005" w:tentative="1">
@@ -9613,7 +9558,7 @@
         <w:ind w:left="6480" w:hanging="360"/>
       </w:pPr>
       <w:rPr>
-        <w:rFonts w:hint="default" w:ascii="Wingdings" w:hAnsi="Wingdings"/>
+        <w:rFonts w:ascii="Wingdings" w:hAnsi="Wingdings" w:hint="default"/>
       </w:rPr>
     </w:lvl>
   </w:abstractNum>
@@ -9630,7 +9575,7 @@
         <w:ind w:left="1440" w:hanging="360"/>
       </w:pPr>
       <w:rPr>
-        <w:rFonts w:hint="default" w:ascii="Symbol" w:hAnsi="Symbol"/>
+        <w:rFonts w:ascii="Symbol" w:hAnsi="Symbol" w:hint="default"/>
       </w:rPr>
     </w:lvl>
     <w:lvl w:ilvl="1" w:tplc="0C070003" w:tentative="1">
@@ -9642,7 +9587,7 @@
         <w:ind w:left="2160" w:hanging="360"/>
       </w:pPr>
       <w:rPr>
-        <w:rFonts w:hint="default" w:ascii="Courier New" w:hAnsi="Courier New" w:cs="Courier New"/>
+        <w:rFonts w:ascii="Courier New" w:hAnsi="Courier New" w:cs="Courier New" w:hint="default"/>
       </w:rPr>
     </w:lvl>
     <w:lvl w:ilvl="2" w:tplc="0C070005" w:tentative="1">
@@ -9654,7 +9599,7 @@
         <w:ind w:left="2880" w:hanging="360"/>
       </w:pPr>
       <w:rPr>
-        <w:rFonts w:hint="default" w:ascii="Wingdings" w:hAnsi="Wingdings"/>
+        <w:rFonts w:ascii="Wingdings" w:hAnsi="Wingdings" w:hint="default"/>
       </w:rPr>
     </w:lvl>
     <w:lvl w:ilvl="3" w:tplc="0C070001" w:tentative="1">
@@ -9666,7 +9611,7 @@
         <w:ind w:left="3600" w:hanging="360"/>
       </w:pPr>
       <w:rPr>
-        <w:rFonts w:hint="default" w:ascii="Symbol" w:hAnsi="Symbol"/>
+        <w:rFonts w:ascii="Symbol" w:hAnsi="Symbol" w:hint="default"/>
       </w:rPr>
     </w:lvl>
     <w:lvl w:ilvl="4" w:tplc="0C070003" w:tentative="1">
@@ -9678,7 +9623,7 @@
         <w:ind w:left="4320" w:hanging="360"/>
       </w:pPr>
       <w:rPr>
-        <w:rFonts w:hint="default" w:ascii="Courier New" w:hAnsi="Courier New" w:cs="Courier New"/>
+        <w:rFonts w:ascii="Courier New" w:hAnsi="Courier New" w:cs="Courier New" w:hint="default"/>
       </w:rPr>
     </w:lvl>
     <w:lvl w:ilvl="5" w:tplc="0C070005" w:tentative="1">
@@ -9690,7 +9635,7 @@
         <w:ind w:left="5040" w:hanging="360"/>
       </w:pPr>
       <w:rPr>
-        <w:rFonts w:hint="default" w:ascii="Wingdings" w:hAnsi="Wingdings"/>
+        <w:rFonts w:ascii="Wingdings" w:hAnsi="Wingdings" w:hint="default"/>
       </w:rPr>
     </w:lvl>
     <w:lvl w:ilvl="6" w:tplc="0C070001" w:tentative="1">
@@ -9702,7 +9647,7 @@
         <w:ind w:left="5760" w:hanging="360"/>
       </w:pPr>
       <w:rPr>
-        <w:rFonts w:hint="default" w:ascii="Symbol" w:hAnsi="Symbol"/>
+        <w:rFonts w:ascii="Symbol" w:hAnsi="Symbol" w:hint="default"/>
       </w:rPr>
     </w:lvl>
     <w:lvl w:ilvl="7" w:tplc="0C070003" w:tentative="1">
@@ -9714,7 +9659,7 @@
         <w:ind w:left="6480" w:hanging="360"/>
       </w:pPr>
       <w:rPr>
-        <w:rFonts w:hint="default" w:ascii="Courier New" w:hAnsi="Courier New" w:cs="Courier New"/>
+        <w:rFonts w:ascii="Courier New" w:hAnsi="Courier New" w:cs="Courier New" w:hint="default"/>
       </w:rPr>
     </w:lvl>
     <w:lvl w:ilvl="8" w:tplc="0C070005" w:tentative="1">
@@ -9726,7 +9671,7 @@
         <w:ind w:left="7200" w:hanging="360"/>
       </w:pPr>
       <w:rPr>
-        <w:rFonts w:hint="default" w:ascii="Wingdings" w:hAnsi="Wingdings"/>
+        <w:rFonts w:ascii="Wingdings" w:hAnsi="Wingdings" w:hint="default"/>
       </w:rPr>
     </w:lvl>
   </w:abstractNum>
@@ -9829,7 +9774,7 @@
         <w:ind w:left="720" w:hanging="360"/>
       </w:pPr>
       <w:rPr>
-        <w:rFonts w:hint="default" w:ascii="Symbol" w:hAnsi="Symbol"/>
+        <w:rFonts w:ascii="Symbol" w:hAnsi="Symbol" w:hint="default"/>
       </w:rPr>
     </w:lvl>
     <w:lvl w:ilvl="1" w:tplc="0C070003" w:tentative="1">
@@ -9841,7 +9786,7 @@
         <w:ind w:left="1440" w:hanging="360"/>
       </w:pPr>
       <w:rPr>
-        <w:rFonts w:hint="default" w:ascii="Courier New" w:hAnsi="Courier New" w:cs="Courier New"/>
+        <w:rFonts w:ascii="Courier New" w:hAnsi="Courier New" w:cs="Courier New" w:hint="default"/>
       </w:rPr>
     </w:lvl>
     <w:lvl w:ilvl="2" w:tplc="0C070005" w:tentative="1">
@@ -9853,7 +9798,7 @@
         <w:ind w:left="2160" w:hanging="360"/>
       </w:pPr>
       <w:rPr>
-        <w:rFonts w:hint="default" w:ascii="Wingdings" w:hAnsi="Wingdings"/>
+        <w:rFonts w:ascii="Wingdings" w:hAnsi="Wingdings" w:hint="default"/>
       </w:rPr>
     </w:lvl>
     <w:lvl w:ilvl="3" w:tplc="0C070001" w:tentative="1">
@@ -9865,7 +9810,7 @@
         <w:ind w:left="2880" w:hanging="360"/>
       </w:pPr>
       <w:rPr>
-        <w:rFonts w:hint="default" w:ascii="Symbol" w:hAnsi="Symbol"/>
+        <w:rFonts w:ascii="Symbol" w:hAnsi="Symbol" w:hint="default"/>
       </w:rPr>
     </w:lvl>
     <w:lvl w:ilvl="4" w:tplc="0C070003" w:tentative="1">
@@ -9877,7 +9822,7 @@
         <w:ind w:left="3600" w:hanging="360"/>
       </w:pPr>
       <w:rPr>
-        <w:rFonts w:hint="default" w:ascii="Courier New" w:hAnsi="Courier New" w:cs="Courier New"/>
+        <w:rFonts w:ascii="Courier New" w:hAnsi="Courier New" w:cs="Courier New" w:hint="default"/>
       </w:rPr>
     </w:lvl>
     <w:lvl w:ilvl="5" w:tplc="0C070005" w:tentative="1">
@@ -9889,7 +9834,7 @@
         <w:ind w:left="4320" w:hanging="360"/>
       </w:pPr>
       <w:rPr>
-        <w:rFonts w:hint="default" w:ascii="Wingdings" w:hAnsi="Wingdings"/>
+        <w:rFonts w:ascii="Wingdings" w:hAnsi="Wingdings" w:hint="default"/>
       </w:rPr>
     </w:lvl>
     <w:lvl w:ilvl="6" w:tplc="0C070001" w:tentative="1">
@@ -9901,7 +9846,7 @@
         <w:ind w:left="5040" w:hanging="360"/>
       </w:pPr>
       <w:rPr>
-        <w:rFonts w:hint="default" w:ascii="Symbol" w:hAnsi="Symbol"/>
+        <w:rFonts w:ascii="Symbol" w:hAnsi="Symbol" w:hint="default"/>
       </w:rPr>
     </w:lvl>
     <w:lvl w:ilvl="7" w:tplc="0C070003" w:tentative="1">
@@ -9913,7 +9858,7 @@
         <w:ind w:left="5760" w:hanging="360"/>
       </w:pPr>
       <w:rPr>
-        <w:rFonts w:hint="default" w:ascii="Courier New" w:hAnsi="Courier New" w:cs="Courier New"/>
+        <w:rFonts w:ascii="Courier New" w:hAnsi="Courier New" w:cs="Courier New" w:hint="default"/>
       </w:rPr>
     </w:lvl>
     <w:lvl w:ilvl="8" w:tplc="0C070005" w:tentative="1">
@@ -9925,7 +9870,7 @@
         <w:ind w:left="6480" w:hanging="360"/>
       </w:pPr>
       <w:rPr>
-        <w:rFonts w:hint="default" w:ascii="Wingdings" w:hAnsi="Wingdings"/>
+        <w:rFonts w:ascii="Wingdings" w:hAnsi="Wingdings" w:hint="default"/>
       </w:rPr>
     </w:lvl>
   </w:abstractNum>
@@ -9942,7 +9887,7 @@
         <w:ind w:left="720" w:hanging="360"/>
       </w:pPr>
       <w:rPr>
-        <w:rFonts w:hint="default" w:ascii="Symbol" w:hAnsi="Symbol"/>
+        <w:rFonts w:ascii="Symbol" w:hAnsi="Symbol" w:hint="default"/>
       </w:rPr>
     </w:lvl>
     <w:lvl w:ilvl="1" w:tplc="04090003">
@@ -9954,7 +9899,7 @@
         <w:ind w:left="1440" w:hanging="360"/>
       </w:pPr>
       <w:rPr>
-        <w:rFonts w:hint="default" w:ascii="Courier New" w:hAnsi="Courier New" w:cs="Courier New"/>
+        <w:rFonts w:ascii="Courier New" w:hAnsi="Courier New" w:cs="Courier New" w:hint="default"/>
       </w:rPr>
     </w:lvl>
     <w:lvl w:ilvl="2" w:tplc="04090005">
@@ -9966,7 +9911,7 @@
         <w:ind w:left="2160" w:hanging="360"/>
       </w:pPr>
       <w:rPr>
-        <w:rFonts w:hint="default" w:ascii="Wingdings" w:hAnsi="Wingdings"/>
+        <w:rFonts w:ascii="Wingdings" w:hAnsi="Wingdings" w:hint="default"/>
       </w:rPr>
     </w:lvl>
     <w:lvl w:ilvl="3" w:tplc="04090001" w:tentative="1">
@@ -9978,7 +9923,7 @@
         <w:ind w:left="2880" w:hanging="360"/>
       </w:pPr>
       <w:rPr>
-        <w:rFonts w:hint="default" w:ascii="Symbol" w:hAnsi="Symbol"/>
+        <w:rFonts w:ascii="Symbol" w:hAnsi="Symbol" w:hint="default"/>
       </w:rPr>
     </w:lvl>
     <w:lvl w:ilvl="4" w:tplc="04090003" w:tentative="1">
@@ -9990,7 +9935,7 @@
         <w:ind w:left="3600" w:hanging="360"/>
       </w:pPr>
       <w:rPr>
-        <w:rFonts w:hint="default" w:ascii="Courier New" w:hAnsi="Courier New" w:cs="Courier New"/>
+        <w:rFonts w:ascii="Courier New" w:hAnsi="Courier New" w:cs="Courier New" w:hint="default"/>
       </w:rPr>
     </w:lvl>
     <w:lvl w:ilvl="5" w:tplc="04090005" w:tentative="1">
@@ -10002,7 +9947,7 @@
         <w:ind w:left="4320" w:hanging="360"/>
       </w:pPr>
       <w:rPr>
-        <w:rFonts w:hint="default" w:ascii="Wingdings" w:hAnsi="Wingdings"/>
+        <w:rFonts w:ascii="Wingdings" w:hAnsi="Wingdings" w:hint="default"/>
       </w:rPr>
     </w:lvl>
     <w:lvl w:ilvl="6" w:tplc="04090001" w:tentative="1">
@@ -10014,7 +9959,7 @@
         <w:ind w:left="5040" w:hanging="360"/>
       </w:pPr>
       <w:rPr>
-        <w:rFonts w:hint="default" w:ascii="Symbol" w:hAnsi="Symbol"/>
+        <w:rFonts w:ascii="Symbol" w:hAnsi="Symbol" w:hint="default"/>
       </w:rPr>
     </w:lvl>
     <w:lvl w:ilvl="7" w:tplc="04090003" w:tentative="1">
@@ -10026,7 +9971,7 @@
         <w:ind w:left="5760" w:hanging="360"/>
       </w:pPr>
       <w:rPr>
-        <w:rFonts w:hint="default" w:ascii="Courier New" w:hAnsi="Courier New" w:cs="Courier New"/>
+        <w:rFonts w:ascii="Courier New" w:hAnsi="Courier New" w:cs="Courier New" w:hint="default"/>
       </w:rPr>
     </w:lvl>
     <w:lvl w:ilvl="8" w:tplc="04090005" w:tentative="1">
@@ -10038,7 +9983,7 @@
         <w:ind w:left="6480" w:hanging="360"/>
       </w:pPr>
       <w:rPr>
-        <w:rFonts w:hint="default" w:ascii="Wingdings" w:hAnsi="Wingdings"/>
+        <w:rFonts w:ascii="Wingdings" w:hAnsi="Wingdings" w:hint="default"/>
       </w:rPr>
     </w:lvl>
   </w:abstractNum>
@@ -10055,7 +10000,7 @@
         <w:ind w:left="720" w:hanging="360"/>
       </w:pPr>
       <w:rPr>
-        <w:rFonts w:hint="default" w:ascii="Symbol" w:hAnsi="Symbol"/>
+        <w:rFonts w:ascii="Symbol" w:hAnsi="Symbol" w:hint="default"/>
       </w:rPr>
     </w:lvl>
     <w:lvl w:ilvl="1" w:tplc="04090003" w:tentative="1">
@@ -10067,7 +10012,7 @@
         <w:ind w:left="1440" w:hanging="360"/>
       </w:pPr>
       <w:rPr>
-        <w:rFonts w:hint="default" w:ascii="Courier New" w:hAnsi="Courier New" w:cs="Courier New"/>
+        <w:rFonts w:ascii="Courier New" w:hAnsi="Courier New" w:cs="Courier New" w:hint="default"/>
       </w:rPr>
     </w:lvl>
     <w:lvl w:ilvl="2" w:tplc="04090005" w:tentative="1">
@@ -10079,7 +10024,7 @@
         <w:ind w:left="2160" w:hanging="360"/>
       </w:pPr>
       <w:rPr>
-        <w:rFonts w:hint="default" w:ascii="Wingdings" w:hAnsi="Wingdings"/>
+        <w:rFonts w:ascii="Wingdings" w:hAnsi="Wingdings" w:hint="default"/>
       </w:rPr>
     </w:lvl>
     <w:lvl w:ilvl="3" w:tplc="04090001" w:tentative="1">
@@ -10091,7 +10036,7 @@
         <w:ind w:left="2880" w:hanging="360"/>
       </w:pPr>
       <w:rPr>
-        <w:rFonts w:hint="default" w:ascii="Symbol" w:hAnsi="Symbol"/>
+        <w:rFonts w:ascii="Symbol" w:hAnsi="Symbol" w:hint="default"/>
       </w:rPr>
     </w:lvl>
     <w:lvl w:ilvl="4" w:tplc="04090003" w:tentative="1">
@@ -10103,7 +10048,7 @@
         <w:ind w:left="3600" w:hanging="360"/>
       </w:pPr>
       <w:rPr>
-        <w:rFonts w:hint="default" w:ascii="Courier New" w:hAnsi="Courier New" w:cs="Courier New"/>
+        <w:rFonts w:ascii="Courier New" w:hAnsi="Courier New" w:cs="Courier New" w:hint="default"/>
       </w:rPr>
     </w:lvl>
     <w:lvl w:ilvl="5" w:tplc="04090005" w:tentative="1">
@@ -10115,7 +10060,7 @@
         <w:ind w:left="4320" w:hanging="360"/>
       </w:pPr>
       <w:rPr>
-        <w:rFonts w:hint="default" w:ascii="Wingdings" w:hAnsi="Wingdings"/>
+        <w:rFonts w:ascii="Wingdings" w:hAnsi="Wingdings" w:hint="default"/>
       </w:rPr>
     </w:lvl>
     <w:lvl w:ilvl="6" w:tplc="04090001" w:tentative="1">
@@ -10127,7 +10072,7 @@
         <w:ind w:left="5040" w:hanging="360"/>
       </w:pPr>
       <w:rPr>
-        <w:rFonts w:hint="default" w:ascii="Symbol" w:hAnsi="Symbol"/>
+        <w:rFonts w:ascii="Symbol" w:hAnsi="Symbol" w:hint="default"/>
       </w:rPr>
     </w:lvl>
     <w:lvl w:ilvl="7" w:tplc="04090003" w:tentative="1">
@@ -10139,7 +10084,7 @@
         <w:ind w:left="5760" w:hanging="360"/>
       </w:pPr>
       <w:rPr>
-        <w:rFonts w:hint="default" w:ascii="Courier New" w:hAnsi="Courier New" w:cs="Courier New"/>
+        <w:rFonts w:ascii="Courier New" w:hAnsi="Courier New" w:cs="Courier New" w:hint="default"/>
       </w:rPr>
     </w:lvl>
     <w:lvl w:ilvl="8" w:tplc="04090005" w:tentative="1">
@@ -10151,7 +10096,7 @@
         <w:ind w:left="6480" w:hanging="360"/>
       </w:pPr>
       <w:rPr>
-        <w:rFonts w:hint="default" w:ascii="Wingdings" w:hAnsi="Wingdings"/>
+        <w:rFonts w:ascii="Wingdings" w:hAnsi="Wingdings" w:hint="default"/>
       </w:rPr>
     </w:lvl>
   </w:abstractNum>
@@ -10168,7 +10113,7 @@
         <w:ind w:left="3600" w:hanging="360"/>
       </w:pPr>
       <w:rPr>
-        <w:rFonts w:hint="default" w:ascii="Wingdings" w:hAnsi="Wingdings"/>
+        <w:rFonts w:ascii="Wingdings" w:hAnsi="Wingdings" w:hint="default"/>
       </w:rPr>
     </w:lvl>
     <w:lvl w:ilvl="1" w:tplc="04070003" w:tentative="1">
@@ -10180,7 +10125,7 @@
         <w:ind w:left="4320" w:hanging="360"/>
       </w:pPr>
       <w:rPr>
-        <w:rFonts w:hint="default" w:ascii="Courier New" w:hAnsi="Courier New" w:cs="Courier New"/>
+        <w:rFonts w:ascii="Courier New" w:hAnsi="Courier New" w:cs="Courier New" w:hint="default"/>
       </w:rPr>
     </w:lvl>
     <w:lvl w:ilvl="2" w:tplc="04070005" w:tentative="1">
@@ -10192,7 +10137,7 @@
         <w:ind w:left="5040" w:hanging="360"/>
       </w:pPr>
       <w:rPr>
-        <w:rFonts w:hint="default" w:ascii="Wingdings" w:hAnsi="Wingdings"/>
+        <w:rFonts w:ascii="Wingdings" w:hAnsi="Wingdings" w:hint="default"/>
       </w:rPr>
     </w:lvl>
     <w:lvl w:ilvl="3" w:tplc="04070001" w:tentative="1">
@@ -10204,7 +10149,7 @@
         <w:ind w:left="5760" w:hanging="360"/>
       </w:pPr>
       <w:rPr>
-        <w:rFonts w:hint="default" w:ascii="Symbol" w:hAnsi="Symbol"/>
+        <w:rFonts w:ascii="Symbol" w:hAnsi="Symbol" w:hint="default"/>
       </w:rPr>
     </w:lvl>
     <w:lvl w:ilvl="4" w:tplc="04070003" w:tentative="1">
@@ -10216,7 +10161,7 @@
         <w:ind w:left="6480" w:hanging="360"/>
       </w:pPr>
       <w:rPr>
-        <w:rFonts w:hint="default" w:ascii="Courier New" w:hAnsi="Courier New" w:cs="Courier New"/>
+        <w:rFonts w:ascii="Courier New" w:hAnsi="Courier New" w:cs="Courier New" w:hint="default"/>
       </w:rPr>
     </w:lvl>
     <w:lvl w:ilvl="5" w:tplc="04070005" w:tentative="1">
@@ -10228,7 +10173,7 @@
         <w:ind w:left="7200" w:hanging="360"/>
       </w:pPr>
       <w:rPr>
-        <w:rFonts w:hint="default" w:ascii="Wingdings" w:hAnsi="Wingdings"/>
+        <w:rFonts w:ascii="Wingdings" w:hAnsi="Wingdings" w:hint="default"/>
       </w:rPr>
     </w:lvl>
     <w:lvl w:ilvl="6" w:tplc="04070001" w:tentative="1">
@@ -10240,7 +10185,7 @@
         <w:ind w:left="7920" w:hanging="360"/>
       </w:pPr>
       <w:rPr>
-        <w:rFonts w:hint="default" w:ascii="Symbol" w:hAnsi="Symbol"/>
+        <w:rFonts w:ascii="Symbol" w:hAnsi="Symbol" w:hint="default"/>
       </w:rPr>
     </w:lvl>
     <w:lvl w:ilvl="7" w:tplc="04070003" w:tentative="1">
@@ -10252,7 +10197,7 @@
         <w:ind w:left="8640" w:hanging="360"/>
       </w:pPr>
       <w:rPr>
-        <w:rFonts w:hint="default" w:ascii="Courier New" w:hAnsi="Courier New" w:cs="Courier New"/>
+        <w:rFonts w:ascii="Courier New" w:hAnsi="Courier New" w:cs="Courier New" w:hint="default"/>
       </w:rPr>
     </w:lvl>
     <w:lvl w:ilvl="8" w:tplc="04070005" w:tentative="1">
@@ -10264,7 +10209,7 @@
         <w:ind w:left="9360" w:hanging="360"/>
       </w:pPr>
       <w:rPr>
-        <w:rFonts w:hint="default" w:ascii="Wingdings" w:hAnsi="Wingdings"/>
+        <w:rFonts w:ascii="Wingdings" w:hAnsi="Wingdings" w:hint="default"/>
       </w:rPr>
     </w:lvl>
   </w:abstractNum>
@@ -10281,7 +10226,7 @@
         <w:ind w:left="1496" w:hanging="360"/>
       </w:pPr>
       <w:rPr>
-        <w:rFonts w:hint="default" w:ascii="Wingdings" w:hAnsi="Wingdings"/>
+        <w:rFonts w:ascii="Wingdings" w:hAnsi="Wingdings" w:hint="default"/>
       </w:rPr>
     </w:lvl>
     <w:lvl w:ilvl="1" w:tplc="0C070003" w:tentative="1">
@@ -10293,7 +10238,7 @@
         <w:ind w:left="2216" w:hanging="360"/>
       </w:pPr>
       <w:rPr>
-        <w:rFonts w:hint="default" w:ascii="Courier New" w:hAnsi="Courier New" w:cs="Courier New"/>
+        <w:rFonts w:ascii="Courier New" w:hAnsi="Courier New" w:cs="Courier New" w:hint="default"/>
       </w:rPr>
     </w:lvl>
     <w:lvl w:ilvl="2" w:tplc="0C070005" w:tentative="1">
@@ -10305,7 +10250,7 @@
         <w:ind w:left="2936" w:hanging="360"/>
       </w:pPr>
       <w:rPr>
-        <w:rFonts w:hint="default" w:ascii="Wingdings" w:hAnsi="Wingdings"/>
+        <w:rFonts w:ascii="Wingdings" w:hAnsi="Wingdings" w:hint="default"/>
       </w:rPr>
     </w:lvl>
     <w:lvl w:ilvl="3" w:tplc="0C070001" w:tentative="1">
@@ -10317,7 +10262,7 @@
         <w:ind w:left="3656" w:hanging="360"/>
       </w:pPr>
       <w:rPr>
-        <w:rFonts w:hint="default" w:ascii="Symbol" w:hAnsi="Symbol"/>
+        <w:rFonts w:ascii="Symbol" w:hAnsi="Symbol" w:hint="default"/>
       </w:rPr>
     </w:lvl>
     <w:lvl w:ilvl="4" w:tplc="0C070003" w:tentative="1">
@@ -10329,7 +10274,7 @@
         <w:ind w:left="4376" w:hanging="360"/>
       </w:pPr>
       <w:rPr>
-        <w:rFonts w:hint="default" w:ascii="Courier New" w:hAnsi="Courier New" w:cs="Courier New"/>
+        <w:rFonts w:ascii="Courier New" w:hAnsi="Courier New" w:cs="Courier New" w:hint="default"/>
       </w:rPr>
     </w:lvl>
     <w:lvl w:ilvl="5" w:tplc="0C070005" w:tentative="1">
@@ -10341,7 +10286,7 @@
         <w:ind w:left="5096" w:hanging="360"/>
       </w:pPr>
       <w:rPr>
-        <w:rFonts w:hint="default" w:ascii="Wingdings" w:hAnsi="Wingdings"/>
+        <w:rFonts w:ascii="Wingdings" w:hAnsi="Wingdings" w:hint="default"/>
       </w:rPr>
     </w:lvl>
     <w:lvl w:ilvl="6" w:tplc="0C070001" w:tentative="1">
@@ -10353,7 +10298,7 @@
         <w:ind w:left="5816" w:hanging="360"/>
       </w:pPr>
       <w:rPr>
-        <w:rFonts w:hint="default" w:ascii="Symbol" w:hAnsi="Symbol"/>
+        <w:rFonts w:ascii="Symbol" w:hAnsi="Symbol" w:hint="default"/>
       </w:rPr>
     </w:lvl>
     <w:lvl w:ilvl="7" w:tplc="0C070003" w:tentative="1">
@@ -10365,7 +10310,7 @@
         <w:ind w:left="6536" w:hanging="360"/>
       </w:pPr>
       <w:rPr>
-        <w:rFonts w:hint="default" w:ascii="Courier New" w:hAnsi="Courier New" w:cs="Courier New"/>
+        <w:rFonts w:ascii="Courier New" w:hAnsi="Courier New" w:cs="Courier New" w:hint="default"/>
       </w:rPr>
     </w:lvl>
     <w:lvl w:ilvl="8" w:tplc="0C070005" w:tentative="1">
@@ -10377,7 +10322,7 @@
         <w:ind w:left="7256" w:hanging="360"/>
       </w:pPr>
       <w:rPr>
-        <w:rFonts w:hint="default" w:ascii="Wingdings" w:hAnsi="Wingdings"/>
+        <w:rFonts w:ascii="Wingdings" w:hAnsi="Wingdings" w:hint="default"/>
       </w:rPr>
     </w:lvl>
   </w:abstractNum>
@@ -10394,7 +10339,7 @@
         <w:ind w:left="720" w:hanging="360"/>
       </w:pPr>
       <w:rPr>
-        <w:rFonts w:hint="default" w:ascii="Wingdings" w:hAnsi="Wingdings"/>
+        <w:rFonts w:ascii="Wingdings" w:hAnsi="Wingdings" w:hint="default"/>
       </w:rPr>
     </w:lvl>
     <w:lvl w:ilvl="1" w:tplc="04070003" w:tentative="1">
@@ -10406,7 +10351,7 @@
         <w:ind w:left="1440" w:hanging="360"/>
       </w:pPr>
       <w:rPr>
-        <w:rFonts w:hint="default" w:ascii="Courier New" w:hAnsi="Courier New" w:cs="Courier New"/>
+        <w:rFonts w:ascii="Courier New" w:hAnsi="Courier New" w:cs="Courier New" w:hint="default"/>
       </w:rPr>
     </w:lvl>
     <w:lvl w:ilvl="2" w:tplc="04070005" w:tentative="1">
@@ -10418,7 +10363,7 @@
         <w:ind w:left="2160" w:hanging="360"/>
       </w:pPr>
       <w:rPr>
-        <w:rFonts w:hint="default" w:ascii="Wingdings" w:hAnsi="Wingdings"/>
+        <w:rFonts w:ascii="Wingdings" w:hAnsi="Wingdings" w:hint="default"/>
       </w:rPr>
     </w:lvl>
     <w:lvl w:ilvl="3" w:tplc="04070001" w:tentative="1">
@@ -10430,7 +10375,7 @@
         <w:ind w:left="2880" w:hanging="360"/>
       </w:pPr>
       <w:rPr>
-        <w:rFonts w:hint="default" w:ascii="Symbol" w:hAnsi="Symbol"/>
+        <w:rFonts w:ascii="Symbol" w:hAnsi="Symbol" w:hint="default"/>
       </w:rPr>
     </w:lvl>
     <w:lvl w:ilvl="4" w:tplc="04070003" w:tentative="1">
@@ -10442,7 +10387,7 @@
         <w:ind w:left="3600" w:hanging="360"/>
       </w:pPr>
       <w:rPr>
-        <w:rFonts w:hint="default" w:ascii="Courier New" w:hAnsi="Courier New" w:cs="Courier New"/>
+        <w:rFonts w:ascii="Courier New" w:hAnsi="Courier New" w:cs="Courier New" w:hint="default"/>
       </w:rPr>
     </w:lvl>
     <w:lvl w:ilvl="5" w:tplc="04070005" w:tentative="1">
@@ -10454,7 +10399,7 @@
         <w:ind w:left="4320" w:hanging="360"/>
       </w:pPr>
       <w:rPr>
-        <w:rFonts w:hint="default" w:ascii="Wingdings" w:hAnsi="Wingdings"/>
+        <w:rFonts w:ascii="Wingdings" w:hAnsi="Wingdings" w:hint="default"/>
       </w:rPr>
     </w:lvl>
     <w:lvl w:ilvl="6" w:tplc="04070001" w:tentative="1">
@@ -10466,7 +10411,7 @@
         <w:ind w:left="5040" w:hanging="360"/>
       </w:pPr>
       <w:rPr>
-        <w:rFonts w:hint="default" w:ascii="Symbol" w:hAnsi="Symbol"/>
+        <w:rFonts w:ascii="Symbol" w:hAnsi="Symbol" w:hint="default"/>
       </w:rPr>
     </w:lvl>
     <w:lvl w:ilvl="7" w:tplc="04070003" w:tentative="1">
@@ -10478,7 +10423,7 @@
         <w:ind w:left="5760" w:hanging="360"/>
       </w:pPr>
       <w:rPr>
-        <w:rFonts w:hint="default" w:ascii="Courier New" w:hAnsi="Courier New" w:cs="Courier New"/>
+        <w:rFonts w:ascii="Courier New" w:hAnsi="Courier New" w:cs="Courier New" w:hint="default"/>
       </w:rPr>
     </w:lvl>
     <w:lvl w:ilvl="8" w:tplc="04070005" w:tentative="1">
@@ -10490,7 +10435,7 @@
         <w:ind w:left="6480" w:hanging="360"/>
       </w:pPr>
       <w:rPr>
-        <w:rFonts w:hint="default" w:ascii="Wingdings" w:hAnsi="Wingdings"/>
+        <w:rFonts w:ascii="Wingdings" w:hAnsi="Wingdings" w:hint="default"/>
       </w:rPr>
     </w:lvl>
   </w:abstractNum>
@@ -10507,7 +10452,7 @@
         <w:ind w:left="720" w:hanging="360"/>
       </w:pPr>
       <w:rPr>
-        <w:rFonts w:hint="default" w:ascii="Wingdings" w:hAnsi="Wingdings"/>
+        <w:rFonts w:ascii="Wingdings" w:hAnsi="Wingdings" w:hint="default"/>
       </w:rPr>
     </w:lvl>
     <w:lvl w:ilvl="1" w:tplc="9F60BEB6">
@@ -10519,7 +10464,7 @@
         <w:ind w:left="1440" w:hanging="360"/>
       </w:pPr>
       <w:rPr>
-        <w:rFonts w:hint="default" w:ascii="Courier New" w:hAnsi="Courier New"/>
+        <w:rFonts w:ascii="Courier New" w:hAnsi="Courier New" w:hint="default"/>
       </w:rPr>
     </w:lvl>
     <w:lvl w:ilvl="2" w:tplc="F6F84CB4">
@@ -10531,7 +10476,7 @@
         <w:ind w:left="2160" w:hanging="360"/>
       </w:pPr>
       <w:rPr>
-        <w:rFonts w:hint="default" w:ascii="Wingdings" w:hAnsi="Wingdings"/>
+        <w:rFonts w:ascii="Wingdings" w:hAnsi="Wingdings" w:hint="default"/>
       </w:rPr>
     </w:lvl>
     <w:lvl w:ilvl="3" w:tplc="05A6F4C6">
@@ -10543,7 +10488,7 @@
         <w:ind w:left="2880" w:hanging="360"/>
       </w:pPr>
       <w:rPr>
-        <w:rFonts w:hint="default" w:ascii="Symbol" w:hAnsi="Symbol"/>
+        <w:rFonts w:ascii="Symbol" w:hAnsi="Symbol" w:hint="default"/>
       </w:rPr>
     </w:lvl>
     <w:lvl w:ilvl="4" w:tplc="E626CDF0">
@@ -10555,7 +10500,7 @@
         <w:ind w:left="3600" w:hanging="360"/>
       </w:pPr>
       <w:rPr>
-        <w:rFonts w:hint="default" w:ascii="Courier New" w:hAnsi="Courier New"/>
+        <w:rFonts w:ascii="Courier New" w:hAnsi="Courier New" w:hint="default"/>
       </w:rPr>
     </w:lvl>
     <w:lvl w:ilvl="5" w:tplc="308819C6">
@@ -10567,7 +10512,7 @@
         <w:ind w:left="4320" w:hanging="360"/>
       </w:pPr>
       <w:rPr>
-        <w:rFonts w:hint="default" w:ascii="Wingdings" w:hAnsi="Wingdings"/>
+        <w:rFonts w:ascii="Wingdings" w:hAnsi="Wingdings" w:hint="default"/>
       </w:rPr>
     </w:lvl>
     <w:lvl w:ilvl="6" w:tplc="1AB04614">
@@ -10579,7 +10524,7 @@
         <w:ind w:left="5040" w:hanging="360"/>
       </w:pPr>
       <w:rPr>
-        <w:rFonts w:hint="default" w:ascii="Symbol" w:hAnsi="Symbol"/>
+        <w:rFonts w:ascii="Symbol" w:hAnsi="Symbol" w:hint="default"/>
       </w:rPr>
     </w:lvl>
     <w:lvl w:ilvl="7" w:tplc="B86EE124">
@@ -10591,7 +10536,7 @@
         <w:ind w:left="5760" w:hanging="360"/>
       </w:pPr>
       <w:rPr>
-        <w:rFonts w:hint="default" w:ascii="Courier New" w:hAnsi="Courier New"/>
+        <w:rFonts w:ascii="Courier New" w:hAnsi="Courier New" w:hint="default"/>
       </w:rPr>
     </w:lvl>
     <w:lvl w:ilvl="8" w:tplc="D47EA1EE">
@@ -10603,7 +10548,7 @@
         <w:ind w:left="6480" w:hanging="360"/>
       </w:pPr>
       <w:rPr>
-        <w:rFonts w:hint="default" w:ascii="Wingdings" w:hAnsi="Wingdings"/>
+        <w:rFonts w:ascii="Wingdings" w:hAnsi="Wingdings" w:hint="default"/>
       </w:rPr>
     </w:lvl>
   </w:abstractNum>
@@ -10620,7 +10565,7 @@
         <w:ind w:left="720" w:hanging="360"/>
       </w:pPr>
       <w:rPr>
-        <w:rFonts w:hint="default" w:ascii="Wingdings" w:hAnsi="Wingdings"/>
+        <w:rFonts w:ascii="Wingdings" w:hAnsi="Wingdings" w:hint="default"/>
       </w:rPr>
     </w:lvl>
     <w:lvl w:ilvl="1" w:tplc="04070003" w:tentative="1">
@@ -10632,7 +10577,7 @@
         <w:ind w:left="1440" w:hanging="360"/>
       </w:pPr>
       <w:rPr>
-        <w:rFonts w:hint="default" w:ascii="Courier New" w:hAnsi="Courier New" w:cs="Courier New"/>
+        <w:rFonts w:ascii="Courier New" w:hAnsi="Courier New" w:cs="Courier New" w:hint="default"/>
       </w:rPr>
     </w:lvl>
     <w:lvl w:ilvl="2" w:tplc="04070005" w:tentative="1">
@@ -10644,7 +10589,7 @@
         <w:ind w:left="2160" w:hanging="360"/>
       </w:pPr>
       <w:rPr>
-        <w:rFonts w:hint="default" w:ascii="Wingdings" w:hAnsi="Wingdings"/>
+        <w:rFonts w:ascii="Wingdings" w:hAnsi="Wingdings" w:hint="default"/>
       </w:rPr>
     </w:lvl>
     <w:lvl w:ilvl="3" w:tplc="04070001" w:tentative="1">
@@ -10656,7 +10601,7 @@
         <w:ind w:left="2880" w:hanging="360"/>
       </w:pPr>
       <w:rPr>
-        <w:rFonts w:hint="default" w:ascii="Symbol" w:hAnsi="Symbol"/>
+        <w:rFonts w:ascii="Symbol" w:hAnsi="Symbol" w:hint="default"/>
       </w:rPr>
     </w:lvl>
     <w:lvl w:ilvl="4" w:tplc="04070003" w:tentative="1">
@@ -10668,7 +10613,7 @@
         <w:ind w:left="3600" w:hanging="360"/>
       </w:pPr>
       <w:rPr>
-        <w:rFonts w:hint="default" w:ascii="Courier New" w:hAnsi="Courier New" w:cs="Courier New"/>
+        <w:rFonts w:ascii="Courier New" w:hAnsi="Courier New" w:cs="Courier New" w:hint="default"/>
       </w:rPr>
     </w:lvl>
     <w:lvl w:ilvl="5" w:tplc="04070005" w:tentative="1">
@@ -10680,7 +10625,7 @@
         <w:ind w:left="4320" w:hanging="360"/>
       </w:pPr>
       <w:rPr>
-        <w:rFonts w:hint="default" w:ascii="Wingdings" w:hAnsi="Wingdings"/>
+        <w:rFonts w:ascii="Wingdings" w:hAnsi="Wingdings" w:hint="default"/>
       </w:rPr>
     </w:lvl>
     <w:lvl w:ilvl="6" w:tplc="04070001" w:tentative="1">
@@ -10692,7 +10637,7 @@
         <w:ind w:left="5040" w:hanging="360"/>
       </w:pPr>
       <w:rPr>
-        <w:rFonts w:hint="default" w:ascii="Symbol" w:hAnsi="Symbol"/>
+        <w:rFonts w:ascii="Symbol" w:hAnsi="Symbol" w:hint="default"/>
       </w:rPr>
     </w:lvl>
     <w:lvl w:ilvl="7" w:tplc="04070003" w:tentative="1">
@@ -10704,7 +10649,7 @@
         <w:ind w:left="5760" w:hanging="360"/>
       </w:pPr>
       <w:rPr>
-        <w:rFonts w:hint="default" w:ascii="Courier New" w:hAnsi="Courier New" w:cs="Courier New"/>
+        <w:rFonts w:ascii="Courier New" w:hAnsi="Courier New" w:cs="Courier New" w:hint="default"/>
       </w:rPr>
     </w:lvl>
     <w:lvl w:ilvl="8" w:tplc="04070005" w:tentative="1">
@@ -10716,7 +10661,7 @@
         <w:ind w:left="6480" w:hanging="360"/>
       </w:pPr>
       <w:rPr>
-        <w:rFonts w:hint="default" w:ascii="Wingdings" w:hAnsi="Wingdings"/>
+        <w:rFonts w:ascii="Wingdings" w:hAnsi="Wingdings" w:hint="default"/>
       </w:rPr>
     </w:lvl>
   </w:abstractNum>
@@ -10733,7 +10678,7 @@
         <w:ind w:left="3600" w:hanging="360"/>
       </w:pPr>
       <w:rPr>
-        <w:rFonts w:hint="default" w:ascii="Wingdings" w:hAnsi="Wingdings"/>
+        <w:rFonts w:ascii="Wingdings" w:hAnsi="Wingdings" w:hint="default"/>
       </w:rPr>
     </w:lvl>
     <w:lvl w:ilvl="1" w:tplc="04070003" w:tentative="1">
@@ -10745,7 +10690,7 @@
         <w:ind w:left="4320" w:hanging="360"/>
       </w:pPr>
       <w:rPr>
-        <w:rFonts w:hint="default" w:ascii="Courier New" w:hAnsi="Courier New" w:cs="Courier New"/>
+        <w:rFonts w:ascii="Courier New" w:hAnsi="Courier New" w:cs="Courier New" w:hint="default"/>
       </w:rPr>
     </w:lvl>
     <w:lvl w:ilvl="2" w:tplc="04070005" w:tentative="1">
@@ -10757,7 +10702,7 @@
         <w:ind w:left="5040" w:hanging="360"/>
       </w:pPr>
       <w:rPr>
-        <w:rFonts w:hint="default" w:ascii="Wingdings" w:hAnsi="Wingdings"/>
+        <w:rFonts w:ascii="Wingdings" w:hAnsi="Wingdings" w:hint="default"/>
       </w:rPr>
     </w:lvl>
     <w:lvl w:ilvl="3" w:tplc="04070001" w:tentative="1">
@@ -10769,7 +10714,7 @@
         <w:ind w:left="5760" w:hanging="360"/>
       </w:pPr>
       <w:rPr>
-        <w:rFonts w:hint="default" w:ascii="Symbol" w:hAnsi="Symbol"/>
+        <w:rFonts w:ascii="Symbol" w:hAnsi="Symbol" w:hint="default"/>
       </w:rPr>
     </w:lvl>
     <w:lvl w:ilvl="4" w:tplc="04070003" w:tentative="1">
@@ -10781,7 +10726,7 @@
         <w:ind w:left="6480" w:hanging="360"/>
       </w:pPr>
       <w:rPr>
-        <w:rFonts w:hint="default" w:ascii="Courier New" w:hAnsi="Courier New" w:cs="Courier New"/>
+        <w:rFonts w:ascii="Courier New" w:hAnsi="Courier New" w:cs="Courier New" w:hint="default"/>
       </w:rPr>
     </w:lvl>
     <w:lvl w:ilvl="5" w:tplc="04070005" w:tentative="1">
@@ -10793,7 +10738,7 @@
         <w:ind w:left="7200" w:hanging="360"/>
       </w:pPr>
       <w:rPr>
-        <w:rFonts w:hint="default" w:ascii="Wingdings" w:hAnsi="Wingdings"/>
+        <w:rFonts w:ascii="Wingdings" w:hAnsi="Wingdings" w:hint="default"/>
       </w:rPr>
     </w:lvl>
     <w:lvl w:ilvl="6" w:tplc="04070001" w:tentative="1">
@@ -10805,7 +10750,7 @@
         <w:ind w:left="7920" w:hanging="360"/>
       </w:pPr>
       <w:rPr>
-        <w:rFonts w:hint="default" w:ascii="Symbol" w:hAnsi="Symbol"/>
+        <w:rFonts w:ascii="Symbol" w:hAnsi="Symbol" w:hint="default"/>
       </w:rPr>
     </w:lvl>
     <w:lvl w:ilvl="7" w:tplc="04070003" w:tentative="1">
@@ -10817,7 +10762,7 @@
         <w:ind w:left="8640" w:hanging="360"/>
       </w:pPr>
       <w:rPr>
-        <w:rFonts w:hint="default" w:ascii="Courier New" w:hAnsi="Courier New" w:cs="Courier New"/>
+        <w:rFonts w:ascii="Courier New" w:hAnsi="Courier New" w:cs="Courier New" w:hint="default"/>
       </w:rPr>
     </w:lvl>
     <w:lvl w:ilvl="8" w:tplc="04070005" w:tentative="1">
@@ -10829,7 +10774,7 @@
         <w:ind w:left="9360" w:hanging="360"/>
       </w:pPr>
       <w:rPr>
-        <w:rFonts w:hint="default" w:ascii="Wingdings" w:hAnsi="Wingdings"/>
+        <w:rFonts w:ascii="Wingdings" w:hAnsi="Wingdings" w:hint="default"/>
       </w:rPr>
     </w:lvl>
   </w:abstractNum>
@@ -10846,7 +10791,7 @@
         <w:ind w:left="720" w:hanging="360"/>
       </w:pPr>
       <w:rPr>
-        <w:rFonts w:hint="default" w:ascii="Wingdings" w:hAnsi="Wingdings"/>
+        <w:rFonts w:ascii="Wingdings" w:hAnsi="Wingdings" w:hint="default"/>
       </w:rPr>
     </w:lvl>
     <w:lvl w:ilvl="1" w:tplc="0C070005">
@@ -10858,7 +10803,7 @@
         <w:ind w:left="1440" w:hanging="360"/>
       </w:pPr>
       <w:rPr>
-        <w:rFonts w:hint="default" w:ascii="Wingdings" w:hAnsi="Wingdings"/>
+        <w:rFonts w:ascii="Wingdings" w:hAnsi="Wingdings" w:hint="default"/>
       </w:rPr>
     </w:lvl>
     <w:lvl w:ilvl="2" w:tplc="0C070005" w:tentative="1">
@@ -10870,7 +10815,7 @@
         <w:ind w:left="2160" w:hanging="360"/>
       </w:pPr>
       <w:rPr>
-        <w:rFonts w:hint="default" w:ascii="Wingdings" w:hAnsi="Wingdings"/>
+        <w:rFonts w:ascii="Wingdings" w:hAnsi="Wingdings" w:hint="default"/>
       </w:rPr>
     </w:lvl>
     <w:lvl w:ilvl="3" w:tplc="0C070001">
@@ -10882,7 +10827,7 @@
         <w:ind w:left="2880" w:hanging="360"/>
       </w:pPr>
       <w:rPr>
-        <w:rFonts w:hint="default" w:ascii="Symbol" w:hAnsi="Symbol"/>
+        <w:rFonts w:ascii="Symbol" w:hAnsi="Symbol" w:hint="default"/>
       </w:rPr>
     </w:lvl>
     <w:lvl w:ilvl="4" w:tplc="0C070003" w:tentative="1">
@@ -10894,7 +10839,7 @@
         <w:ind w:left="3600" w:hanging="360"/>
       </w:pPr>
       <w:rPr>
-        <w:rFonts w:hint="default" w:ascii="Courier New" w:hAnsi="Courier New" w:cs="Courier New"/>
+        <w:rFonts w:ascii="Courier New" w:hAnsi="Courier New" w:cs="Courier New" w:hint="default"/>
       </w:rPr>
     </w:lvl>
     <w:lvl w:ilvl="5" w:tplc="0C070005" w:tentative="1">
@@ -10906,7 +10851,7 @@
         <w:ind w:left="4320" w:hanging="360"/>
       </w:pPr>
       <w:rPr>
-        <w:rFonts w:hint="default" w:ascii="Wingdings" w:hAnsi="Wingdings"/>
+        <w:rFonts w:ascii="Wingdings" w:hAnsi="Wingdings" w:hint="default"/>
       </w:rPr>
     </w:lvl>
     <w:lvl w:ilvl="6" w:tplc="0C070001" w:tentative="1">
@@ -10918,7 +10863,7 @@
         <w:ind w:left="5040" w:hanging="360"/>
       </w:pPr>
       <w:rPr>
-        <w:rFonts w:hint="default" w:ascii="Symbol" w:hAnsi="Symbol"/>
+        <w:rFonts w:ascii="Symbol" w:hAnsi="Symbol" w:hint="default"/>
       </w:rPr>
     </w:lvl>
     <w:lvl w:ilvl="7" w:tplc="0C070003" w:tentative="1">
@@ -10930,7 +10875,7 @@
         <w:ind w:left="5760" w:hanging="360"/>
       </w:pPr>
       <w:rPr>
-        <w:rFonts w:hint="default" w:ascii="Courier New" w:hAnsi="Courier New" w:cs="Courier New"/>
+        <w:rFonts w:ascii="Courier New" w:hAnsi="Courier New" w:cs="Courier New" w:hint="default"/>
       </w:rPr>
     </w:lvl>
     <w:lvl w:ilvl="8" w:tplc="0C070005" w:tentative="1">
@@ -10942,7 +10887,7 @@
         <w:ind w:left="6480" w:hanging="360"/>
       </w:pPr>
       <w:rPr>
-        <w:rFonts w:hint="default" w:ascii="Wingdings" w:hAnsi="Wingdings"/>
+        <w:rFonts w:ascii="Wingdings" w:hAnsi="Wingdings" w:hint="default"/>
       </w:rPr>
     </w:lvl>
   </w:abstractNum>
@@ -10959,7 +10904,7 @@
         <w:ind w:left="360" w:hanging="360"/>
       </w:pPr>
       <w:rPr>
-        <w:rFonts w:hint="default" w:ascii="Wingdings" w:hAnsi="Wingdings"/>
+        <w:rFonts w:ascii="Wingdings" w:hAnsi="Wingdings" w:hint="default"/>
       </w:rPr>
     </w:lvl>
     <w:lvl w:ilvl="1" w:tplc="0DA49820">
@@ -10971,7 +10916,7 @@
         <w:ind w:left="1080" w:hanging="360"/>
       </w:pPr>
       <w:rPr>
-        <w:rFonts w:hint="default" w:ascii="Courier New" w:hAnsi="Courier New"/>
+        <w:rFonts w:ascii="Courier New" w:hAnsi="Courier New" w:hint="default"/>
       </w:rPr>
     </w:lvl>
     <w:lvl w:ilvl="2" w:tplc="9D880136">
@@ -10983,7 +10928,7 @@
         <w:ind w:left="1800" w:hanging="360"/>
       </w:pPr>
       <w:rPr>
-        <w:rFonts w:hint="default" w:ascii="Wingdings" w:hAnsi="Wingdings"/>
+        <w:rFonts w:ascii="Wingdings" w:hAnsi="Wingdings" w:hint="default"/>
       </w:rPr>
     </w:lvl>
     <w:lvl w:ilvl="3" w:tplc="BBC4EC94">
@@ -10995,7 +10940,7 @@
         <w:ind w:left="2520" w:hanging="360"/>
       </w:pPr>
       <w:rPr>
-        <w:rFonts w:hint="default" w:ascii="Symbol" w:hAnsi="Symbol"/>
+        <w:rFonts w:ascii="Symbol" w:hAnsi="Symbol" w:hint="default"/>
       </w:rPr>
     </w:lvl>
     <w:lvl w:ilvl="4" w:tplc="81529E8C">
@@ -11007,7 +10952,7 @@
         <w:ind w:left="3240" w:hanging="360"/>
       </w:pPr>
       <w:rPr>
-        <w:rFonts w:hint="default" w:ascii="Courier New" w:hAnsi="Courier New"/>
+        <w:rFonts w:ascii="Courier New" w:hAnsi="Courier New" w:hint="default"/>
       </w:rPr>
     </w:lvl>
     <w:lvl w:ilvl="5" w:tplc="D5E8B612">
@@ -11019,7 +10964,7 @@
         <w:ind w:left="3960" w:hanging="360"/>
       </w:pPr>
       <w:rPr>
-        <w:rFonts w:hint="default" w:ascii="Wingdings" w:hAnsi="Wingdings"/>
+        <w:rFonts w:ascii="Wingdings" w:hAnsi="Wingdings" w:hint="default"/>
       </w:rPr>
     </w:lvl>
     <w:lvl w:ilvl="6" w:tplc="5B4AC3F2">
@@ -11031,7 +10976,7 @@
         <w:ind w:left="4680" w:hanging="360"/>
       </w:pPr>
       <w:rPr>
-        <w:rFonts w:hint="default" w:ascii="Symbol" w:hAnsi="Symbol"/>
+        <w:rFonts w:ascii="Symbol" w:hAnsi="Symbol" w:hint="default"/>
       </w:rPr>
     </w:lvl>
     <w:lvl w:ilvl="7" w:tplc="CCE62072">
@@ -11043,7 +10988,7 @@
         <w:ind w:left="5400" w:hanging="360"/>
       </w:pPr>
       <w:rPr>
-        <w:rFonts w:hint="default" w:ascii="Courier New" w:hAnsi="Courier New"/>
+        <w:rFonts w:ascii="Courier New" w:hAnsi="Courier New" w:hint="default"/>
       </w:rPr>
     </w:lvl>
     <w:lvl w:ilvl="8" w:tplc="2918021E">
@@ -11055,7 +11000,7 @@
         <w:ind w:left="6120" w:hanging="360"/>
       </w:pPr>
       <w:rPr>
-        <w:rFonts w:hint="default" w:ascii="Wingdings" w:hAnsi="Wingdings"/>
+        <w:rFonts w:ascii="Wingdings" w:hAnsi="Wingdings" w:hint="default"/>
       </w:rPr>
     </w:lvl>
   </w:abstractNum>
@@ -11180,11 +11125,11 @@
 </file>
 
 <file path=word/styles.xml><?xml version="1.0" encoding="utf-8"?>
-<w:styles xmlns:wp14="http://schemas.microsoft.com/office/word/2010/wordprocessingDrawing" xmlns:mc="http://schemas.openxmlformats.org/markup-compatibility/2006" xmlns:r="http://schemas.openxmlformats.org/officeDocument/2006/relationships" xmlns:w="http://schemas.openxmlformats.org/wordprocessingml/2006/main" xmlns:w14="http://schemas.microsoft.com/office/word/2010/wordml" xmlns:w15="http://schemas.microsoft.com/office/word/2012/wordml" xmlns:w16cex="http://schemas.microsoft.com/office/word/2018/wordml/cex" xmlns:w16cid="http://schemas.microsoft.com/office/word/2016/wordml/cid" xmlns:w16="http://schemas.microsoft.com/office/word/2018/wordml" xmlns:w16du="http://schemas.microsoft.com/office/word/2023/wordml/word16du" xmlns:w16sdtdh="http://schemas.microsoft.com/office/word/2020/wordml/sdtdatahash" xmlns:w16se="http://schemas.microsoft.com/office/word/2015/wordml/symex" mc:Ignorable="w14 w15 w16se w16cid w16 w16cex w16sdtdh w16du wp14">
+<w:styles xmlns:mc="http://schemas.openxmlformats.org/markup-compatibility/2006" xmlns:r="http://schemas.openxmlformats.org/officeDocument/2006/relationships" xmlns:w="http://schemas.openxmlformats.org/wordprocessingml/2006/main" xmlns:w14="http://schemas.microsoft.com/office/word/2010/wordml" xmlns:w15="http://schemas.microsoft.com/office/word/2012/wordml" xmlns:w16cex="http://schemas.microsoft.com/office/word/2018/wordml/cex" xmlns:w16cid="http://schemas.microsoft.com/office/word/2016/wordml/cid" xmlns:w16="http://schemas.microsoft.com/office/word/2018/wordml" xmlns:w16du="http://schemas.microsoft.com/office/word/2023/wordml/word16du" xmlns:w16sdtdh="http://schemas.microsoft.com/office/word/2020/wordml/sdtdatahash" xmlns:w16sdtfl="http://schemas.microsoft.com/office/word/2024/wordml/sdtformatlock" xmlns:w16se="http://schemas.microsoft.com/office/word/2015/wordml/symex" mc:Ignorable="w14 w15 w16se w16cid w16 w16cex w16sdtdh w16sdtfl w16du">
   <w:docDefaults>
     <w:rPrDefault>
       <w:rPr>
-        <w:rFonts w:asciiTheme="minorHAnsi" w:hAnsiTheme="minorHAnsi" w:eastAsiaTheme="minorHAnsi" w:cstheme="minorBidi"/>
+        <w:rFonts w:asciiTheme="minorHAnsi" w:eastAsiaTheme="minorHAnsi" w:hAnsiTheme="minorHAnsi" w:cstheme="minorBidi"/>
         <w:sz w:val="22"/>
         <w:szCs w:val="22"/>
         <w:lang w:val="de-AT" w:eastAsia="en-US" w:bidi="ar-SA"/>
@@ -11199,14 +11144,14 @@
   <w:latentStyles w:defLockedState="0" w:defUIPriority="99" w:defSemiHidden="0" w:defUnhideWhenUsed="0" w:defQFormat="0" w:count="376">
     <w:lsdException w:name="Normal" w:uiPriority="0" w:qFormat="1"/>
     <w:lsdException w:name="heading 1" w:uiPriority="9" w:qFormat="1"/>
-    <w:lsdException w:name="heading 2" w:uiPriority="9" w:semiHidden="1" w:unhideWhenUsed="1" w:qFormat="1"/>
-    <w:lsdException w:name="heading 3" w:uiPriority="9" w:semiHidden="1" w:unhideWhenUsed="1" w:qFormat="1"/>
-    <w:lsdException w:name="heading 4" w:uiPriority="9" w:semiHidden="1" w:unhideWhenUsed="1" w:qFormat="1"/>
-    <w:lsdException w:name="heading 5" w:uiPriority="9" w:semiHidden="1" w:unhideWhenUsed="1" w:qFormat="1"/>
-    <w:lsdException w:name="heading 6" w:uiPriority="9" w:semiHidden="1" w:unhideWhenUsed="1" w:qFormat="1"/>
-    <w:lsdException w:name="heading 7" w:uiPriority="9" w:semiHidden="1" w:unhideWhenUsed="1" w:qFormat="1"/>
-    <w:lsdException w:name="heading 8" w:uiPriority="9" w:semiHidden="1" w:unhideWhenUsed="1" w:qFormat="1"/>
-    <w:lsdException w:name="heading 9" w:uiPriority="9" w:semiHidden="1" w:unhideWhenUsed="1" w:qFormat="1"/>
+    <w:lsdException w:name="heading 2" w:semiHidden="1" w:uiPriority="9" w:unhideWhenUsed="1" w:qFormat="1"/>
+    <w:lsdException w:name="heading 3" w:semiHidden="1" w:uiPriority="9" w:unhideWhenUsed="1" w:qFormat="1"/>
+    <w:lsdException w:name="heading 4" w:semiHidden="1" w:uiPriority="9" w:unhideWhenUsed="1" w:qFormat="1"/>
+    <w:lsdException w:name="heading 5" w:semiHidden="1" w:uiPriority="9" w:unhideWhenUsed="1" w:qFormat="1"/>
+    <w:lsdException w:name="heading 6" w:semiHidden="1" w:uiPriority="9" w:unhideWhenUsed="1" w:qFormat="1"/>
+    <w:lsdException w:name="heading 7" w:semiHidden="1" w:uiPriority="9" w:unhideWhenUsed="1" w:qFormat="1"/>
+    <w:lsdException w:name="heading 8" w:semiHidden="1" w:uiPriority="9" w:unhideWhenUsed="1" w:qFormat="1"/>
+    <w:lsdException w:name="heading 9" w:semiHidden="1" w:uiPriority="9" w:unhideWhenUsed="1" w:qFormat="1"/>
     <w:lsdException w:name="index 1" w:semiHidden="1" w:unhideWhenUsed="1"/>
     <w:lsdException w:name="index 2" w:semiHidden="1" w:unhideWhenUsed="1"/>
     <w:lsdException w:name="index 3" w:semiHidden="1" w:unhideWhenUsed="1"/>
@@ -11216,22 +11161,22 @@
     <w:lsdException w:name="index 7" w:semiHidden="1" w:unhideWhenUsed="1"/>
     <w:lsdException w:name="index 8" w:semiHidden="1" w:unhideWhenUsed="1"/>
     <w:lsdException w:name="index 9" w:semiHidden="1" w:unhideWhenUsed="1"/>
-    <w:lsdException w:name="toc 1" w:uiPriority="39" w:semiHidden="1" w:unhideWhenUsed="1"/>
-    <w:lsdException w:name="toc 2" w:uiPriority="39" w:semiHidden="1" w:unhideWhenUsed="1"/>
-    <w:lsdException w:name="toc 3" w:uiPriority="39" w:semiHidden="1" w:unhideWhenUsed="1"/>
-    <w:lsdException w:name="toc 4" w:uiPriority="39" w:semiHidden="1" w:unhideWhenUsed="1"/>
-    <w:lsdException w:name="toc 5" w:uiPriority="39" w:semiHidden="1" w:unhideWhenUsed="1"/>
-    <w:lsdException w:name="toc 6" w:uiPriority="39" w:semiHidden="1" w:unhideWhenUsed="1"/>
-    <w:lsdException w:name="toc 7" w:uiPriority="39" w:semiHidden="1" w:unhideWhenUsed="1"/>
-    <w:lsdException w:name="toc 8" w:uiPriority="39" w:semiHidden="1" w:unhideWhenUsed="1"/>
-    <w:lsdException w:name="toc 9" w:uiPriority="39" w:semiHidden="1" w:unhideWhenUsed="1"/>
+    <w:lsdException w:name="toc 1" w:semiHidden="1" w:uiPriority="39" w:unhideWhenUsed="1"/>
+    <w:lsdException w:name="toc 2" w:semiHidden="1" w:uiPriority="39" w:unhideWhenUsed="1"/>
+    <w:lsdException w:name="toc 3" w:semiHidden="1" w:uiPriority="39" w:unhideWhenUsed="1"/>
+    <w:lsdException w:name="toc 4" w:semiHidden="1" w:uiPriority="39" w:unhideWhenUsed="1"/>
+    <w:lsdException w:name="toc 5" w:semiHidden="1" w:uiPriority="39" w:unhideWhenUsed="1"/>
+    <w:lsdException w:name="toc 6" w:semiHidden="1" w:uiPriority="39" w:unhideWhenUsed="1"/>
+    <w:lsdException w:name="toc 7" w:semiHidden="1" w:uiPriority="39" w:unhideWhenUsed="1"/>
+    <w:lsdException w:name="toc 8" w:semiHidden="1" w:uiPriority="39" w:unhideWhenUsed="1"/>
+    <w:lsdException w:name="toc 9" w:semiHidden="1" w:uiPriority="39" w:unhideWhenUsed="1"/>
     <w:lsdException w:name="Normal Indent" w:semiHidden="1" w:unhideWhenUsed="1"/>
     <w:lsdException w:name="footnote text" w:semiHidden="1" w:unhideWhenUsed="1"/>
     <w:lsdException w:name="annotation text" w:semiHidden="1" w:unhideWhenUsed="1"/>
-    <w:lsdException w:name="header" w:uiPriority="0" w:semiHidden="1" w:unhideWhenUsed="1"/>
+    <w:lsdException w:name="header" w:semiHidden="1" w:uiPriority="0" w:unhideWhenUsed="1"/>
     <w:lsdException w:name="footer" w:semiHidden="1" w:unhideWhenUsed="1"/>
     <w:lsdException w:name="index heading" w:semiHidden="1" w:unhideWhenUsed="1"/>
-    <w:lsdException w:name="caption" w:uiPriority="35" w:semiHidden="1" w:unhideWhenUsed="1" w:qFormat="1"/>
+    <w:lsdException w:name="caption" w:semiHidden="1" w:uiPriority="35" w:unhideWhenUsed="1" w:qFormat="1"/>
     <w:lsdException w:name="table of figures" w:semiHidden="1" w:unhideWhenUsed="1"/>
     <w:lsdException w:name="envelope address" w:semiHidden="1" w:unhideWhenUsed="1"/>
     <w:lsdException w:name="envelope return" w:semiHidden="1" w:unhideWhenUsed="1"/>
@@ -11262,7 +11207,7 @@
     <w:lsdException w:name="Title" w:uiPriority="10"/>
     <w:lsdException w:name="Closing" w:semiHidden="1" w:unhideWhenUsed="1"/>
     <w:lsdException w:name="Signature" w:semiHidden="1" w:unhideWhenUsed="1"/>
-    <w:lsdException w:name="Default Paragraph Font" w:uiPriority="1" w:semiHidden="1" w:unhideWhenUsed="1"/>
+    <w:lsdException w:name="Default Paragraph Font" w:semiHidden="1" w:uiPriority="1" w:unhideWhenUsed="1"/>
     <w:lsdException w:name="Body Text" w:semiHidden="1" w:unhideWhenUsed="1"/>
     <w:lsdException w:name="Body Text Indent" w:semiHidden="1" w:unhideWhenUsed="1"/>
     <w:lsdException w:name="List Continue" w:semiHidden="1" w:unhideWhenUsed="1"/>
@@ -11462,8 +11407,8 @@
     <w:lsdException w:name="Subtle Reference" w:uiPriority="31" w:qFormat="1"/>
     <w:lsdException w:name="Intense Reference" w:uiPriority="32" w:qFormat="1"/>
     <w:lsdException w:name="Book Title" w:uiPriority="33" w:qFormat="1"/>
-    <w:lsdException w:name="Bibliography" w:uiPriority="37" w:semiHidden="1" w:unhideWhenUsed="1"/>
-    <w:lsdException w:name="TOC Heading" w:uiPriority="39" w:semiHidden="1" w:unhideWhenUsed="1" w:qFormat="1"/>
+    <w:lsdException w:name="Bibliography" w:semiHidden="1" w:uiPriority="37" w:unhideWhenUsed="1"/>
+    <w:lsdException w:name="TOC Heading" w:semiHidden="1" w:uiPriority="39" w:unhideWhenUsed="1" w:qFormat="1"/>
     <w:lsdException w:name="Plain Table 1" w:uiPriority="41"/>
     <w:lsdException w:name="Plain Table 2" w:uiPriority="42"/>
     <w:lsdException w:name="Plain Table 3" w:uiPriority="43"/>
@@ -11574,7 +11519,7 @@
     <w:lsdException w:name="Unresolved Mention" w:semiHidden="1" w:unhideWhenUsed="1"/>
     <w:lsdException w:name="Smart Link" w:semiHidden="1" w:unhideWhenUsed="1"/>
   </w:latentStyles>
-  <w:style w:type="paragraph" w:styleId="Standard" w:default="1">
+  <w:style w:type="paragraph" w:default="1" w:styleId="Normal">
     <w:name w:val="Normal"/>
     <w:qFormat/>
     <w:rsid w:val="00C56D25"/>
@@ -11588,11 +11533,11 @@
       <w:lang w:eastAsia="de-DE"/>
     </w:rPr>
   </w:style>
-  <w:style w:type="paragraph" w:styleId="berschrift1">
+  <w:style w:type="paragraph" w:styleId="Heading1">
     <w:name w:val="heading 1"/>
-    <w:basedOn w:val="Standard"/>
-    <w:next w:val="Standard"/>
-    <w:link w:val="berschrift1Zchn"/>
+    <w:basedOn w:val="Normal"/>
+    <w:next w:val="Normal"/>
+    <w:link w:val="Heading1Char"/>
     <w:uiPriority w:val="9"/>
     <w:qFormat/>
     <w:rsid w:val="00665E78"/>
@@ -11606,7 +11551,7 @@
       <w:outlineLvl w:val="0"/>
     </w:pPr>
     <w:rPr>
-      <w:rFonts w:ascii="Arial" w:hAnsi="Arial" w:eastAsiaTheme="majorEastAsia" w:cstheme="majorBidi"/>
+      <w:rFonts w:ascii="Arial" w:eastAsiaTheme="majorEastAsia" w:hAnsi="Arial" w:cstheme="majorBidi"/>
       <w:b/>
       <w:bCs/>
       <w:color w:val="365F91" w:themeColor="accent1" w:themeShade="BF"/>
@@ -11614,11 +11559,11 @@
       <w:szCs w:val="28"/>
     </w:rPr>
   </w:style>
-  <w:style w:type="paragraph" w:styleId="berschrift2">
+  <w:style w:type="paragraph" w:styleId="Heading2">
     <w:name w:val="heading 2"/>
-    <w:basedOn w:val="Standard"/>
-    <w:next w:val="Standard"/>
-    <w:link w:val="berschrift2Zchn"/>
+    <w:basedOn w:val="Normal"/>
+    <w:next w:val="Normal"/>
+    <w:link w:val="Heading2Char"/>
     <w:uiPriority w:val="9"/>
     <w:unhideWhenUsed/>
     <w:qFormat/>
@@ -11633,17 +11578,17 @@
       <w:outlineLvl w:val="1"/>
     </w:pPr>
     <w:rPr>
-      <w:rFonts w:ascii="Arial" w:hAnsi="Arial" w:eastAsiaTheme="majorEastAsia" w:cstheme="majorBidi"/>
+      <w:rFonts w:ascii="Arial" w:eastAsiaTheme="majorEastAsia" w:hAnsi="Arial" w:cstheme="majorBidi"/>
       <w:color w:val="365F91" w:themeColor="accent1" w:themeShade="BF"/>
       <w:sz w:val="28"/>
       <w:szCs w:val="26"/>
     </w:rPr>
   </w:style>
-  <w:style w:type="paragraph" w:styleId="berschrift3">
+  <w:style w:type="paragraph" w:styleId="Heading3">
     <w:name w:val="heading 3"/>
-    <w:basedOn w:val="Standard"/>
-    <w:next w:val="Standard"/>
-    <w:link w:val="berschrift3Zchn"/>
+    <w:basedOn w:val="Normal"/>
+    <w:next w:val="Normal"/>
+    <w:link w:val="Heading3Char"/>
     <w:uiPriority w:val="9"/>
     <w:unhideWhenUsed/>
     <w:qFormat/>
@@ -11661,13 +11606,13 @@
       <w:szCs w:val="26"/>
     </w:rPr>
   </w:style>
-  <w:style w:type="character" w:styleId="Absatz-Standardschriftart" w:default="1">
+  <w:style w:type="character" w:default="1" w:styleId="DefaultParagraphFont">
     <w:name w:val="Default Paragraph Font"/>
     <w:uiPriority w:val="1"/>
     <w:semiHidden/>
     <w:unhideWhenUsed/>
   </w:style>
-  <w:style w:type="table" w:styleId="NormaleTabelle" w:default="1">
+  <w:style w:type="table" w:default="1" w:styleId="TableNormal">
     <w:name w:val="Normal Table"/>
     <w:uiPriority w:val="99"/>
     <w:semiHidden/>
@@ -11682,17 +11627,17 @@
       </w:tblCellMar>
     </w:tblPr>
   </w:style>
-  <w:style w:type="numbering" w:styleId="KeineListe" w:default="1">
+  <w:style w:type="numbering" w:default="1" w:styleId="NoList">
     <w:name w:val="No List"/>
     <w:uiPriority w:val="99"/>
     <w:semiHidden/>
     <w:unhideWhenUsed/>
   </w:style>
-  <w:style w:type="paragraph" w:styleId="Titel">
+  <w:style w:type="paragraph" w:styleId="Title">
     <w:name w:val="Title"/>
     <w:aliases w:val="Diplom"/>
-    <w:basedOn w:val="Standard"/>
-    <w:link w:val="TitelZchn"/>
+    <w:basedOn w:val="Normal"/>
+    <w:link w:val="TitleChar"/>
     <w:uiPriority w:val="10"/>
     <w:rsid w:val="00B24BB9"/>
     <w:pPr>
@@ -11708,15 +11653,15 @@
       <w:szCs w:val="32"/>
     </w:rPr>
   </w:style>
-  <w:style w:type="character" w:styleId="TitelZchn" w:customStyle="1">
-    <w:name w:val="Titel Zchn"/>
-    <w:aliases w:val="Diplom Zchn"/>
-    <w:basedOn w:val="Absatz-Standardschriftart"/>
-    <w:link w:val="Titel"/>
+  <w:style w:type="character" w:customStyle="1" w:styleId="TitleChar">
+    <w:name w:val="Title Char"/>
+    <w:aliases w:val="Diplom Char"/>
+    <w:basedOn w:val="DefaultParagraphFont"/>
+    <w:link w:val="Title"/>
     <w:uiPriority w:val="10"/>
     <w:rsid w:val="00B24BB9"/>
     <w:rPr>
-      <w:rFonts w:ascii="Arial" w:hAnsi="Arial" w:eastAsia="Times New Roman" w:cs="Arial"/>
+      <w:rFonts w:ascii="Arial" w:eastAsia="Times New Roman" w:hAnsi="Arial" w:cs="Arial"/>
       <w:b/>
       <w:bCs/>
       <w:kern w:val="28"/>
@@ -11725,10 +11670,10 @@
       <w:lang w:eastAsia="de-DE"/>
     </w:rPr>
   </w:style>
-  <w:style w:type="paragraph" w:styleId="Kopfzeile">
+  <w:style w:type="paragraph" w:styleId="Header">
     <w:name w:val="header"/>
-    <w:basedOn w:val="Standard"/>
-    <w:link w:val="KopfzeileZchn"/>
+    <w:basedOn w:val="Normal"/>
+    <w:link w:val="HeaderChar"/>
     <w:rsid w:val="00B24BB9"/>
     <w:pPr>
       <w:tabs>
@@ -11737,22 +11682,22 @@
       </w:tabs>
     </w:pPr>
   </w:style>
-  <w:style w:type="character" w:styleId="KopfzeileZchn" w:customStyle="1">
-    <w:name w:val="Kopfzeile Zchn"/>
-    <w:basedOn w:val="Absatz-Standardschriftart"/>
-    <w:link w:val="Kopfzeile"/>
+  <w:style w:type="character" w:customStyle="1" w:styleId="HeaderChar">
+    <w:name w:val="Header Char"/>
+    <w:basedOn w:val="DefaultParagraphFont"/>
+    <w:link w:val="Header"/>
     <w:rsid w:val="00B24BB9"/>
     <w:rPr>
-      <w:rFonts w:ascii="Times New Roman" w:hAnsi="Times New Roman" w:eastAsia="Times New Roman" w:cs="Times New Roman"/>
+      <w:rFonts w:ascii="Times New Roman" w:eastAsia="Times New Roman" w:hAnsi="Times New Roman" w:cs="Times New Roman"/>
       <w:sz w:val="24"/>
       <w:szCs w:val="24"/>
       <w:lang w:eastAsia="de-DE"/>
     </w:rPr>
   </w:style>
-  <w:style w:type="paragraph" w:styleId="Fuzeile">
+  <w:style w:type="paragraph" w:styleId="Footer">
     <w:name w:val="footer"/>
-    <w:basedOn w:val="Standard"/>
-    <w:link w:val="FuzeileZchn"/>
+    <w:basedOn w:val="Normal"/>
+    <w:link w:val="FooterChar"/>
     <w:uiPriority w:val="99"/>
     <w:rsid w:val="00B24BB9"/>
     <w:pPr>
@@ -11762,23 +11707,23 @@
       </w:tabs>
     </w:pPr>
   </w:style>
-  <w:style w:type="character" w:styleId="FuzeileZchn" w:customStyle="1">
-    <w:name w:val="Fußzeile Zchn"/>
-    <w:basedOn w:val="Absatz-Standardschriftart"/>
-    <w:link w:val="Fuzeile"/>
+  <w:style w:type="character" w:customStyle="1" w:styleId="FooterChar">
+    <w:name w:val="Footer Char"/>
+    <w:basedOn w:val="DefaultParagraphFont"/>
+    <w:link w:val="Footer"/>
     <w:uiPriority w:val="99"/>
     <w:rsid w:val="00B24BB9"/>
     <w:rPr>
-      <w:rFonts w:ascii="Times New Roman" w:hAnsi="Times New Roman" w:eastAsia="Times New Roman" w:cs="Times New Roman"/>
+      <w:rFonts w:ascii="Times New Roman" w:eastAsia="Times New Roman" w:hAnsi="Times New Roman" w:cs="Times New Roman"/>
       <w:sz w:val="24"/>
       <w:szCs w:val="24"/>
       <w:lang w:eastAsia="de-DE"/>
     </w:rPr>
   </w:style>
-  <w:style w:type="paragraph" w:styleId="Sprechblasentext">
+  <w:style w:type="paragraph" w:styleId="BalloonText">
     <w:name w:val="Balloon Text"/>
-    <w:basedOn w:val="Standard"/>
-    <w:link w:val="SprechblasentextZchn"/>
+    <w:basedOn w:val="Normal"/>
+    <w:link w:val="BalloonTextChar"/>
     <w:uiPriority w:val="99"/>
     <w:semiHidden/>
     <w:unhideWhenUsed/>
@@ -11789,24 +11734,24 @@
       <w:szCs w:val="16"/>
     </w:rPr>
   </w:style>
-  <w:style w:type="character" w:styleId="SprechblasentextZchn" w:customStyle="1">
-    <w:name w:val="Sprechblasentext Zchn"/>
-    <w:basedOn w:val="Absatz-Standardschriftart"/>
-    <w:link w:val="Sprechblasentext"/>
+  <w:style w:type="character" w:customStyle="1" w:styleId="BalloonTextChar">
+    <w:name w:val="Balloon Text Char"/>
+    <w:basedOn w:val="DefaultParagraphFont"/>
+    <w:link w:val="BalloonText"/>
     <w:uiPriority w:val="99"/>
     <w:semiHidden/>
     <w:rsid w:val="00B24BB9"/>
     <w:rPr>
-      <w:rFonts w:ascii="Tahoma" w:hAnsi="Tahoma" w:eastAsia="Times New Roman" w:cs="Tahoma"/>
+      <w:rFonts w:ascii="Tahoma" w:eastAsia="Times New Roman" w:hAnsi="Tahoma" w:cs="Tahoma"/>
       <w:sz w:val="16"/>
       <w:szCs w:val="16"/>
       <w:lang w:eastAsia="de-DE"/>
     </w:rPr>
   </w:style>
-  <w:style w:type="paragraph" w:styleId="Untertitel">
+  <w:style w:type="paragraph" w:styleId="Subtitle">
     <w:name w:val="Subtitle"/>
-    <w:basedOn w:val="Standard"/>
-    <w:link w:val="UntertitelZchn"/>
+    <w:basedOn w:val="Normal"/>
+    <w:link w:val="SubtitleChar"/>
     <w:rsid w:val="00B24BB9"/>
     <w:pPr>
       <w:ind w:firstLine="708"/>
@@ -11819,27 +11764,27 @@
       <w:lang w:val="de-DE"/>
     </w:rPr>
   </w:style>
-  <w:style w:type="character" w:styleId="UntertitelZchn" w:customStyle="1">
-    <w:name w:val="Untertitel Zchn"/>
-    <w:basedOn w:val="Absatz-Standardschriftart"/>
-    <w:link w:val="Untertitel"/>
+  <w:style w:type="character" w:customStyle="1" w:styleId="SubtitleChar">
+    <w:name w:val="Subtitle Char"/>
+    <w:basedOn w:val="DefaultParagraphFont"/>
+    <w:link w:val="Subtitle"/>
     <w:rsid w:val="00B24BB9"/>
     <w:rPr>
-      <w:rFonts w:ascii="Times New Roman" w:hAnsi="Times New Roman" w:eastAsia="Times New Roman" w:cs="Times New Roman"/>
+      <w:rFonts w:ascii="Times New Roman" w:eastAsia="Times New Roman" w:hAnsi="Times New Roman" w:cs="Times New Roman"/>
       <w:b/>
       <w:sz w:val="28"/>
       <w:szCs w:val="20"/>
       <w:lang w:val="de-DE" w:eastAsia="de-DE"/>
     </w:rPr>
   </w:style>
-  <w:style w:type="character" w:styleId="berschrift1Zchn" w:customStyle="1">
-    <w:name w:val="Überschrift 1 Zchn"/>
-    <w:basedOn w:val="Absatz-Standardschriftart"/>
-    <w:link w:val="berschrift1"/>
+  <w:style w:type="character" w:customStyle="1" w:styleId="Heading1Char">
+    <w:name w:val="Heading 1 Char"/>
+    <w:basedOn w:val="DefaultParagraphFont"/>
+    <w:link w:val="Heading1"/>
     <w:uiPriority w:val="9"/>
     <w:rsid w:val="00665E78"/>
     <w:rPr>
-      <w:rFonts w:ascii="Arial" w:hAnsi="Arial" w:eastAsiaTheme="majorEastAsia" w:cstheme="majorBidi"/>
+      <w:rFonts w:ascii="Arial" w:eastAsiaTheme="majorEastAsia" w:hAnsi="Arial" w:cstheme="majorBidi"/>
       <w:b/>
       <w:bCs/>
       <w:color w:val="365F91" w:themeColor="accent1" w:themeShade="BF"/>
@@ -11848,10 +11793,10 @@
       <w:lang w:eastAsia="de-DE"/>
     </w:rPr>
   </w:style>
-  <w:style w:type="paragraph" w:styleId="Inhaltsverzeichnisberschrift">
+  <w:style w:type="paragraph" w:styleId="TOCHeading">
     <w:name w:val="TOC Heading"/>
-    <w:basedOn w:val="berschrift1"/>
-    <w:next w:val="Standard"/>
+    <w:basedOn w:val="Heading1"/>
+    <w:next w:val="Normal"/>
     <w:uiPriority w:val="39"/>
     <w:unhideWhenUsed/>
     <w:qFormat/>
@@ -11871,10 +11816,10 @@
       <w:lang w:val="de-DE" w:eastAsia="de-AT"/>
     </w:rPr>
   </w:style>
-  <w:style w:type="paragraph" w:styleId="Verzeichnis1">
+  <w:style w:type="paragraph" w:styleId="TOC1">
     <w:name w:val="toc 1"/>
-    <w:basedOn w:val="Standard"/>
-    <w:next w:val="Standard"/>
+    <w:basedOn w:val="Normal"/>
+    <w:next w:val="Normal"/>
     <w:autoRedefine/>
     <w:uiPriority w:val="39"/>
     <w:unhideWhenUsed/>
@@ -11885,7 +11830,7 @@
   </w:style>
   <w:style w:type="character" w:styleId="Hyperlink">
     <w:name w:val="Hyperlink"/>
-    <w:basedOn w:val="Absatz-Standardschriftart"/>
+    <w:basedOn w:val="DefaultParagraphFont"/>
     <w:uiPriority w:val="99"/>
     <w:unhideWhenUsed/>
     <w:rsid w:val="00F604FA"/>
@@ -11894,9 +11839,9 @@
       <w:u w:val="single"/>
     </w:rPr>
   </w:style>
-  <w:style w:type="paragraph" w:styleId="Unterberschrift" w:customStyle="1">
+  <w:style w:type="paragraph" w:customStyle="1" w:styleId="Unterberschrift">
     <w:name w:val="Unterüberschrift"/>
-    <w:basedOn w:val="Titel"/>
+    <w:basedOn w:val="Title"/>
     <w:rsid w:val="00F604FA"/>
     <w:pPr>
       <w:tabs>
@@ -11911,14 +11856,14 @@
       <w:u w:val="single"/>
     </w:rPr>
   </w:style>
-  <w:style w:type="character" w:styleId="berschrift3Zchn" w:customStyle="1">
-    <w:name w:val="Überschrift 3 Zchn"/>
-    <w:basedOn w:val="Absatz-Standardschriftart"/>
-    <w:link w:val="berschrift3"/>
+  <w:style w:type="character" w:customStyle="1" w:styleId="Heading3Char">
+    <w:name w:val="Heading 3 Char"/>
+    <w:basedOn w:val="DefaultParagraphFont"/>
+    <w:link w:val="Heading3"/>
     <w:uiPriority w:val="9"/>
     <w:rsid w:val="001C25CD"/>
     <w:rPr>
-      <w:rFonts w:ascii="Arial" w:hAnsi="Arial" w:eastAsia="Times New Roman" w:cs="Times New Roman"/>
+      <w:rFonts w:ascii="Arial" w:eastAsia="Times New Roman" w:hAnsi="Arial" w:cs="Times New Roman"/>
       <w:b/>
       <w:bCs/>
       <w:sz w:val="26"/>
@@ -11926,10 +11871,10 @@
       <w:lang w:eastAsia="de-DE"/>
     </w:rPr>
   </w:style>
-  <w:style w:type="paragraph" w:styleId="Verzeichnis2">
+  <w:style w:type="paragraph" w:styleId="TOC2">
     <w:name w:val="toc 2"/>
-    <w:basedOn w:val="Standard"/>
-    <w:next w:val="Standard"/>
+    <w:basedOn w:val="Normal"/>
+    <w:next w:val="Normal"/>
     <w:autoRedefine/>
     <w:uiPriority w:val="39"/>
     <w:unhideWhenUsed/>
@@ -11939,10 +11884,10 @@
       <w:ind w:left="240"/>
     </w:pPr>
   </w:style>
-  <w:style w:type="paragraph" w:styleId="Verzeichnis3">
+  <w:style w:type="paragraph" w:styleId="TOC3">
     <w:name w:val="toc 3"/>
-    <w:basedOn w:val="Standard"/>
-    <w:next w:val="Standard"/>
+    <w:basedOn w:val="Normal"/>
+    <w:next w:val="Normal"/>
     <w:autoRedefine/>
     <w:uiPriority w:val="39"/>
     <w:unhideWhenUsed/>
@@ -11952,9 +11897,9 @@
       <w:ind w:left="480"/>
     </w:pPr>
   </w:style>
-  <w:style w:type="paragraph" w:styleId="Listenabsatz">
+  <w:style w:type="paragraph" w:styleId="ListParagraph">
     <w:name w:val="List Paragraph"/>
-    <w:basedOn w:val="Standard"/>
+    <w:basedOn w:val="Normal"/>
     <w:uiPriority w:val="34"/>
     <w:qFormat/>
     <w:rsid w:val="0038430A"/>
@@ -11963,9 +11908,9 @@
       <w:contextualSpacing/>
     </w:pPr>
   </w:style>
-  <w:style w:type="paragraph" w:styleId="Standard1" w:customStyle="1">
+  <w:style w:type="paragraph" w:customStyle="1" w:styleId="Standard1">
     <w:name w:val="Standard1"/>
-    <w:basedOn w:val="Titel"/>
+    <w:basedOn w:val="Title"/>
     <w:rsid w:val="00D965C4"/>
     <w:pPr>
       <w:tabs>
@@ -11979,9 +11924,9 @@
       <w:szCs w:val="24"/>
     </w:rPr>
   </w:style>
-  <w:style w:type="paragraph" w:styleId="norm" w:customStyle="1">
+  <w:style w:type="paragraph" w:customStyle="1" w:styleId="norm">
     <w:name w:val="norm"/>
-    <w:basedOn w:val="Standard"/>
+    <w:basedOn w:val="Normal"/>
     <w:rsid w:val="00D965C4"/>
     <w:rPr>
       <w:rFonts w:ascii="Arial" w:hAnsi="Arial" w:cs="Arial"/>
@@ -11989,9 +11934,9 @@
       <w:lang w:val="de-DE"/>
     </w:rPr>
   </w:style>
-  <w:style w:type="table" w:styleId="Tabellenraster">
+  <w:style w:type="table" w:styleId="TableGrid">
     <w:name w:val="Table Grid"/>
-    <w:basedOn w:val="NormaleTabelle"/>
+    <w:basedOn w:val="TableNormal"/>
     <w:uiPriority w:val="59"/>
     <w:rsid w:val="004F7CEC"/>
     <w:pPr>
@@ -11999,19 +11944,19 @@
     </w:pPr>
     <w:tblPr>
       <w:tblBorders>
-        <w:top w:val="single" w:color="auto" w:sz="4" w:space="0"/>
-        <w:left w:val="single" w:color="auto" w:sz="4" w:space="0"/>
-        <w:bottom w:val="single" w:color="auto" w:sz="4" w:space="0"/>
-        <w:right w:val="single" w:color="auto" w:sz="4" w:space="0"/>
-        <w:insideH w:val="single" w:color="auto" w:sz="4" w:space="0"/>
-        <w:insideV w:val="single" w:color="auto" w:sz="4" w:space="0"/>
+        <w:top w:val="single" w:sz="4" w:space="0" w:color="auto"/>
+        <w:left w:val="single" w:sz="4" w:space="0" w:color="auto"/>
+        <w:bottom w:val="single" w:sz="4" w:space="0" w:color="auto"/>
+        <w:right w:val="single" w:sz="4" w:space="0" w:color="auto"/>
+        <w:insideH w:val="single" w:sz="4" w:space="0" w:color="auto"/>
+        <w:insideV w:val="single" w:sz="4" w:space="0" w:color="auto"/>
       </w:tblBorders>
     </w:tblPr>
   </w:style>
-  <w:style w:type="paragraph" w:styleId="Beschriftung">
+  <w:style w:type="paragraph" w:styleId="Caption">
     <w:name w:val="caption"/>
-    <w:basedOn w:val="Standard"/>
-    <w:next w:val="Standard"/>
+    <w:basedOn w:val="Normal"/>
+    <w:next w:val="Normal"/>
     <w:uiPriority w:val="35"/>
     <w:unhideWhenUsed/>
     <w:qFormat/>
@@ -12027,9 +11972,9 @@
       <w:szCs w:val="18"/>
     </w:rPr>
   </w:style>
-  <w:style w:type="character" w:styleId="Platzhaltertext">
+  <w:style w:type="character" w:styleId="PlaceholderText">
     <w:name w:val="Placeholder Text"/>
-    <w:basedOn w:val="Absatz-Standardschriftart"/>
+    <w:basedOn w:val="DefaultParagraphFont"/>
     <w:uiPriority w:val="99"/>
     <w:semiHidden/>
     <w:rsid w:val="00F91F9A"/>
@@ -12037,23 +11982,23 @@
       <w:color w:val="808080"/>
     </w:rPr>
   </w:style>
-  <w:style w:type="character" w:styleId="berschrift2Zchn" w:customStyle="1">
-    <w:name w:val="Überschrift 2 Zchn"/>
-    <w:basedOn w:val="Absatz-Standardschriftart"/>
-    <w:link w:val="berschrift2"/>
+  <w:style w:type="character" w:customStyle="1" w:styleId="Heading2Char">
+    <w:name w:val="Heading 2 Char"/>
+    <w:basedOn w:val="DefaultParagraphFont"/>
+    <w:link w:val="Heading2"/>
     <w:uiPriority w:val="9"/>
     <w:rsid w:val="00665E78"/>
     <w:rPr>
-      <w:rFonts w:ascii="Arial" w:hAnsi="Arial" w:eastAsiaTheme="majorEastAsia" w:cstheme="majorBidi"/>
+      <w:rFonts w:ascii="Arial" w:eastAsiaTheme="majorEastAsia" w:hAnsi="Arial" w:cstheme="majorBidi"/>
       <w:color w:val="365F91" w:themeColor="accent1" w:themeShade="BF"/>
       <w:sz w:val="28"/>
       <w:szCs w:val="26"/>
       <w:lang w:eastAsia="de-DE"/>
     </w:rPr>
   </w:style>
-  <w:style w:type="table" w:styleId="EinfacheTabelle4">
+  <w:style w:type="table" w:styleId="PlainTable4">
     <w:name w:val="Plain Table 4"/>
-    <w:basedOn w:val="NormaleTabelle"/>
+    <w:basedOn w:val="TableNormal"/>
     <w:uiPriority w:val="44"/>
     <w:rsid w:val="00F90E12"/>
     <w:pPr>
